--- a/ADG/08장/8장_실습문제_추가서술형_정답.docx
+++ b/ADG/08장/8장_실습문제_추가서술형_정답.docx
@@ -50,27 +50,107 @@
       <w:r>
         <w:rPr>
           <w:rFonts w:ascii="맑은 고딕" w:hAnsi="맑은 고딕" w:eastAsia="맑은 고딕"/>
-          <w:sz w:val="21"/>
-        </w:rPr>
-        <w:t>**자동화되는 것**은 테이블스페이스 추가·삭제, 데이터 파일 추가, 데이터 파일 크기 변경(resize), PDB 추가·삭제다. PDB의 경우 GUID 디렉터리와 그 아래 `datafile` 디렉터리까지 만들어진다.</w:t>
+          <w:b/>
+          <w:sz w:val="21"/>
+        </w:rPr>
+        <w:t xml:space="preserve">자동화되는 것</w:t>
+      </w:r>
+      <w:r>
+        <w:rPr>
+          <w:rFonts w:ascii="맑은 고딕" w:hAnsi="맑은 고딕" w:eastAsia="맑은 고딕"/>
+          <w:sz w:val="21"/>
+        </w:rPr>
+        <w:t xml:space="preserve">은 테이블스페이스 추가·삭제, 데이터 파일 추가, 데이터 파일 크기 변경(resize), PDB 추가·삭제다. PDB의 경우 GUID 디렉터리와 그 아래 </w:t>
+      </w:r>
+      <w:r>
+        <w:rPr>
+          <w:rFonts w:ascii="Consolas" w:hAnsi="Consolas" w:eastAsia="맑은 고딕"/>
+          <w:sz w:val="21"/>
+        </w:rPr>
+        <w:t xml:space="preserve">datafile</w:t>
+      </w:r>
+      <w:r>
+        <w:rPr>
+          <w:rFonts w:ascii="맑은 고딕" w:hAnsi="맑은 고딕" w:eastAsia="맑은 고딕"/>
+          <w:sz w:val="21"/>
+        </w:rPr>
+        <w:t xml:space="preserve"> 디렉터리까지 만들어진다.</w:t>
       </w:r>
     </w:p>
     <w:p>
       <w:r>
         <w:rPr>
           <w:rFonts w:ascii="맑은 고딕" w:hAnsi="맑은 고딕" w:eastAsia="맑은 고딕"/>
-          <w:sz w:val="21"/>
-        </w:rPr>
-        <w:t>**자동화되지 않는 것**은 온라인 리두 로그 그룹 추가와 SRL 추가다. 오류도 경고도 없이 반영되지 않는다.</w:t>
+          <w:b/>
+          <w:sz w:val="21"/>
+        </w:rPr>
+        <w:t xml:space="preserve">자동화되지 않는 것</w:t>
+      </w:r>
+      <w:r>
+        <w:rPr>
+          <w:rFonts w:ascii="맑은 고딕" w:hAnsi="맑은 고딕" w:eastAsia="맑은 고딕"/>
+          <w:sz w:val="21"/>
+        </w:rPr>
+        <w:t xml:space="preserve">은 온라인 리두 로그 그룹 추가와 SRL 추가다. 오류도 경고도 없이 반영되지 않는다.</w:t>
       </w:r>
     </w:p>
     <w:p>
       <w:r>
         <w:rPr>
           <w:rFonts w:ascii="맑은 고딕" w:hAnsi="맑은 고딕" w:eastAsia="맑은 고딕"/>
-          <w:sz w:val="21"/>
-        </w:rPr>
-        <w:t>**동작을 결정하는 것은 Standby 쪽 값**이다. 근거는 역할 분담에 있다. 파일을 따라 만드는 주체가 Standby의 MRP이기 때문이다. 실측이 이를 확인해 준다. Standby만 `MANUAL`로 바꾸고 Primary는 `AUTO`로 두었는데 `UNNAMED00016`이 만들어지고 MRP가 죽었다. Primary 쪽 값은 아무 영향이 없었다.</w:t>
+          <w:b/>
+          <w:sz w:val="21"/>
+        </w:rPr>
+        <w:t xml:space="preserve">동작을 결정하는 것은 Standby 쪽 값</w:t>
+      </w:r>
+      <w:r>
+        <w:rPr>
+          <w:rFonts w:ascii="맑은 고딕" w:hAnsi="맑은 고딕" w:eastAsia="맑은 고딕"/>
+          <w:sz w:val="21"/>
+        </w:rPr>
+        <w:t xml:space="preserve">이다. 근거는 역할 분담에 있다. 파일을 따라 만드는 주체가 Standby의 MRP이기 때문이다. 실측이 이를 확인해 준다. Standby만 </w:t>
+      </w:r>
+      <w:r>
+        <w:rPr>
+          <w:rFonts w:ascii="Consolas" w:hAnsi="Consolas" w:eastAsia="맑은 고딕"/>
+          <w:sz w:val="21"/>
+        </w:rPr>
+        <w:t xml:space="preserve">MANUAL</w:t>
+      </w:r>
+      <w:r>
+        <w:rPr>
+          <w:rFonts w:ascii="맑은 고딕" w:hAnsi="맑은 고딕" w:eastAsia="맑은 고딕"/>
+          <w:sz w:val="21"/>
+        </w:rPr>
+        <w:t xml:space="preserve">로 바꾸고 Primary는 </w:t>
+      </w:r>
+      <w:r>
+        <w:rPr>
+          <w:rFonts w:ascii="Consolas" w:hAnsi="Consolas" w:eastAsia="맑은 고딕"/>
+          <w:sz w:val="21"/>
+        </w:rPr>
+        <w:t xml:space="preserve">AUTO</w:t>
+      </w:r>
+      <w:r>
+        <w:rPr>
+          <w:rFonts w:ascii="맑은 고딕" w:hAnsi="맑은 고딕" w:eastAsia="맑은 고딕"/>
+          <w:sz w:val="21"/>
+        </w:rPr>
+        <w:t xml:space="preserve">로 두었는데 </w:t>
+      </w:r>
+      <w:r>
+        <w:rPr>
+          <w:rFonts w:ascii="Consolas" w:hAnsi="Consolas" w:eastAsia="맑은 고딕"/>
+          <w:sz w:val="21"/>
+        </w:rPr>
+        <w:t xml:space="preserve">UNNAMED00016</w:t>
+      </w:r>
+      <w:r>
+        <w:rPr>
+          <w:rFonts w:ascii="맑은 고딕" w:hAnsi="맑은 고딕" w:eastAsia="맑은 고딕"/>
+          <w:sz w:val="21"/>
+        </w:rPr>
+        <w:t xml:space="preserve">이 만들어지고 MRP가 죽었다. Primary 쪽 값은 아무 영향이 없었다.</w:t>
       </w:r>
     </w:p>
     <w:p>
@@ -88,7 +168,36 @@
           <w:rFonts w:ascii="맑은 고딕" w:hAnsi="맑은 고딕" w:eastAsia="맑은 고딕"/>
           <w:sz w:val="21"/>
         </w:rPr>
-        <w:t>실무에서 주의할 점은 **확인 위치**다. Primary에서 `AUTO`를 확인하고 안심하는 것이 흔한 실수다. 반드시 Standby에서 조회한다.</w:t>
+        <w:t xml:space="preserve">실무에서 주의할 점은 </w:t>
+      </w:r>
+      <w:r>
+        <w:rPr>
+          <w:rFonts w:ascii="맑은 고딕" w:hAnsi="맑은 고딕" w:eastAsia="맑은 고딕"/>
+          <w:b/>
+          <w:sz w:val="21"/>
+        </w:rPr>
+        <w:t xml:space="preserve">확인 위치</w:t>
+      </w:r>
+      <w:r>
+        <w:rPr>
+          <w:rFonts w:ascii="맑은 고딕" w:hAnsi="맑은 고딕" w:eastAsia="맑은 고딕"/>
+          <w:sz w:val="21"/>
+        </w:rPr>
+        <w:t xml:space="preserve">다. Primary에서 </w:t>
+      </w:r>
+      <w:r>
+        <w:rPr>
+          <w:rFonts w:ascii="Consolas" w:hAnsi="Consolas" w:eastAsia="맑은 고딕"/>
+          <w:sz w:val="21"/>
+        </w:rPr>
+        <w:t xml:space="preserve">AUTO</w:t>
+      </w:r>
+      <w:r>
+        <w:rPr>
+          <w:rFonts w:ascii="맑은 고딕" w:hAnsi="맑은 고딕" w:eastAsia="맑은 고딕"/>
+          <w:sz w:val="21"/>
+        </w:rPr>
+        <w:t xml:space="preserve">를 확인하고 안심하는 것이 흔한 실수다. 반드시 Standby에서 조회한다.</w:t>
       </w:r>
     </w:p>
     <w:p>
@@ -125,7 +234,35 @@
           <w:rFonts w:ascii="맑은 고딕" w:hAnsi="맑은 고딕" w:eastAsia="맑은 고딕"/>
           <w:sz w:val="21"/>
         </w:rPr>
-        <w:t>실측에서 Primary에 `/u03/app/oracle/oradata/Chicago/dg_ts1_01.dbf`(20MB)를 만들자 Standby에는 `/u03/app/oracle/oradata/BOSTON/datafile/o1_mf_dg_ts1_o8z7v7lh_.dbf`(20MB)가 생겼다.</w:t>
+        <w:t xml:space="preserve">실측에서 Primary에 </w:t>
+      </w:r>
+      <w:r>
+        <w:rPr>
+          <w:rFonts w:ascii="Consolas" w:hAnsi="Consolas" w:eastAsia="맑은 고딕"/>
+          <w:sz w:val="21"/>
+        </w:rPr>
+        <w:t xml:space="preserve">/u03/app/oracle/oradata/Chicago/dg_ts1_01.dbf</w:t>
+      </w:r>
+      <w:r>
+        <w:rPr>
+          <w:rFonts w:ascii="맑은 고딕" w:hAnsi="맑은 고딕" w:eastAsia="맑은 고딕"/>
+          <w:sz w:val="21"/>
+        </w:rPr>
+        <w:t xml:space="preserve">(20MB)를 만들자 Standby에는 </w:t>
+      </w:r>
+      <w:r>
+        <w:rPr>
+          <w:rFonts w:ascii="Consolas" w:hAnsi="Consolas" w:eastAsia="맑은 고딕"/>
+          <w:sz w:val="21"/>
+        </w:rPr>
+        <w:t xml:space="preserve">/u03/app/oracle/oradata/BOSTON/datafile/o1_mf_dg_ts1_o8z7v7lh_.dbf</w:t>
+      </w:r>
+      <w:r>
+        <w:rPr>
+          <w:rFonts w:ascii="맑은 고딕" w:hAnsi="맑은 고딕" w:eastAsia="맑은 고딕"/>
+          <w:sz w:val="21"/>
+        </w:rPr>
+        <w:t xml:space="preserve">(20MB)가 생겼다.</w:t>
       </w:r>
     </w:p>
     <w:p>
@@ -134,16 +271,95 @@
           <w:rFonts w:ascii="맑은 고딕" w:hAnsi="맑은 고딕" w:eastAsia="맑은 고딕"/>
           <w:sz w:val="21"/>
         </w:rPr>
-        <w:t>이름이 다른 이유는 6장에서 만든 비대칭 구성 때문이다. Primary는 `DB_CREATE_FILE_DEST`가 비어 있는 비OMF이므로 사람이 지정한 이름을 쓰고, Standby는 OMF이므로 오라클이 `o1_mf_&lt;테이블스페이스&gt;_&lt;유일문자열&gt;_.dbf` 규칙으로 붙인다. **각자 자기 규칙을 따르는 것**이다.</w:t>
+        <w:t xml:space="preserve">이름이 다른 이유는 6장에서 만든 비대칭 구성 때문이다. Primary는 </w:t>
+      </w:r>
+      <w:r>
+        <w:rPr>
+          <w:rFonts w:ascii="Consolas" w:hAnsi="Consolas" w:eastAsia="맑은 고딕"/>
+          <w:sz w:val="21"/>
+        </w:rPr>
+        <w:t xml:space="preserve">DB_CREATE_FILE_DEST</w:t>
+      </w:r>
+      <w:r>
+        <w:rPr>
+          <w:rFonts w:ascii="맑은 고딕" w:hAnsi="맑은 고딕" w:eastAsia="맑은 고딕"/>
+          <w:sz w:val="21"/>
+        </w:rPr>
+        <w:t xml:space="preserve">가 비어 있는 비OMF이므로 사람이 지정한 이름을 쓰고, Standby는 OMF이므로 오라클이 </w:t>
+      </w:r>
+      <w:r>
+        <w:rPr>
+          <w:rFonts w:ascii="Consolas" w:hAnsi="Consolas" w:eastAsia="맑은 고딕"/>
+          <w:sz w:val="21"/>
+        </w:rPr>
+        <w:t xml:space="preserve">o1_mf_&lt;테이블스페이스&gt;_&lt;유일문자열&gt;_.dbf</w:t>
+      </w:r>
+      <w:r>
+        <w:rPr>
+          <w:rFonts w:ascii="맑은 고딕" w:hAnsi="맑은 고딕" w:eastAsia="맑은 고딕"/>
+          <w:sz w:val="21"/>
+        </w:rPr>
+        <w:t xml:space="preserve"> 규칙으로 붙인다. </w:t>
+      </w:r>
+      <w:r>
+        <w:rPr>
+          <w:rFonts w:ascii="맑은 고딕" w:hAnsi="맑은 고딕" w:eastAsia="맑은 고딕"/>
+          <w:b/>
+          <w:sz w:val="21"/>
+        </w:rPr>
+        <w:t xml:space="preserve">각자 자기 규칙을 따르는 것</w:t>
+      </w:r>
+      <w:r>
+        <w:rPr>
+          <w:rFonts w:ascii="맑은 고딕" w:hAnsi="맑은 고딕" w:eastAsia="맑은 고딕"/>
+          <w:sz w:val="21"/>
+        </w:rPr>
+        <w:t xml:space="preserve">이다.</w:t>
       </w:r>
     </w:p>
     <w:p>
       <w:r>
         <w:rPr>
           <w:rFonts w:ascii="맑은 고딕" w:hAnsi="맑은 고딕" w:eastAsia="맑은 고딕"/>
-          <w:sz w:val="21"/>
-        </w:rPr>
-        <w:t>**이름이 달라도 문제가 없는 이유는 Data Guard가 파일을 짝지을 때 이름이 아니라 파일 번호를 쓰기 때문이다.** 실측에서 양쪽 모두 14번이었고 크기도 20MB로 같았다. `DB_FILE_NAME_CONVERT`나 `DB_CREATE_FILE_DEST`는 "새 파일을 어디에 어떤 이름으로 둘 것인가"만 정하고, 대응 관계는 번호가 유지한다.</w:t>
+          <w:b/>
+          <w:sz w:val="21"/>
+        </w:rPr>
+        <w:t xml:space="preserve">이름이 달라도 문제가 없는 이유는 Data Guard가 파일을 짝지을 때 이름이 아니라 파일 번호를 쓰기 때문이다.</w:t>
+      </w:r>
+      <w:r>
+        <w:rPr>
+          <w:rFonts w:ascii="맑은 고딕" w:hAnsi="맑은 고딕" w:eastAsia="맑은 고딕"/>
+          <w:sz w:val="21"/>
+        </w:rPr>
+        <w:t xml:space="preserve"> 실측에서 양쪽 모두 14번이었고 크기도 20MB로 같았다. </w:t>
+      </w:r>
+      <w:r>
+        <w:rPr>
+          <w:rFonts w:ascii="Consolas" w:hAnsi="Consolas" w:eastAsia="맑은 고딕"/>
+          <w:sz w:val="21"/>
+        </w:rPr>
+        <w:t xml:space="preserve">DB_FILE_NAME_CONVERT</w:t>
+      </w:r>
+      <w:r>
+        <w:rPr>
+          <w:rFonts w:ascii="맑은 고딕" w:hAnsi="맑은 고딕" w:eastAsia="맑은 고딕"/>
+          <w:sz w:val="21"/>
+        </w:rPr>
+        <w:t xml:space="preserve">나 </w:t>
+      </w:r>
+      <w:r>
+        <w:rPr>
+          <w:rFonts w:ascii="Consolas" w:hAnsi="Consolas" w:eastAsia="맑은 고딕"/>
+          <w:sz w:val="21"/>
+        </w:rPr>
+        <w:t xml:space="preserve">DB_CREATE_FILE_DEST</w:t>
+      </w:r>
+      <w:r>
+        <w:rPr>
+          <w:rFonts w:ascii="맑은 고딕" w:hAnsi="맑은 고딕" w:eastAsia="맑은 고딕"/>
+          <w:sz w:val="21"/>
+        </w:rPr>
+        <w:t xml:space="preserve">는 "새 파일을 어디에 어떤 이름으로 둘 것인가"만 정하고, 대응 관계는 번호가 유지한다.</w:t>
       </w:r>
     </w:p>
     <w:p>
@@ -152,7 +368,21 @@
           <w:rFonts w:ascii="맑은 고딕" w:hAnsi="맑은 고딕" w:eastAsia="맑은 고딕"/>
           <w:sz w:val="21"/>
         </w:rPr>
-        <w:t>오히려 이름이 다른 편이 나을 때가 있다. 두 노드의 파일 목록을 나란히 놓고 볼 때 어느 쪽 것인지 바로 구분되기 때문이다. 또 Standby 이름에 테이블스페이스 이름이 들어가므로 `dg_ts1`의 파일임을 이름만 보고 알 수 있다.</w:t>
+        <w:t xml:space="preserve">오히려 이름이 다른 편이 나을 때가 있다. 두 노드의 파일 목록을 나란히 놓고 볼 때 어느 쪽 것인지 바로 구분되기 때문이다. 또 Standby 이름에 테이블스페이스 이름이 들어가므로 </w:t>
+      </w:r>
+      <w:r>
+        <w:rPr>
+          <w:rFonts w:ascii="Consolas" w:hAnsi="Consolas" w:eastAsia="맑은 고딕"/>
+          <w:sz w:val="21"/>
+        </w:rPr>
+        <w:t xml:space="preserve">dg_ts1</w:t>
+      </w:r>
+      <w:r>
+        <w:rPr>
+          <w:rFonts w:ascii="맑은 고딕" w:hAnsi="맑은 고딕" w:eastAsia="맑은 고딕"/>
+          <w:sz w:val="21"/>
+        </w:rPr>
+        <w:t xml:space="preserve">의 파일임을 이름만 보고 알 수 있다.</w:t>
       </w:r>
     </w:p>
     <w:p>
@@ -161,7 +391,36 @@
           <w:rFonts w:ascii="맑은 고딕" w:hAnsi="맑은 고딕" w:eastAsia="맑은 고딕"/>
           <w:sz w:val="21"/>
         </w:rPr>
-        <w:t>따라서 대조도 이름이 아니라 **번호와 크기**로 한다. `SELECT file#, bytes/1024/1024 FROM v$datafile ORDER BY file#`를 양쪽에서 실행해 비교하면 된다.</w:t>
+        <w:t xml:space="preserve">따라서 대조도 이름이 아니라 </w:t>
+      </w:r>
+      <w:r>
+        <w:rPr>
+          <w:rFonts w:ascii="맑은 고딕" w:hAnsi="맑은 고딕" w:eastAsia="맑은 고딕"/>
+          <w:b/>
+          <w:sz w:val="21"/>
+        </w:rPr>
+        <w:t xml:space="preserve">번호와 크기</w:t>
+      </w:r>
+      <w:r>
+        <w:rPr>
+          <w:rFonts w:ascii="맑은 고딕" w:hAnsi="맑은 고딕" w:eastAsia="맑은 고딕"/>
+          <w:sz w:val="21"/>
+        </w:rPr>
+        <w:t xml:space="preserve">로 한다. </w:t>
+      </w:r>
+      <w:r>
+        <w:rPr>
+          <w:rFonts w:ascii="Consolas" w:hAnsi="Consolas" w:eastAsia="맑은 고딕"/>
+          <w:sz w:val="21"/>
+        </w:rPr>
+        <w:t xml:space="preserve">SELECT file#, bytes/1024/1024 FROM v$datafile ORDER BY file#</w:t>
+      </w:r>
+      <w:r>
+        <w:rPr>
+          <w:rFonts w:ascii="맑은 고딕" w:hAnsi="맑은 고딕" w:eastAsia="맑은 고딕"/>
+          <w:sz w:val="21"/>
+        </w:rPr>
+        <w:t xml:space="preserve">를 양쪽에서 실행해 비교하면 된다.</w:t>
       </w:r>
     </w:p>
     <w:p>
@@ -198,43 +457,232 @@
           <w:rFonts w:ascii="맑은 고딕" w:hAnsi="맑은 고딕" w:eastAsia="맑은 고딕"/>
           <w:sz w:val="21"/>
         </w:rPr>
-        <w:t>순서는 이렇다. **① Primary는 아무 일 없이 성공한다.** `CREATE TABLESPACE`가 정상 완료되고 경고도 지연도 없다. Primary는 Standby의 사정을 모른다.</w:t>
+        <w:t xml:space="preserve">순서는 이렇다. </w:t>
+      </w:r>
+      <w:r>
+        <w:rPr>
+          <w:rFonts w:ascii="맑은 고딕" w:hAnsi="맑은 고딕" w:eastAsia="맑은 고딕"/>
+          <w:b/>
+          <w:sz w:val="21"/>
+        </w:rPr>
+        <w:t xml:space="preserve">① Primary는 아무 일 없이 성공한다.</w:t>
+      </w:r>
+      <w:r>
+        <w:rPr>
+          <w:rFonts w:ascii="맑은 고딕" w:hAnsi="맑은 고딕" w:eastAsia="맑은 고딕"/>
+          <w:sz w:val="21"/>
+        </w:rPr>
+        <w:t xml:space="preserve"> </w:t>
+      </w:r>
+      <w:r>
+        <w:rPr>
+          <w:rFonts w:ascii="Consolas" w:hAnsi="Consolas" w:eastAsia="맑은 고딕"/>
+          <w:sz w:val="21"/>
+        </w:rPr>
+        <w:t xml:space="preserve">CREATE TABLESPACE</w:t>
+      </w:r>
+      <w:r>
+        <w:rPr>
+          <w:rFonts w:ascii="맑은 고딕" w:hAnsi="맑은 고딕" w:eastAsia="맑은 고딕"/>
+          <w:sz w:val="21"/>
+        </w:rPr>
+        <w:t xml:space="preserve">가 정상 완료되고 경고도 지연도 없다. Primary는 Standby의 사정을 모른다.</w:t>
       </w:r>
     </w:p>
     <w:p>
       <w:r>
         <w:rPr>
           <w:rFonts w:ascii="맑은 고딕" w:hAnsi="맑은 고딕" w:eastAsia="맑은 고딕"/>
-          <w:sz w:val="21"/>
-        </w:rPr>
-        <w:t>**② Standby에 `UNNAMED00016`이 만들어진다.** 경로는 `$ORACLE_HOME/dbs`, 크기는 0바이트다. 파일을 만들지 못했으므로 자리만 잡아 둔 것이며, 이름은 `UNNAMED` + 파일 번호 5자리다.</w:t>
+          <w:b/>
+          <w:sz w:val="21"/>
+        </w:rPr>
+        <w:t xml:space="preserve">② Standby에 </w:t>
+      </w:r>
+      <w:r>
+        <w:rPr>
+          <w:rFonts w:ascii="Consolas" w:hAnsi="Consolas" w:eastAsia="맑은 고딕"/>
+          <w:b/>
+          <w:sz w:val="21"/>
+        </w:rPr>
+        <w:t xml:space="preserve">UNNAMED00016</w:t>
+      </w:r>
+      <w:r>
+        <w:rPr>
+          <w:rFonts w:ascii="맑은 고딕" w:hAnsi="맑은 고딕" w:eastAsia="맑은 고딕"/>
+          <w:b/>
+          <w:sz w:val="21"/>
+        </w:rPr>
+        <w:t xml:space="preserve">이 만들어진다.</w:t>
+      </w:r>
+      <w:r>
+        <w:rPr>
+          <w:rFonts w:ascii="맑은 고딕" w:hAnsi="맑은 고딕" w:eastAsia="맑은 고딕"/>
+          <w:sz w:val="21"/>
+        </w:rPr>
+        <w:t xml:space="preserve"> 경로는 </w:t>
+      </w:r>
+      <w:r>
+        <w:rPr>
+          <w:rFonts w:ascii="Consolas" w:hAnsi="Consolas" w:eastAsia="맑은 고딕"/>
+          <w:sz w:val="21"/>
+        </w:rPr>
+        <w:t xml:space="preserve">$ORACLE_HOME/dbs</w:t>
+      </w:r>
+      <w:r>
+        <w:rPr>
+          <w:rFonts w:ascii="맑은 고딕" w:hAnsi="맑은 고딕" w:eastAsia="맑은 고딕"/>
+          <w:sz w:val="21"/>
+        </w:rPr>
+        <w:t xml:space="preserve">, 크기는 0바이트다. 파일을 만들지 못했으므로 자리만 잡아 둔 것이며, 이름은 </w:t>
+      </w:r>
+      <w:r>
+        <w:rPr>
+          <w:rFonts w:ascii="Consolas" w:hAnsi="Consolas" w:eastAsia="맑은 고딕"/>
+          <w:sz w:val="21"/>
+        </w:rPr>
+        <w:t xml:space="preserve">UNNAMED</w:t>
+      </w:r>
+      <w:r>
+        <w:rPr>
+          <w:rFonts w:ascii="맑은 고딕" w:hAnsi="맑은 고딕" w:eastAsia="맑은 고딕"/>
+          <w:sz w:val="21"/>
+        </w:rPr>
+        <w:t xml:space="preserve"> + 파일 번호 5자리다.</w:t>
       </w:r>
     </w:p>
     <w:p>
       <w:r>
         <w:rPr>
           <w:rFonts w:ascii="맑은 고딕" w:hAnsi="맑은 고딕" w:eastAsia="맑은 고딕"/>
-          <w:sz w:val="21"/>
-        </w:rPr>
-        <w:t>**③ MRP가 죽는다.** `V$MANAGED_STANDBY`에서 MRP0이 사라지고 `V$DATAGUARD_STATUS`에 `MRP0: Background Media Recovery terminated with error 1274`가 남는다.</w:t>
+          <w:b/>
+          <w:sz w:val="21"/>
+        </w:rPr>
+        <w:t xml:space="preserve">③ MRP가 죽는다.</w:t>
+      </w:r>
+      <w:r>
+        <w:rPr>
+          <w:rFonts w:ascii="맑은 고딕" w:hAnsi="맑은 고딕" w:eastAsia="맑은 고딕"/>
+          <w:sz w:val="21"/>
+        </w:rPr>
+        <w:t xml:space="preserve"> </w:t>
+      </w:r>
+      <w:r>
+        <w:rPr>
+          <w:rFonts w:ascii="Consolas" w:hAnsi="Consolas" w:eastAsia="맑은 고딕"/>
+          <w:sz w:val="21"/>
+        </w:rPr>
+        <w:t xml:space="preserve">V$MANAGED_STANDBY</w:t>
+      </w:r>
+      <w:r>
+        <w:rPr>
+          <w:rFonts w:ascii="맑은 고딕" w:hAnsi="맑은 고딕" w:eastAsia="맑은 고딕"/>
+          <w:sz w:val="21"/>
+        </w:rPr>
+        <w:t xml:space="preserve">에서 MRP0이 사라지고 </w:t>
+      </w:r>
+      <w:r>
+        <w:rPr>
+          <w:rFonts w:ascii="Consolas" w:hAnsi="Consolas" w:eastAsia="맑은 고딕"/>
+          <w:sz w:val="21"/>
+        </w:rPr>
+        <w:t xml:space="preserve">V$DATAGUARD_STATUS</w:t>
+      </w:r>
+      <w:r>
+        <w:rPr>
+          <w:rFonts w:ascii="맑은 고딕" w:hAnsi="맑은 고딕" w:eastAsia="맑은 고딕"/>
+          <w:sz w:val="21"/>
+        </w:rPr>
+        <w:t xml:space="preserve">에 </w:t>
+      </w:r>
+      <w:r>
+        <w:rPr>
+          <w:rFonts w:ascii="Consolas" w:hAnsi="Consolas" w:eastAsia="맑은 고딕"/>
+          <w:sz w:val="21"/>
+        </w:rPr>
+        <w:t xml:space="preserve">MRP0: Background Media Recovery terminated with error 1274</w:t>
+      </w:r>
+      <w:r>
+        <w:rPr>
+          <w:rFonts w:ascii="맑은 고딕" w:hAnsi="맑은 고딕" w:eastAsia="맑은 고딕"/>
+          <w:sz w:val="21"/>
+        </w:rPr>
+        <w:t xml:space="preserve">가 남는다.</w:t>
       </w:r>
     </w:p>
     <w:p>
       <w:r>
         <w:rPr>
           <w:rFonts w:ascii="맑은 고딕" w:hAnsi="맑은 고딕" w:eastAsia="맑은 고딕"/>
-          <w:sz w:val="21"/>
-        </w:rPr>
-        <w:t>**④ apply lag이 벌어지기 시작한다.** 실측에서 30초였다가 1분 18초가 되었다. transport lag은 0이다. 리두는 오는데 적용하지 못하는 상태다.</w:t>
+          <w:b/>
+          <w:sz w:val="21"/>
+        </w:rPr>
+        <w:t xml:space="preserve">④ apply lag이 벌어지기 시작한다.</w:t>
+      </w:r>
+      <w:r>
+        <w:rPr>
+          <w:rFonts w:ascii="맑은 고딕" w:hAnsi="맑은 고딕" w:eastAsia="맑은 고딕"/>
+          <w:sz w:val="21"/>
+        </w:rPr>
+        <w:t xml:space="preserve"> 실측에서 30초였다가 1분 18초가 되었다. transport lag은 0이다. 리두는 오는데 적용하지 못하는 상태다.</w:t>
       </w:r>
     </w:p>
     <w:p>
       <w:r>
         <w:rPr>
           <w:rFonts w:ascii="맑은 고딕" w:hAnsi="맑은 고딕" w:eastAsia="맑은 고딕"/>
-          <w:sz w:val="21"/>
-        </w:rPr>
-        <w:t>**발견하기 어려운 이유**는 Primary 쪽에 아무 신호가 없기 때문이다. 실측에서 `V$ARCHIVE_DEST_STATUS`의 2번 목적지는 계속 `VALID`였고 `ERROR` 열도 비어 있었다. 전송은 정상이기 때문이다. Primary만 감시하는 모니터링은 이 상태를 잡지 못한다.</w:t>
+          <w:b/>
+          <w:sz w:val="21"/>
+        </w:rPr>
+        <w:t xml:space="preserve">발견하기 어려운 이유</w:t>
+      </w:r>
+      <w:r>
+        <w:rPr>
+          <w:rFonts w:ascii="맑은 고딕" w:hAnsi="맑은 고딕" w:eastAsia="맑은 고딕"/>
+          <w:sz w:val="21"/>
+        </w:rPr>
+        <w:t xml:space="preserve">는 Primary 쪽에 아무 신호가 없기 때문이다. 실측에서 </w:t>
+      </w:r>
+      <w:r>
+        <w:rPr>
+          <w:rFonts w:ascii="Consolas" w:hAnsi="Consolas" w:eastAsia="맑은 고딕"/>
+          <w:sz w:val="21"/>
+        </w:rPr>
+        <w:t xml:space="preserve">V$ARCHIVE_DEST_STATUS</w:t>
+      </w:r>
+      <w:r>
+        <w:rPr>
+          <w:rFonts w:ascii="맑은 고딕" w:hAnsi="맑은 고딕" w:eastAsia="맑은 고딕"/>
+          <w:sz w:val="21"/>
+        </w:rPr>
+        <w:t xml:space="preserve">의 2번 목적지는 계속 </w:t>
+      </w:r>
+      <w:r>
+        <w:rPr>
+          <w:rFonts w:ascii="Consolas" w:hAnsi="Consolas" w:eastAsia="맑은 고딕"/>
+          <w:sz w:val="21"/>
+        </w:rPr>
+        <w:t xml:space="preserve">VALID</w:t>
+      </w:r>
+      <w:r>
+        <w:rPr>
+          <w:rFonts w:ascii="맑은 고딕" w:hAnsi="맑은 고딕" w:eastAsia="맑은 고딕"/>
+          <w:sz w:val="21"/>
+        </w:rPr>
+        <w:t xml:space="preserve">였고 </w:t>
+      </w:r>
+      <w:r>
+        <w:rPr>
+          <w:rFonts w:ascii="Consolas" w:hAnsi="Consolas" w:eastAsia="맑은 고딕"/>
+          <w:sz w:val="21"/>
+        </w:rPr>
+        <w:t xml:space="preserve">ERROR</w:t>
+      </w:r>
+      <w:r>
+        <w:rPr>
+          <w:rFonts w:ascii="맑은 고딕" w:hAnsi="맑은 고딕" w:eastAsia="맑은 고딕"/>
+          <w:sz w:val="21"/>
+        </w:rPr>
+        <w:t xml:space="preserve"> 열도 비어 있었다. 전송은 정상이기 때문이다. Primary만 감시하는 모니터링은 이 상태를 잡지 못한다.</w:t>
       </w:r>
     </w:p>
     <w:p>
@@ -278,27 +726,107 @@
       <w:r>
         <w:rPr>
           <w:rFonts w:ascii="맑은 고딕" w:hAnsi="맑은 고딕" w:eastAsia="맑은 고딕"/>
-          <w:sz w:val="21"/>
-        </w:rPr>
-        <w:t>**ORA-1274**는 "파일을 추가할 수 없다"는 뜻이다. `STANDBY_FILE_MANAGEMENT`가 `MANUAL`이라 리두에 담긴 파일 추가 지시를 처리하지 못한 상태다. 아직 아무것도 만들어지기 전, 또는 만들려다 실패한 시점의 오류다.</w:t>
+          <w:b/>
+          <w:sz w:val="21"/>
+        </w:rPr>
+        <w:t xml:space="preserve">ORA-1274</w:t>
+      </w:r>
+      <w:r>
+        <w:rPr>
+          <w:rFonts w:ascii="맑은 고딕" w:hAnsi="맑은 고딕" w:eastAsia="맑은 고딕"/>
+          <w:sz w:val="21"/>
+        </w:rPr>
+        <w:t xml:space="preserve">는 "파일을 추가할 수 없다"는 뜻이다. </w:t>
+      </w:r>
+      <w:r>
+        <w:rPr>
+          <w:rFonts w:ascii="Consolas" w:hAnsi="Consolas" w:eastAsia="맑은 고딕"/>
+          <w:sz w:val="21"/>
+        </w:rPr>
+        <w:t xml:space="preserve">STANDBY_FILE_MANAGEMENT</w:t>
+      </w:r>
+      <w:r>
+        <w:rPr>
+          <w:rFonts w:ascii="맑은 고딕" w:hAnsi="맑은 고딕" w:eastAsia="맑은 고딕"/>
+          <w:sz w:val="21"/>
+        </w:rPr>
+        <w:t xml:space="preserve">가 </w:t>
+      </w:r>
+      <w:r>
+        <w:rPr>
+          <w:rFonts w:ascii="Consolas" w:hAnsi="Consolas" w:eastAsia="맑은 고딕"/>
+          <w:sz w:val="21"/>
+        </w:rPr>
+        <w:t xml:space="preserve">MANUAL</w:t>
+      </w:r>
+      <w:r>
+        <w:rPr>
+          <w:rFonts w:ascii="맑은 고딕" w:hAnsi="맑은 고딕" w:eastAsia="맑은 고딕"/>
+          <w:sz w:val="21"/>
+        </w:rPr>
+        <w:t xml:space="preserve">이라 리두에 담긴 파일 추가 지시를 처리하지 못한 상태다. 아직 아무것도 만들어지기 전, 또는 만들려다 실패한 시점의 오류다.</w:t>
       </w:r>
     </w:p>
     <w:p>
       <w:r>
         <w:rPr>
           <w:rFonts w:ascii="맑은 고딕" w:hAnsi="맑은 고딕" w:eastAsia="맑은 고딕"/>
-          <w:sz w:val="21"/>
-        </w:rPr>
-        <w:t>**ORA-1111**은 "이름이 알려지지 않은 파일 16번"이라는 뜻이다. `UNNAMED00016` 항목이 이미 컨트롤 파일에 만들어진 뒤, 그 자리에 실체가 없어 적용을 진행할 수 없는 상태다.</w:t>
+          <w:b/>
+          <w:sz w:val="21"/>
+        </w:rPr>
+        <w:t xml:space="preserve">ORA-1111</w:t>
+      </w:r>
+      <w:r>
+        <w:rPr>
+          <w:rFonts w:ascii="맑은 고딕" w:hAnsi="맑은 고딕" w:eastAsia="맑은 고딕"/>
+          <w:sz w:val="21"/>
+        </w:rPr>
+        <w:t xml:space="preserve">은 "이름이 알려지지 않은 파일 16번"이라는 뜻이다. </w:t>
+      </w:r>
+      <w:r>
+        <w:rPr>
+          <w:rFonts w:ascii="Consolas" w:hAnsi="Consolas" w:eastAsia="맑은 고딕"/>
+          <w:sz w:val="21"/>
+        </w:rPr>
+        <w:t xml:space="preserve">UNNAMED00016</w:t>
+      </w:r>
+      <w:r>
+        <w:rPr>
+          <w:rFonts w:ascii="맑은 고딕" w:hAnsi="맑은 고딕" w:eastAsia="맑은 고딕"/>
+          <w:sz w:val="21"/>
+        </w:rPr>
+        <w:t xml:space="preserve"> 항목이 이미 컨트롤 파일에 만들어진 뒤, 그 자리에 실체가 없어 적용을 진행할 수 없는 상태다.</w:t>
       </w:r>
     </w:p>
     <w:p>
       <w:r>
         <w:rPr>
           <w:rFonts w:ascii="맑은 고딕" w:hAnsi="맑은 고딕" w:eastAsia="맑은 고딕"/>
-          <w:sz w:val="21"/>
-        </w:rPr>
-        <w:t>**오류 번호가 바뀌는 것은 진행을 뜻한다.** 실측에서 `AUTO`로 되돌리고 MRP를 다시 켜자 1274가 1111로 바뀌었다. 원인이 "만들 수 없다"에서 "이미 만들어진 자리가 잘못됐다"로 옮겨 간 것이다.</w:t>
+          <w:b/>
+          <w:sz w:val="21"/>
+        </w:rPr>
+        <w:t xml:space="preserve">오류 번호가 바뀌는 것은 진행을 뜻한다.</w:t>
+      </w:r>
+      <w:r>
+        <w:rPr>
+          <w:rFonts w:ascii="맑은 고딕" w:hAnsi="맑은 고딕" w:eastAsia="맑은 고딕"/>
+          <w:sz w:val="21"/>
+        </w:rPr>
+        <w:t xml:space="preserve"> 실측에서 </w:t>
+      </w:r>
+      <w:r>
+        <w:rPr>
+          <w:rFonts w:ascii="Consolas" w:hAnsi="Consolas" w:eastAsia="맑은 고딕"/>
+          <w:sz w:val="21"/>
+        </w:rPr>
+        <w:t xml:space="preserve">AUTO</w:t>
+      </w:r>
+      <w:r>
+        <w:rPr>
+          <w:rFonts w:ascii="맑은 고딕" w:hAnsi="맑은 고딕" w:eastAsia="맑은 고딕"/>
+          <w:sz w:val="21"/>
+        </w:rPr>
+        <w:t xml:space="preserve">로 되돌리고 MRP를 다시 켜자 1274가 1111로 바뀌었다. 원인이 "만들 수 없다"에서 "이미 만들어진 자리가 잘못됐다"로 옮겨 간 것이다.</w:t>
       </w:r>
     </w:p>
     <w:p>
@@ -307,7 +835,46 @@
           <w:rFonts w:ascii="맑은 고딕" w:hAnsi="맑은 고딕" w:eastAsia="맑은 고딕"/>
           <w:sz w:val="21"/>
         </w:rPr>
-        <w:t>실무적 함의가 중요하다. **`AUTO`로 되돌려도 이미 생긴 `UNNAMED` 항목은 저절로 고쳐지지 않는다.** 파라미터를 고치는 것으로 끝나지 않고 사람이 파일을 직접 만들어 주어야 한다.</w:t>
+        <w:t xml:space="preserve">실무적 함의가 중요하다. </w:t>
+      </w:r>
+      <w:r>
+        <w:rPr>
+          <w:rFonts w:ascii="Consolas" w:hAnsi="Consolas" w:eastAsia="맑은 고딕"/>
+          <w:b/>
+          <w:sz w:val="21"/>
+        </w:rPr>
+        <w:t xml:space="preserve">AUTO</w:t>
+      </w:r>
+      <w:r>
+        <w:rPr>
+          <w:rFonts w:ascii="맑은 고딕" w:hAnsi="맑은 고딕" w:eastAsia="맑은 고딕"/>
+          <w:b/>
+          <w:sz w:val="21"/>
+        </w:rPr>
+        <w:t xml:space="preserve">로 되돌려도 이미 생긴 </w:t>
+      </w:r>
+      <w:r>
+        <w:rPr>
+          <w:rFonts w:ascii="Consolas" w:hAnsi="Consolas" w:eastAsia="맑은 고딕"/>
+          <w:b/>
+          <w:sz w:val="21"/>
+        </w:rPr>
+        <w:t xml:space="preserve">UNNAMED</w:t>
+      </w:r>
+      <w:r>
+        <w:rPr>
+          <w:rFonts w:ascii="맑은 고딕" w:hAnsi="맑은 고딕" w:eastAsia="맑은 고딕"/>
+          <w:b/>
+          <w:sz w:val="21"/>
+        </w:rPr>
+        <w:t xml:space="preserve"> 항목은 저절로 고쳐지지 않는다.</w:t>
+      </w:r>
+      <w:r>
+        <w:rPr>
+          <w:rFonts w:ascii="맑은 고딕" w:hAnsi="맑은 고딕" w:eastAsia="맑은 고딕"/>
+          <w:sz w:val="21"/>
+        </w:rPr>
+        <w:t xml:space="preserve"> 파라미터를 고치는 것으로 끝나지 않고 사람이 파일을 직접 만들어 주어야 한다.</w:t>
       </w:r>
     </w:p>
     <w:p>
@@ -350,28 +917,124 @@
     <w:p>
       <w:r>
         <w:rPr>
-          <w:rFonts w:ascii="맑은 고딕" w:hAnsi="맑은 고딕" w:eastAsia="맑은 고딕"/>
-          <w:sz w:val="21"/>
-        </w:rPr>
-        <w:t>`ALTER DATABASE CREATE DATAFILE '&lt;UNNAMED 경로&gt;' AS NEW`를 실행하면 오라클이 `DB_CREATE_FILE_DEST` 아래에 OMF 규칙으로 파일을 만든다. 실측 결과는 `/u03/app/oracle/oradata/BOSTON/datafile/o1_mf_dg_ts2_o8z81hpl_.dbf`, 10MB였다.</w:t>
+          <w:rFonts w:ascii="Consolas" w:hAnsi="Consolas" w:eastAsia="맑은 고딕"/>
+          <w:sz w:val="21"/>
+        </w:rPr>
+        <w:t xml:space="preserve">ALTER DATABASE CREATE DATAFILE '&lt;UNNAMED 경로&gt;' AS NEW</w:t>
+      </w:r>
+      <w:r>
+        <w:rPr>
+          <w:rFonts w:ascii="맑은 고딕" w:hAnsi="맑은 고딕" w:eastAsia="맑은 고딕"/>
+          <w:sz w:val="21"/>
+        </w:rPr>
+        <w:t xml:space="preserve">를 실행하면 오라클이 </w:t>
+      </w:r>
+      <w:r>
+        <w:rPr>
+          <w:rFonts w:ascii="Consolas" w:hAnsi="Consolas" w:eastAsia="맑은 고딕"/>
+          <w:sz w:val="21"/>
+        </w:rPr>
+        <w:t xml:space="preserve">DB_CREATE_FILE_DEST</w:t>
+      </w:r>
+      <w:r>
+        <w:rPr>
+          <w:rFonts w:ascii="맑은 고딕" w:hAnsi="맑은 고딕" w:eastAsia="맑은 고딕"/>
+          <w:sz w:val="21"/>
+        </w:rPr>
+        <w:t xml:space="preserve"> 아래에 OMF 규칙으로 파일을 만든다. 실측 결과는 </w:t>
+      </w:r>
+      <w:r>
+        <w:rPr>
+          <w:rFonts w:ascii="Consolas" w:hAnsi="Consolas" w:eastAsia="맑은 고딕"/>
+          <w:sz w:val="21"/>
+        </w:rPr>
+        <w:t xml:space="preserve">/u03/app/oracle/oradata/BOSTON/datafile/o1_mf_dg_ts2_o8z81hpl_.dbf</w:t>
+      </w:r>
+      <w:r>
+        <w:rPr>
+          <w:rFonts w:ascii="맑은 고딕" w:hAnsi="맑은 고딕" w:eastAsia="맑은 고딕"/>
+          <w:sz w:val="21"/>
+        </w:rPr>
+        <w:t xml:space="preserve">, 10MB였다.</w:t>
       </w:r>
     </w:p>
     <w:p>
       <w:r>
         <w:rPr>
           <w:rFonts w:ascii="맑은 고딕" w:hAnsi="맑은 고딕" w:eastAsia="맑은 고딕"/>
-          <w:sz w:val="21"/>
-        </w:rPr>
-        <w:t>**이름에 테이블스페이스 이름 `dg_ts2`가 들어갔고 크기도 10MB로 정확하다.** 사람은 "새로 만들어라"라고만 했는데 어떻게 알았는가. **리두에 그 정보가 들어 있기 때문이다.** 파일 추가 작업의 리두에는 어느 테이블스페이스의 몇 번 파일이 얼마 크기로 만들어졌는지가 기록되어 있고, 오라클이 그것을 읽어 재현한다.</w:t>
+          <w:b/>
+          <w:sz w:val="21"/>
+        </w:rPr>
+        <w:t xml:space="preserve">이름에 테이블스페이스 이름 </w:t>
+      </w:r>
+      <w:r>
+        <w:rPr>
+          <w:rFonts w:ascii="Consolas" w:hAnsi="Consolas" w:eastAsia="맑은 고딕"/>
+          <w:b/>
+          <w:sz w:val="21"/>
+        </w:rPr>
+        <w:t xml:space="preserve">dg_ts2</w:t>
+      </w:r>
+      <w:r>
+        <w:rPr>
+          <w:rFonts w:ascii="맑은 고딕" w:hAnsi="맑은 고딕" w:eastAsia="맑은 고딕"/>
+          <w:b/>
+          <w:sz w:val="21"/>
+        </w:rPr>
+        <w:t xml:space="preserve">가 들어갔고 크기도 10MB로 정확하다.</w:t>
+      </w:r>
+      <w:r>
+        <w:rPr>
+          <w:rFonts w:ascii="맑은 고딕" w:hAnsi="맑은 고딕" w:eastAsia="맑은 고딕"/>
+          <w:sz w:val="21"/>
+        </w:rPr>
+        <w:t xml:space="preserve"> 사람은 "새로 만들어라"라고만 했는데 어떻게 알았는가. </w:t>
+      </w:r>
+      <w:r>
+        <w:rPr>
+          <w:rFonts w:ascii="맑은 고딕" w:hAnsi="맑은 고딕" w:eastAsia="맑은 고딕"/>
+          <w:b/>
+          <w:sz w:val="21"/>
+        </w:rPr>
+        <w:t xml:space="preserve">리두에 그 정보가 들어 있기 때문이다.</w:t>
+      </w:r>
+      <w:r>
+        <w:rPr>
+          <w:rFonts w:ascii="맑은 고딕" w:hAnsi="맑은 고딕" w:eastAsia="맑은 고딕"/>
+          <w:sz w:val="21"/>
+        </w:rPr>
+        <w:t xml:space="preserve"> 파일 추가 작업의 리두에는 어느 테이블스페이스의 몇 번 파일이 얼마 크기로 만들어졌는지가 기록되어 있고, 오라클이 그것을 읽어 재현한다.</w:t>
       </w:r>
     </w:p>
     <w:p>
       <w:r>
         <w:rPr>
           <w:rFonts w:ascii="맑은 고딕" w:hAnsi="맑은 고딕" w:eastAsia="맑은 고딕"/>
-          <w:sz w:val="21"/>
-        </w:rPr>
-        <w:t>**파일의 내용은 리두가 채운다.** `AS NEW`로 만든 파일은 빈 껍데기이고, MRP가 재기동되면 밀렸던 리두를 적용하면서 내용을 채운다.</w:t>
+          <w:b/>
+          <w:sz w:val="21"/>
+        </w:rPr>
+        <w:t xml:space="preserve">파일의 내용은 리두가 채운다.</w:t>
+      </w:r>
+      <w:r>
+        <w:rPr>
+          <w:rFonts w:ascii="맑은 고딕" w:hAnsi="맑은 고딕" w:eastAsia="맑은 고딕"/>
+          <w:sz w:val="21"/>
+        </w:rPr>
+        <w:t xml:space="preserve"> </w:t>
+      </w:r>
+      <w:r>
+        <w:rPr>
+          <w:rFonts w:ascii="Consolas" w:hAnsi="Consolas" w:eastAsia="맑은 고딕"/>
+          <w:sz w:val="21"/>
+        </w:rPr>
+        <w:t xml:space="preserve">AS NEW</w:t>
+      </w:r>
+      <w:r>
+        <w:rPr>
+          <w:rFonts w:ascii="맑은 고딕" w:hAnsi="맑은 고딕" w:eastAsia="맑은 고딕"/>
+          <w:sz w:val="21"/>
+        </w:rPr>
+        <w:t xml:space="preserve">로 만든 파일은 빈 껍데기이고, MRP가 재기동되면 밀렸던 리두를 적용하면서 내용을 채운다.</w:t>
       </w:r>
     </w:p>
     <w:p>
@@ -380,7 +1043,21 @@
           <w:rFonts w:ascii="맑은 고딕" w:hAnsi="맑은 고딕" w:eastAsia="맑은 고딕"/>
           <w:sz w:val="21"/>
         </w:rPr>
-        <w:t>이것을 실측으로 확인했다. 문제가 있었던 그 테이블스페이스(`dg_ts2`)에 100행을 넣고 Standby에서 조회하니 100행이 그대로 보였다.</w:t>
+        <w:t xml:space="preserve">이것을 실측으로 확인했다. 문제가 있었던 그 테이블스페이스(</w:t>
+      </w:r>
+      <w:r>
+        <w:rPr>
+          <w:rFonts w:ascii="Consolas" w:hAnsi="Consolas" w:eastAsia="맑은 고딕"/>
+          <w:sz w:val="21"/>
+        </w:rPr>
+        <w:t xml:space="preserve">dg_ts2</w:t>
+      </w:r>
+      <w:r>
+        <w:rPr>
+          <w:rFonts w:ascii="맑은 고딕" w:hAnsi="맑은 고딕" w:eastAsia="맑은 고딕"/>
+          <w:sz w:val="21"/>
+        </w:rPr>
+        <w:t xml:space="preserve">)에 100행을 넣고 Standby에서 조회하니 100행이 그대로 보였다.</w:t>
       </w:r>
     </w:p>
     <w:p>
@@ -389,7 +1066,22 @@
           <w:rFonts w:ascii="맑은 고딕" w:hAnsi="맑은 고딕" w:eastAsia="맑은 고딕"/>
           <w:sz w:val="21"/>
         </w:rPr>
-        <w:t>이 사실이 물리 복제의 원리를 보여 준다. **파일 자체를 복사하는 것이 아니라 변경 기록을 적용해 같은 상태를 만든다.** 그래서 파일을 새로 만들어도 데이터가 사라지지 않는다.</w:t>
+        <w:t xml:space="preserve">이 사실이 물리 복제의 원리를 보여 준다. </w:t>
+      </w:r>
+      <w:r>
+        <w:rPr>
+          <w:rFonts w:ascii="맑은 고딕" w:hAnsi="맑은 고딕" w:eastAsia="맑은 고딕"/>
+          <w:b/>
+          <w:sz w:val="21"/>
+        </w:rPr>
+        <w:t xml:space="preserve">파일 자체를 복사하는 것이 아니라 변경 기록을 적용해 같은 상태를 만든다.</w:t>
+      </w:r>
+      <w:r>
+        <w:rPr>
+          <w:rFonts w:ascii="맑은 고딕" w:hAnsi="맑은 고딕" w:eastAsia="맑은 고딕"/>
+          <w:sz w:val="21"/>
+        </w:rPr>
+        <w:t xml:space="preserve"> 그래서 파일을 새로 만들어도 데이터가 사라지지 않는다.</w:t>
       </w:r>
     </w:p>
     <w:p>
@@ -398,7 +1090,35 @@
           <w:rFonts w:ascii="맑은 고딕" w:hAnsi="맑은 고딕" w:eastAsia="맑은 고딕"/>
           <w:sz w:val="21"/>
         </w:rPr>
-        <w:t>경로 지정 방식(비OMF)이라면 `AS NEW` 대신 `AS '&lt;경로&gt;'`로 직접 지정하며, 그 디렉터리가 미리 있어야 한다. 이름도 사람이 정해야 하므로 규칙을 지키지 않으면 나중에 알아보기 어렵다.</w:t>
+        <w:t xml:space="preserve">경로 지정 방식(비OMF)이라면 </w:t>
+      </w:r>
+      <w:r>
+        <w:rPr>
+          <w:rFonts w:ascii="Consolas" w:hAnsi="Consolas" w:eastAsia="맑은 고딕"/>
+          <w:sz w:val="21"/>
+        </w:rPr>
+        <w:t xml:space="preserve">AS NEW</w:t>
+      </w:r>
+      <w:r>
+        <w:rPr>
+          <w:rFonts w:ascii="맑은 고딕" w:hAnsi="맑은 고딕" w:eastAsia="맑은 고딕"/>
+          <w:sz w:val="21"/>
+        </w:rPr>
+        <w:t xml:space="preserve"> 대신 </w:t>
+      </w:r>
+      <w:r>
+        <w:rPr>
+          <w:rFonts w:ascii="Consolas" w:hAnsi="Consolas" w:eastAsia="맑은 고딕"/>
+          <w:sz w:val="21"/>
+        </w:rPr>
+        <w:t xml:space="preserve">AS '&lt;경로&gt;'</w:t>
+      </w:r>
+      <w:r>
+        <w:rPr>
+          <w:rFonts w:ascii="맑은 고딕" w:hAnsi="맑은 고딕" w:eastAsia="맑은 고딕"/>
+          <w:sz w:val="21"/>
+        </w:rPr>
+        <w:t xml:space="preserve">로 직접 지정하며, 그 디렉터리가 미리 있어야 한다. 이름도 사람이 정해야 하므로 규칙을 지키지 않으면 나중에 알아보기 어렵다.</w:t>
       </w:r>
     </w:p>
     <w:p>
@@ -435,16 +1155,96 @@
           <w:rFonts w:ascii="맑은 고딕" w:hAnsi="맑은 고딕" w:eastAsia="맑은 고딕"/>
           <w:sz w:val="21"/>
         </w:rPr>
-        <w:t>Primary에서 `CREATE PLUGGABLE DATABASE` 후 열면, 35초 뒤 Standby에 세 가지가 자동으로 이뤄진다. **① PDB가 등록되고(CON_ID 4), ② GUID가 Primary와 동일하며, ③ 데이터 파일 세 개(17·18·19번)가 만들어진다.**</w:t>
+        <w:t xml:space="preserve">Primary에서 </w:t>
+      </w:r>
+      <w:r>
+        <w:rPr>
+          <w:rFonts w:ascii="Consolas" w:hAnsi="Consolas" w:eastAsia="맑은 고딕"/>
+          <w:sz w:val="21"/>
+        </w:rPr>
+        <w:t xml:space="preserve">CREATE PLUGGABLE DATABASE</w:t>
+      </w:r>
+      <w:r>
+        <w:rPr>
+          <w:rFonts w:ascii="맑은 고딕" w:hAnsi="맑은 고딕" w:eastAsia="맑은 고딕"/>
+          <w:sz w:val="21"/>
+        </w:rPr>
+        <w:t xml:space="preserve"> 후 열면, 35초 뒤 Standby에 세 가지가 자동으로 이뤄진다. </w:t>
+      </w:r>
+      <w:r>
+        <w:rPr>
+          <w:rFonts w:ascii="맑은 고딕" w:hAnsi="맑은 고딕" w:eastAsia="맑은 고딕"/>
+          <w:b/>
+          <w:sz w:val="21"/>
+        </w:rPr>
+        <w:t xml:space="preserve">① PDB가 등록되고(CON_ID 4), ② GUID가 Primary와 동일하며, ③ 데이터 파일 세 개(17·18·19번)가 만들어진다.</w:t>
       </w:r>
     </w:p>
     <w:p>
       <w:r>
         <w:rPr>
           <w:rFonts w:ascii="맑은 고딕" w:hAnsi="맑은 고딕" w:eastAsia="맑은 고딕"/>
-          <w:sz w:val="21"/>
-        </w:rPr>
-        <w:t>**6장 OMF의 장점이 여기서 실현된다.** `mkdir`을 하지 않았는데 `59FF170492502650E0633CE110ACD34D`와 그 아래 `datafile` 디렉터리가 생겼다. 5장의 경로 지정 방식이었다면 이 시점에 Standby에 디렉터리를 사람이 만들어 주어야 했고, 잊으면 ORA-19505를 만났을 것이다. **PDB를 자주 추가하는 환경에서 OMF를 권하는 이유가 이것이다.**</w:t>
+          <w:b/>
+          <w:sz w:val="21"/>
+        </w:rPr>
+        <w:t xml:space="preserve">6장 OMF의 장점이 여기서 실현된다.</w:t>
+      </w:r>
+      <w:r>
+        <w:rPr>
+          <w:rFonts w:ascii="맑은 고딕" w:hAnsi="맑은 고딕" w:eastAsia="맑은 고딕"/>
+          <w:sz w:val="21"/>
+        </w:rPr>
+        <w:t xml:space="preserve"> </w:t>
+      </w:r>
+      <w:r>
+        <w:rPr>
+          <w:rFonts w:ascii="Consolas" w:hAnsi="Consolas" w:eastAsia="맑은 고딕"/>
+          <w:sz w:val="21"/>
+        </w:rPr>
+        <w:t xml:space="preserve">mkdir</w:t>
+      </w:r>
+      <w:r>
+        <w:rPr>
+          <w:rFonts w:ascii="맑은 고딕" w:hAnsi="맑은 고딕" w:eastAsia="맑은 고딕"/>
+          <w:sz w:val="21"/>
+        </w:rPr>
+        <w:t xml:space="preserve">을 하지 않았는데 </w:t>
+      </w:r>
+      <w:r>
+        <w:rPr>
+          <w:rFonts w:ascii="Consolas" w:hAnsi="Consolas" w:eastAsia="맑은 고딕"/>
+          <w:sz w:val="21"/>
+        </w:rPr>
+        <w:t xml:space="preserve">59FF170492502650E0633CE110ACD34D</w:t>
+      </w:r>
+      <w:r>
+        <w:rPr>
+          <w:rFonts w:ascii="맑은 고딕" w:hAnsi="맑은 고딕" w:eastAsia="맑은 고딕"/>
+          <w:sz w:val="21"/>
+        </w:rPr>
+        <w:t xml:space="preserve">와 그 아래 </w:t>
+      </w:r>
+      <w:r>
+        <w:rPr>
+          <w:rFonts w:ascii="Consolas" w:hAnsi="Consolas" w:eastAsia="맑은 고딕"/>
+          <w:sz w:val="21"/>
+        </w:rPr>
+        <w:t xml:space="preserve">datafile</w:t>
+      </w:r>
+      <w:r>
+        <w:rPr>
+          <w:rFonts w:ascii="맑은 고딕" w:hAnsi="맑은 고딕" w:eastAsia="맑은 고딕"/>
+          <w:sz w:val="21"/>
+        </w:rPr>
+        <w:t xml:space="preserve"> 디렉터리가 생겼다. 5장의 경로 지정 방식이었다면 이 시점에 Standby에 디렉터리를 사람이 만들어 주어야 했고, 잊으면 ORA-19505를 만났을 것이다. </w:t>
+      </w:r>
+      <w:r>
+        <w:rPr>
+          <w:rFonts w:ascii="맑은 고딕" w:hAnsi="맑은 고딕" w:eastAsia="맑은 고딕"/>
+          <w:b/>
+          <w:sz w:val="21"/>
+        </w:rPr>
+        <w:t xml:space="preserve">PDB를 자주 추가하는 환경에서 OMF를 권하는 이유가 이것이다.</w:t>
       </w:r>
     </w:p>
     <w:p>
@@ -453,16 +1253,81 @@
           <w:rFonts w:ascii="맑은 고딕" w:hAnsi="맑은 고딕" w:eastAsia="맑은 고딕"/>
           <w:sz w:val="21"/>
         </w:rPr>
-        <w:t>새 PDB는 Standby에서 `MOUNTED`다. 조회하려면 `ALTER PLUGGABLE DATABASE dgpdb OPEN READ ONLY`로 따로 열어야 한다. 열지 않은 상태에서 데이터 딕셔너리를 조회하면 ORA-01219가 난다. 기존 PDB는 구축 시점에 열어 두었지만 **새로 추가된 PDB는 아무도 열어 주지 않는다는 점**을 특히 주의한다.</w:t>
+        <w:t xml:space="preserve">새 PDB는 Standby에서 </w:t>
+      </w:r>
+      <w:r>
+        <w:rPr>
+          <w:rFonts w:ascii="Consolas" w:hAnsi="Consolas" w:eastAsia="맑은 고딕"/>
+          <w:sz w:val="21"/>
+        </w:rPr>
+        <w:t xml:space="preserve">MOUNTED</w:t>
+      </w:r>
+      <w:r>
+        <w:rPr>
+          <w:rFonts w:ascii="맑은 고딕" w:hAnsi="맑은 고딕" w:eastAsia="맑은 고딕"/>
+          <w:sz w:val="21"/>
+        </w:rPr>
+        <w:t xml:space="preserve">다. 조회하려면 </w:t>
+      </w:r>
+      <w:r>
+        <w:rPr>
+          <w:rFonts w:ascii="Consolas" w:hAnsi="Consolas" w:eastAsia="맑은 고딕"/>
+          <w:sz w:val="21"/>
+        </w:rPr>
+        <w:t xml:space="preserve">ALTER PLUGGABLE DATABASE dgpdb OPEN READ ONLY</w:t>
+      </w:r>
+      <w:r>
+        <w:rPr>
+          <w:rFonts w:ascii="맑은 고딕" w:hAnsi="맑은 고딕" w:eastAsia="맑은 고딕"/>
+          <w:sz w:val="21"/>
+        </w:rPr>
+        <w:t xml:space="preserve">로 따로 열어야 한다. 열지 않은 상태에서 데이터 딕셔너리를 조회하면 ORA-01219가 난다. 기존 PDB는 구축 시점에 열어 두었지만 </w:t>
+      </w:r>
+      <w:r>
+        <w:rPr>
+          <w:rFonts w:ascii="맑은 고딕" w:hAnsi="맑은 고딕" w:eastAsia="맑은 고딕"/>
+          <w:b/>
+          <w:sz w:val="21"/>
+        </w:rPr>
+        <w:t xml:space="preserve">새로 추가된 PDB는 아무도 열어 주지 않는다는 점</w:t>
+      </w:r>
+      <w:r>
+        <w:rPr>
+          <w:rFonts w:ascii="맑은 고딕" w:hAnsi="맑은 고딕" w:eastAsia="맑은 고딕"/>
+          <w:sz w:val="21"/>
+        </w:rPr>
+        <w:t xml:space="preserve">을 특히 주의한다.</w:t>
       </w:r>
     </w:p>
     <w:p>
       <w:r>
         <w:rPr>
           <w:rFonts w:ascii="맑은 고딕" w:hAnsi="맑은 고딕" w:eastAsia="맑은 고딕"/>
-          <w:sz w:val="21"/>
-        </w:rPr>
-        <w:t>**삭제 후에는 빈 GUID 디렉터리가 남는다.** `DROP PLUGGABLE DATABASE ... INCLUDING DATAFILES`로 지우면 PDB도 파일도 사라지지만 디렉터리는 그대로다. 동작에는 지장이 없으나 PDB를 자주 만들고 지우는 환경에서는 빈 디렉터리가 쌓이고, 이름만 봐서는 어느 것이 살아 있는지 알 수 없다.</w:t>
+          <w:b/>
+          <w:sz w:val="21"/>
+        </w:rPr>
+        <w:t xml:space="preserve">삭제 후에는 빈 GUID 디렉터리가 남는다.</w:t>
+      </w:r>
+      <w:r>
+        <w:rPr>
+          <w:rFonts w:ascii="맑은 고딕" w:hAnsi="맑은 고딕" w:eastAsia="맑은 고딕"/>
+          <w:sz w:val="21"/>
+        </w:rPr>
+        <w:t xml:space="preserve"> </w:t>
+      </w:r>
+      <w:r>
+        <w:rPr>
+          <w:rFonts w:ascii="Consolas" w:hAnsi="Consolas" w:eastAsia="맑은 고딕"/>
+          <w:sz w:val="21"/>
+        </w:rPr>
+        <w:t xml:space="preserve">DROP PLUGGABLE DATABASE ... INCLUDING DATAFILES</w:t>
+      </w:r>
+      <w:r>
+        <w:rPr>
+          <w:rFonts w:ascii="맑은 고딕" w:hAnsi="맑은 고딕" w:eastAsia="맑은 고딕"/>
+          <w:sz w:val="21"/>
+        </w:rPr>
+        <w:t xml:space="preserve">로 지우면 PDB도 파일도 사라지지만 디렉터리는 그대로다. 동작에는 지장이 없으나 PDB를 자주 만들고 지우는 환경에서는 빈 디렉터리가 쌓이고, 이름만 봐서는 어느 것이 살아 있는지 알 수 없다.</w:t>
       </w:r>
     </w:p>
     <w:p>
@@ -471,7 +1336,49 @@
           <w:rFonts w:ascii="맑은 고딕" w:hAnsi="맑은 고딕" w:eastAsia="맑은 고딕"/>
           <w:sz w:val="21"/>
         </w:rPr>
-        <w:t>정리는 `V$PDBS`의 GUID 목록과 대조해 `rmdir`로 한다. `rmdir`은 비어 있지 않으면 실패하므로 살아 있는 PDB의 디렉터리를 지우는 사고를 막아 준다.</w:t>
+        <w:t xml:space="preserve">정리는 </w:t>
+      </w:r>
+      <w:r>
+        <w:rPr>
+          <w:rFonts w:ascii="Consolas" w:hAnsi="Consolas" w:eastAsia="맑은 고딕"/>
+          <w:sz w:val="21"/>
+        </w:rPr>
+        <w:t xml:space="preserve">V$PDBS</w:t>
+      </w:r>
+      <w:r>
+        <w:rPr>
+          <w:rFonts w:ascii="맑은 고딕" w:hAnsi="맑은 고딕" w:eastAsia="맑은 고딕"/>
+          <w:sz w:val="21"/>
+        </w:rPr>
+        <w:t xml:space="preserve">의 GUID 목록과 대조해 </w:t>
+      </w:r>
+      <w:r>
+        <w:rPr>
+          <w:rFonts w:ascii="Consolas" w:hAnsi="Consolas" w:eastAsia="맑은 고딕"/>
+          <w:sz w:val="21"/>
+        </w:rPr>
+        <w:t xml:space="preserve">rmdir</w:t>
+      </w:r>
+      <w:r>
+        <w:rPr>
+          <w:rFonts w:ascii="맑은 고딕" w:hAnsi="맑은 고딕" w:eastAsia="맑은 고딕"/>
+          <w:sz w:val="21"/>
+        </w:rPr>
+        <w:t xml:space="preserve">로 한다. </w:t>
+      </w:r>
+      <w:r>
+        <w:rPr>
+          <w:rFonts w:ascii="Consolas" w:hAnsi="Consolas" w:eastAsia="맑은 고딕"/>
+          <w:sz w:val="21"/>
+        </w:rPr>
+        <w:t xml:space="preserve">rmdir</w:t>
+      </w:r>
+      <w:r>
+        <w:rPr>
+          <w:rFonts w:ascii="맑은 고딕" w:hAnsi="맑은 고딕" w:eastAsia="맑은 고딕"/>
+          <w:sz w:val="21"/>
+        </w:rPr>
+        <w:t xml:space="preserve">은 비어 있지 않으면 실패하므로 살아 있는 PDB의 디렉터리를 지우는 사고를 막아 준다.</w:t>
       </w:r>
     </w:p>
     <w:p>
@@ -508,7 +1415,22 @@
           <w:rFonts w:ascii="맑은 고딕" w:hAnsi="맑은 고딕" w:eastAsia="맑은 고딕"/>
           <w:sz w:val="21"/>
         </w:rPr>
-        <w:t>실측에서 Primary에 그룹 8(200MB)을 추가하고 로그를 두 번 전환한 뒤 45초를 기다렸지만 Standby는 세 그룹 그대로였다. 지연은 0이었으므로 **밀려서 안 보이는 것이 아니라 애초에 반영되지 않는다.** 오류도 경고도 없다.</w:t>
+        <w:t xml:space="preserve">실측에서 Primary에 그룹 8(200MB)을 추가하고 로그를 두 번 전환한 뒤 45초를 기다렸지만 Standby는 세 그룹 그대로였다. 지연은 0이었으므로 </w:t>
+      </w:r>
+      <w:r>
+        <w:rPr>
+          <w:rFonts w:ascii="맑은 고딕" w:hAnsi="맑은 고딕" w:eastAsia="맑은 고딕"/>
+          <w:b/>
+          <w:sz w:val="21"/>
+        </w:rPr>
+        <w:t xml:space="preserve">밀려서 안 보이는 것이 아니라 애초에 반영되지 않는다.</w:t>
+      </w:r>
+      <w:r>
+        <w:rPr>
+          <w:rFonts w:ascii="맑은 고딕" w:hAnsi="맑은 고딕" w:eastAsia="맑은 고딕"/>
+          <w:sz w:val="21"/>
+        </w:rPr>
+        <w:t xml:space="preserve"> 오류도 경고도 없다.</w:t>
       </w:r>
     </w:p>
     <w:p>
@@ -517,25 +1439,56 @@
           <w:rFonts w:ascii="맑은 고딕" w:hAnsi="맑은 고딕" w:eastAsia="맑은 고딕"/>
           <w:sz w:val="21"/>
         </w:rPr>
-        <w:t>이유는 자원의 성격에 있다. **온라인 리두 로그는 그 데이터베이스가 Primary로서 쓰는 자원**이다. Standby는 자신의 온라인 리두를 쓰지 않고, 받은 리두는 SRL에 쓴다. 지금 당장 필요 없는 것을 오라클은 미리 만들지 않는다.</w:t>
+        <w:t xml:space="preserve">이유는 자원의 성격에 있다. </w:t>
+      </w:r>
+      <w:r>
+        <w:rPr>
+          <w:rFonts w:ascii="맑은 고딕" w:hAnsi="맑은 고딕" w:eastAsia="맑은 고딕"/>
+          <w:b/>
+          <w:sz w:val="21"/>
+        </w:rPr>
+        <w:t xml:space="preserve">온라인 리두 로그는 그 데이터베이스가 Primary로서 쓰는 자원</w:t>
+      </w:r>
+      <w:r>
+        <w:rPr>
+          <w:rFonts w:ascii="맑은 고딕" w:hAnsi="맑은 고딕" w:eastAsia="맑은 고딕"/>
+          <w:sz w:val="21"/>
+        </w:rPr>
+        <w:t xml:space="preserve">이다. Standby는 자신의 온라인 리두를 쓰지 않고, 받은 리두는 SRL에 쓴다. 지금 당장 필요 없는 것을 오라클은 미리 만들지 않는다.</w:t>
       </w:r>
     </w:p>
     <w:p>
       <w:r>
         <w:rPr>
           <w:rFonts w:ascii="맑은 고딕" w:hAnsi="맑은 고딕" w:eastAsia="맑은 고딕"/>
-          <w:sz w:val="21"/>
-        </w:rPr>
-        <w:t>**문제가 되는 시점은 역할 전환 후**다. boston이 Primary가 되면 그때 온라인 리두가 필요해지는데, 구성이 Primary와 다르면 로그 그룹 수와 크기가 어긋난 채로 운영이 시작된다. 실습 환경을 예로 들면 chicago를 네 그룹으로 운영하다 역할이 바뀌면 boston은 세 그룹으로 시작한다. 리두 생성량이 많은 시스템에서는 로그 전환이 잦아져 성능에 영향을 준다.</w:t>
+          <w:b/>
+          <w:sz w:val="21"/>
+        </w:rPr>
+        <w:t xml:space="preserve">문제가 되는 시점은 역할 전환 후</w:t>
+      </w:r>
+      <w:r>
+        <w:rPr>
+          <w:rFonts w:ascii="맑은 고딕" w:hAnsi="맑은 고딕" w:eastAsia="맑은 고딕"/>
+          <w:sz w:val="21"/>
+        </w:rPr>
+        <w:t xml:space="preserve">다. boston이 Primary가 되면 그때 온라인 리두가 필요해지는데, 구성이 Primary와 다르면 로그 그룹 수와 크기가 어긋난 채로 운영이 시작된다. 실습 환경을 예로 들면 chicago를 네 그룹으로 운영하다 역할이 바뀌면 boston은 세 그룹으로 시작한다. 리두 생성량이 많은 시스템에서는 로그 전환이 잦아져 성능에 영향을 준다.</w:t>
       </w:r>
     </w:p>
     <w:p>
       <w:r>
         <w:rPr>
           <w:rFonts w:ascii="맑은 고딕" w:hAnsi="맑은 고딕" w:eastAsia="맑은 고딕"/>
-          <w:sz w:val="21"/>
-        </w:rPr>
-        <w:t>**대응은 사람이 양쪽에 같이 적용하는 것**이다. 자동화되지 않는 몇 안 되는 항목이므로 절차서에 명시해 둔다. 함께 SRL도 검토한다. 4장의 규칙(SRL = 온라인 + 1)에 따르면 온라인을 넷으로 늘렸다면 SRL도 다섯으로 늘려야 한다.</w:t>
+          <w:b/>
+          <w:sz w:val="21"/>
+        </w:rPr>
+        <w:t xml:space="preserve">대응은 사람이 양쪽에 같이 적용하는 것</w:t>
+      </w:r>
+      <w:r>
+        <w:rPr>
+          <w:rFonts w:ascii="맑은 고딕" w:hAnsi="맑은 고딕" w:eastAsia="맑은 고딕"/>
+          <w:sz w:val="21"/>
+        </w:rPr>
+        <w:t xml:space="preserve">이다. 자동화되지 않는 몇 안 되는 항목이므로 절차서에 명시해 둔다. 함께 SRL도 검토한다. 4장의 규칙(SRL = 온라인 + 1)에 따르면 온라인을 넷으로 늘렸다면 SRL도 다섯으로 늘려야 한다.</w:t>
       </w:r>
     </w:p>
     <w:p>
@@ -544,7 +1497,21 @@
           <w:rFonts w:ascii="맑은 고딕" w:hAnsi="맑은 고딕" w:eastAsia="맑은 고딕"/>
           <w:sz w:val="21"/>
         </w:rPr>
-        <w:t>점검은 양쪽에서 `SELECT type, COUNT(DISTINCT group#) FROM v$logfile GROUP BY type`을 실행해 비교하는 것으로 충분하다.</w:t>
+        <w:t xml:space="preserve">점검은 양쪽에서 </w:t>
+      </w:r>
+      <w:r>
+        <w:rPr>
+          <w:rFonts w:ascii="Consolas" w:hAnsi="Consolas" w:eastAsia="맑은 고딕"/>
+          <w:sz w:val="21"/>
+        </w:rPr>
+        <w:t xml:space="preserve">SELECT type, COUNT(DISTINCT group#) FROM v$logfile GROUP BY type</w:t>
+      </w:r>
+      <w:r>
+        <w:rPr>
+          <w:rFonts w:ascii="맑은 고딕" w:hAnsi="맑은 고딕" w:eastAsia="맑은 고딕"/>
+          <w:sz w:val="21"/>
+        </w:rPr>
+        <w:t xml:space="preserve">을 실행해 비교하는 것으로 충분하다.</w:t>
       </w:r>
     </w:p>
     <w:p>
@@ -581,7 +1548,35 @@
           <w:rFonts w:ascii="맑은 고딕" w:hAnsi="맑은 고딕" w:eastAsia="맑은 고딕"/>
           <w:sz w:val="21"/>
         </w:rPr>
-        <w:t>사고 상황은 이렇다. CURRENT 상태의 `redo08.log`를 운영체제에서 지웠고, 다음 로그 전환에서 인스턴스가 죽었다. `STARTUP MOUNT`는 됐지만 크래시 복구에 시퀀스 86의 리두가 필요했고 그 파일은 없었다.</w:t>
+        <w:t xml:space="preserve">사고 상황은 이렇다. CURRENT 상태의 </w:t>
+      </w:r>
+      <w:r>
+        <w:rPr>
+          <w:rFonts w:ascii="Consolas" w:hAnsi="Consolas" w:eastAsia="맑은 고딕"/>
+          <w:sz w:val="21"/>
+        </w:rPr>
+        <w:t xml:space="preserve">redo08.log</w:t>
+      </w:r>
+      <w:r>
+        <w:rPr>
+          <w:rFonts w:ascii="맑은 고딕" w:hAnsi="맑은 고딕" w:eastAsia="맑은 고딕"/>
+          <w:sz w:val="21"/>
+        </w:rPr>
+        <w:t xml:space="preserve">를 운영체제에서 지웠고, 다음 로그 전환에서 인스턴스가 죽었다. </w:t>
+      </w:r>
+      <w:r>
+        <w:rPr>
+          <w:rFonts w:ascii="Consolas" w:hAnsi="Consolas" w:eastAsia="맑은 고딕"/>
+          <w:sz w:val="21"/>
+        </w:rPr>
+        <w:t xml:space="preserve">STARTUP MOUNT</w:t>
+      </w:r>
+      <w:r>
+        <w:rPr>
+          <w:rFonts w:ascii="맑은 고딕" w:hAnsi="맑은 고딕" w:eastAsia="맑은 고딕"/>
+          <w:sz w:val="21"/>
+        </w:rPr>
+        <w:t xml:space="preserve">는 됐지만 크래시 복구에 시퀀스 86의 리두가 필요했고 그 파일은 없었다.</w:t>
       </w:r>
     </w:p>
     <w:p>
@@ -590,7 +1585,36 @@
           <w:rFonts w:ascii="맑은 고딕" w:hAnsi="맑은 고딕" w:eastAsia="맑은 고딕"/>
           <w:sz w:val="21"/>
         </w:rPr>
-        <w:t>Standby에 기대를 걸 수 있었다. 실시간 적용 중이었으므로 SRL에 시퀀스 86을 받고 있었고, 실제로 그룹 4가 `SEQUENCE# 86 / ACTIVE` 상태였다. 그 파일을 Primary로 옮겨 적용하자 **필요한 SCN이 2513532에서 2513652로 전진했다.** 리두가 실제로 적용된 것이다.</w:t>
+        <w:t xml:space="preserve">Standby에 기대를 걸 수 있었다. 실시간 적용 중이었으므로 SRL에 시퀀스 86을 받고 있었고, 실제로 그룹 4가 </w:t>
+      </w:r>
+      <w:r>
+        <w:rPr>
+          <w:rFonts w:ascii="Consolas" w:hAnsi="Consolas" w:eastAsia="맑은 고딕"/>
+          <w:sz w:val="21"/>
+        </w:rPr>
+        <w:t xml:space="preserve">SEQUENCE# 86 / ACTIVE</w:t>
+      </w:r>
+      <w:r>
+        <w:rPr>
+          <w:rFonts w:ascii="맑은 고딕" w:hAnsi="맑은 고딕" w:eastAsia="맑은 고딕"/>
+          <w:sz w:val="21"/>
+        </w:rPr>
+        <w:t xml:space="preserve"> 상태였다. 그 파일을 Primary로 옮겨 적용하자 </w:t>
+      </w:r>
+      <w:r>
+        <w:rPr>
+          <w:rFonts w:ascii="맑은 고딕" w:hAnsi="맑은 고딕" w:eastAsia="맑은 고딕"/>
+          <w:b/>
+          <w:sz w:val="21"/>
+        </w:rPr>
+        <w:t xml:space="preserve">필요한 SCN이 2513532에서 2513652로 전진했다.</w:t>
+      </w:r>
+      <w:r>
+        <w:rPr>
+          <w:rFonts w:ascii="맑은 고딕" w:hAnsi="맑은 고딕" w:eastAsia="맑은 고딕"/>
+          <w:sz w:val="21"/>
+        </w:rPr>
+        <w:t xml:space="preserve"> 리두가 실제로 적용된 것이다.</w:t>
       </w:r>
     </w:p>
     <w:p>
@@ -599,7 +1623,44 @@
           <w:rFonts w:ascii="맑은 고딕" w:hAnsi="맑은 고딕" w:eastAsia="맑은 고딕"/>
           <w:sz w:val="21"/>
         </w:rPr>
-        <w:t>그러나 여전히 부족했다. 이유는 **보호 모드**에 있다. 실습 환경은 `MAXIMUM PERFORMANCE`, 즉 ASYNC 전송이다. LGWR이 로그 파일에 쓴 리두와 Standby로 전송된 리두 사이에는 시차가 있다. 마지막 순간에 Primary가 쓰고 아직 보내지 못한 리두는 **그 파일에만 있었고, 그 파일을 지웠다.**</w:t>
+        <w:t xml:space="preserve">그러나 여전히 부족했다. 이유는 </w:t>
+      </w:r>
+      <w:r>
+        <w:rPr>
+          <w:rFonts w:ascii="맑은 고딕" w:hAnsi="맑은 고딕" w:eastAsia="맑은 고딕"/>
+          <w:b/>
+          <w:sz w:val="21"/>
+        </w:rPr>
+        <w:t xml:space="preserve">보호 모드</w:t>
+      </w:r>
+      <w:r>
+        <w:rPr>
+          <w:rFonts w:ascii="맑은 고딕" w:hAnsi="맑은 고딕" w:eastAsia="맑은 고딕"/>
+          <w:sz w:val="21"/>
+        </w:rPr>
+        <w:t xml:space="preserve">에 있다. 실습 환경은 </w:t>
+      </w:r>
+      <w:r>
+        <w:rPr>
+          <w:rFonts w:ascii="Consolas" w:hAnsi="Consolas" w:eastAsia="맑은 고딕"/>
+          <w:sz w:val="21"/>
+        </w:rPr>
+        <w:t xml:space="preserve">MAXIMUM PERFORMANCE</w:t>
+      </w:r>
+      <w:r>
+        <w:rPr>
+          <w:rFonts w:ascii="맑은 고딕" w:hAnsi="맑은 고딕" w:eastAsia="맑은 고딕"/>
+          <w:sz w:val="21"/>
+        </w:rPr>
+        <w:t xml:space="preserve">, 즉 ASYNC 전송이다. LGWR이 로그 파일에 쓴 리두와 Standby로 전송된 리두 사이에는 시차가 있다. 마지막 순간에 Primary가 쓰고 아직 보내지 못한 리두는 </w:t>
+      </w:r>
+      <w:r>
+        <w:rPr>
+          <w:rFonts w:ascii="맑은 고딕" w:hAnsi="맑은 고딕" w:eastAsia="맑은 고딕"/>
+          <w:b/>
+          <w:sz w:val="21"/>
+        </w:rPr>
+        <w:t xml:space="preserve">그 파일에만 있었고, 그 파일을 지웠다.</w:t>
       </w:r>
     </w:p>
     <w:p>
@@ -608,16 +1669,60 @@
           <w:rFonts w:ascii="맑은 고딕" w:hAnsi="맑은 고딕" w:eastAsia="맑은 고딕"/>
           <w:sz w:val="21"/>
         </w:rPr>
-        <w:t>2장에서 보호 모드를 "성능과 보호의 교환"으로 설명했다. 그때는 주로 평상시 성능과 Primary 정지 위험의 교환으로 다뤘다. 이 사고는 **또 다른 대가**를 보여 준다. 보호 모드는 사고가 났을 때 **복구 가능성까지 결정한다.**</w:t>
+        <w:t xml:space="preserve">2장에서 보호 모드를 "성능과 보호의 교환"으로 설명했다. 그때는 주로 평상시 성능과 Primary 정지 위험의 교환으로 다뤘다. 이 사고는 </w:t>
+      </w:r>
+      <w:r>
+        <w:rPr>
+          <w:rFonts w:ascii="맑은 고딕" w:hAnsi="맑은 고딕" w:eastAsia="맑은 고딕"/>
+          <w:b/>
+          <w:sz w:val="21"/>
+        </w:rPr>
+        <w:t xml:space="preserve">또 다른 대가</w:t>
+      </w:r>
+      <w:r>
+        <w:rPr>
+          <w:rFonts w:ascii="맑은 고딕" w:hAnsi="맑은 고딕" w:eastAsia="맑은 고딕"/>
+          <w:sz w:val="21"/>
+        </w:rPr>
+        <w:t xml:space="preserve">를 보여 준다. 보호 모드는 사고가 났을 때 </w:t>
+      </w:r>
+      <w:r>
+        <w:rPr>
+          <w:rFonts w:ascii="맑은 고딕" w:hAnsi="맑은 고딕" w:eastAsia="맑은 고딕"/>
+          <w:b/>
+          <w:sz w:val="21"/>
+        </w:rPr>
+        <w:t xml:space="preserve">복구 가능성까지 결정한다.</w:t>
       </w:r>
     </w:p>
     <w:p>
       <w:r>
         <w:rPr>
-          <w:rFonts w:ascii="맑은 고딕" w:hAnsi="맑은 고딕" w:eastAsia="맑은 고딕"/>
-          <w:sz w:val="21"/>
-        </w:rPr>
-        <w:t>`MAXIMUM PROTECTION`이나 `MAXIMUM AVAILABILITY`였다면 커밋된 리두는 모두 Standby에 있었을 것이다. 그 경우 Standby의 SRL만으로 완전 복구가 가능했거나, 최소한 Failover로 데이터 손실 없이 넘어갈 수 있었다.</w:t>
+          <w:rFonts w:ascii="Consolas" w:hAnsi="Consolas" w:eastAsia="맑은 고딕"/>
+          <w:sz w:val="21"/>
+        </w:rPr>
+        <w:t xml:space="preserve">MAXIMUM PROTECTION</w:t>
+      </w:r>
+      <w:r>
+        <w:rPr>
+          <w:rFonts w:ascii="맑은 고딕" w:hAnsi="맑은 고딕" w:eastAsia="맑은 고딕"/>
+          <w:sz w:val="21"/>
+        </w:rPr>
+        <w:t xml:space="preserve">이나 </w:t>
+      </w:r>
+      <w:r>
+        <w:rPr>
+          <w:rFonts w:ascii="Consolas" w:hAnsi="Consolas" w:eastAsia="맑은 고딕"/>
+          <w:sz w:val="21"/>
+        </w:rPr>
+        <w:t xml:space="preserve">MAXIMUM AVAILABILITY</w:t>
+      </w:r>
+      <w:r>
+        <w:rPr>
+          <w:rFonts w:ascii="맑은 고딕" w:hAnsi="맑은 고딕" w:eastAsia="맑은 고딕"/>
+          <w:sz w:val="21"/>
+        </w:rPr>
+        <w:t xml:space="preserve">였다면 커밋된 리두는 모두 Standby에 있었을 것이다. 그 경우 Standby의 SRL만으로 완전 복구가 가능했거나, 최소한 Failover로 데이터 손실 없이 넘어갈 수 있었다.</w:t>
       </w:r>
     </w:p>
     <w:p>
@@ -626,7 +1731,22 @@
           <w:rFonts w:ascii="맑은 고딕" w:hAnsi="맑은 고딕" w:eastAsia="맑은 고딕"/>
           <w:sz w:val="21"/>
         </w:rPr>
-        <w:t>따라서 보호 모드 선택은 성능 문제가 아니라 **얼마만큼의 손실을 감수할 것인가**의 문제다. RPO(복구 목표 시점)를 정하는 결정이며, 이 사고가 그 의미를 구체적으로 보여 준다.</w:t>
+        <w:t xml:space="preserve">따라서 보호 모드 선택은 성능 문제가 아니라 </w:t>
+      </w:r>
+      <w:r>
+        <w:rPr>
+          <w:rFonts w:ascii="맑은 고딕" w:hAnsi="맑은 고딕" w:eastAsia="맑은 고딕"/>
+          <w:b/>
+          <w:sz w:val="21"/>
+        </w:rPr>
+        <w:t xml:space="preserve">얼마만큼의 손실을 감수할 것인가</w:t>
+      </w:r>
+      <w:r>
+        <w:rPr>
+          <w:rFonts w:ascii="맑은 고딕" w:hAnsi="맑은 고딕" w:eastAsia="맑은 고딕"/>
+          <w:sz w:val="21"/>
+        </w:rPr>
+        <w:t xml:space="preserve">의 문제다. RPO(복구 목표 시점)를 정하는 결정이며, 이 사고가 그 의미를 구체적으로 보여 준다.</w:t>
       </w:r>
     </w:p>
     <w:p>
@@ -669,18 +1789,98 @@
       <w:r>
         <w:rPr>
           <w:rFonts w:ascii="맑은 고딕" w:hAnsi="맑은 고딕" w:eastAsia="맑은 고딕"/>
-          <w:sz w:val="21"/>
-        </w:rPr>
-        <w:t>**원인.** Standby는 READ ONLY이므로 구조 변경을 포함해 어떤 쓰기도 할 수 없다. 실측에서 `ALTER TABLESPACE users ADD DATAFILE`과 `ALTER DATABASE DATAFILE 7 RESIZE 20M` 모두 같은 오류였다.</w:t>
+          <w:b/>
+          <w:sz w:val="21"/>
+        </w:rPr>
+        <w:t xml:space="preserve">원인.</w:t>
+      </w:r>
+      <w:r>
+        <w:rPr>
+          <w:rFonts w:ascii="맑은 고딕" w:hAnsi="맑은 고딕" w:eastAsia="맑은 고딕"/>
+          <w:sz w:val="21"/>
+        </w:rPr>
+        <w:t xml:space="preserve"> Standby는 READ ONLY이므로 구조 변경을 포함해 어떤 쓰기도 할 수 없다. 실측에서 </w:t>
+      </w:r>
+      <w:r>
+        <w:rPr>
+          <w:rFonts w:ascii="Consolas" w:hAnsi="Consolas" w:eastAsia="맑은 고딕"/>
+          <w:sz w:val="21"/>
+        </w:rPr>
+        <w:t xml:space="preserve">ALTER TABLESPACE users ADD DATAFILE</w:t>
+      </w:r>
+      <w:r>
+        <w:rPr>
+          <w:rFonts w:ascii="맑은 고딕" w:hAnsi="맑은 고딕" w:eastAsia="맑은 고딕"/>
+          <w:sz w:val="21"/>
+        </w:rPr>
+        <w:t xml:space="preserve">과 </w:t>
+      </w:r>
+      <w:r>
+        <w:rPr>
+          <w:rFonts w:ascii="Consolas" w:hAnsi="Consolas" w:eastAsia="맑은 고딕"/>
+          <w:sz w:val="21"/>
+        </w:rPr>
+        <w:t xml:space="preserve">ALTER DATABASE DATAFILE 7 RESIZE 20M</w:t>
+      </w:r>
+      <w:r>
+        <w:rPr>
+          <w:rFonts w:ascii="맑은 고딕" w:hAnsi="맑은 고딕" w:eastAsia="맑은 고딕"/>
+          <w:sz w:val="21"/>
+        </w:rPr>
+        <w:t xml:space="preserve"> 모두 같은 오류였다.</w:t>
       </w:r>
     </w:p>
     <w:p>
       <w:r>
         <w:rPr>
-          <w:rFonts w:ascii="맑은 고딕" w:hAnsi="맑은 고딕" w:eastAsia="맑은 고딕"/>
-          <w:sz w:val="21"/>
-        </w:rPr>
-        <w:t>**`STANDBY_FILE_MANAGEMENT` 값과의 관계는 없다.** `AUTO`든 `MANUAL`이든 Standby에서 직접 만드는 것은 불가능하다. 그 파라미터는 "리두를 적용하다 파일 추가 지시를 만났을 때 따라 만들 것인가"를 정할 뿐이다. 이 둘을 혼동하면 "AUTO인데 왜 안 되지?"라는 잘못된 질문에 갇힌다.</w:t>
+          <w:rFonts w:ascii="Consolas" w:hAnsi="Consolas" w:eastAsia="맑은 고딕"/>
+          <w:b/>
+          <w:sz w:val="21"/>
+        </w:rPr>
+        <w:t xml:space="preserve">STANDBY_FILE_MANAGEMENT</w:t>
+      </w:r>
+      <w:r>
+        <w:rPr>
+          <w:rFonts w:ascii="맑은 고딕" w:hAnsi="맑은 고딕" w:eastAsia="맑은 고딕"/>
+          <w:b/>
+          <w:sz w:val="21"/>
+        </w:rPr>
+        <w:t xml:space="preserve"> 값과의 관계는 없다.</w:t>
+      </w:r>
+      <w:r>
+        <w:rPr>
+          <w:rFonts w:ascii="맑은 고딕" w:hAnsi="맑은 고딕" w:eastAsia="맑은 고딕"/>
+          <w:sz w:val="21"/>
+        </w:rPr>
+        <w:t xml:space="preserve"> </w:t>
+      </w:r>
+      <w:r>
+        <w:rPr>
+          <w:rFonts w:ascii="Consolas" w:hAnsi="Consolas" w:eastAsia="맑은 고딕"/>
+          <w:sz w:val="21"/>
+        </w:rPr>
+        <w:t xml:space="preserve">AUTO</w:t>
+      </w:r>
+      <w:r>
+        <w:rPr>
+          <w:rFonts w:ascii="맑은 고딕" w:hAnsi="맑은 고딕" w:eastAsia="맑은 고딕"/>
+          <w:sz w:val="21"/>
+        </w:rPr>
+        <w:t xml:space="preserve">든 </w:t>
+      </w:r>
+      <w:r>
+        <w:rPr>
+          <w:rFonts w:ascii="Consolas" w:hAnsi="Consolas" w:eastAsia="맑은 고딕"/>
+          <w:sz w:val="21"/>
+        </w:rPr>
+        <w:t xml:space="preserve">MANUAL</w:t>
+      </w:r>
+      <w:r>
+        <w:rPr>
+          <w:rFonts w:ascii="맑은 고딕" w:hAnsi="맑은 고딕" w:eastAsia="맑은 고딕"/>
+          <w:sz w:val="21"/>
+        </w:rPr>
+        <w:t xml:space="preserve">이든 Standby에서 직접 만드는 것은 불가능하다. 그 파라미터는 "리두를 적용하다 파일 추가 지시를 만났을 때 따라 만들 것인가"를 정할 뿐이다. 이 둘을 혼동하면 "AUTO인데 왜 안 되지?"라는 잘못된 질문에 갇힌다.</w:t>
       </w:r>
     </w:p>
     <w:p>
@@ -689,25 +1889,70 @@
           <w:rFonts w:ascii="맑은 고딕" w:hAnsi="맑은 고딕" w:eastAsia="맑은 고딕"/>
           <w:sz w:val="21"/>
         </w:rPr>
-        <w:t>근본 원리는 **Standby의 파일은 오직 리두를 통해서만 생긴다**는 것이다. 이것이 물리 복제본의 정의이기도 하다.</w:t>
+        <w:t xml:space="preserve">근본 원리는 </w:t>
+      </w:r>
+      <w:r>
+        <w:rPr>
+          <w:rFonts w:ascii="맑은 고딕" w:hAnsi="맑은 고딕" w:eastAsia="맑은 고딕"/>
+          <w:b/>
+          <w:sz w:val="21"/>
+        </w:rPr>
+        <w:t xml:space="preserve">Standby의 파일은 오직 리두를 통해서만 생긴다</w:t>
+      </w:r>
+      <w:r>
+        <w:rPr>
+          <w:rFonts w:ascii="맑은 고딕" w:hAnsi="맑은 고딕" w:eastAsia="맑은 고딕"/>
+          <w:sz w:val="21"/>
+        </w:rPr>
+        <w:t xml:space="preserve">는 것이다. 이것이 물리 복제본의 정의이기도 하다.</w:t>
       </w:r>
     </w:p>
     <w:p>
       <w:r>
         <w:rPr>
           <w:rFonts w:ascii="맑은 고딕" w:hAnsi="맑은 고딕" w:eastAsia="맑은 고딕"/>
-          <w:sz w:val="21"/>
-        </w:rPr>
-        <w:t>**조치.** Primary에서 만든다. 그러면 리두를 통해 Standby에 반영된다.</w:t>
+          <w:b/>
+          <w:sz w:val="21"/>
+        </w:rPr>
+        <w:t xml:space="preserve">조치.</w:t>
+      </w:r>
+      <w:r>
+        <w:rPr>
+          <w:rFonts w:ascii="맑은 고딕" w:hAnsi="맑은 고딕" w:eastAsia="맑은 고딕"/>
+          <w:sz w:val="21"/>
+        </w:rPr>
+        <w:t xml:space="preserve"> Primary에서 만든다. 그러면 리두를 통해 Standby에 반영된다.</w:t>
       </w:r>
     </w:p>
     <w:p>
       <w:r>
         <w:rPr>
           <w:rFonts w:ascii="맑은 고딕" w:hAnsi="맑은 고딕" w:eastAsia="맑은 고딕"/>
-          <w:sz w:val="21"/>
-        </w:rPr>
-        <w:t>**재확인.** Primary에서 만든 뒤 25초쯤 기다렸다가 Standby에서 `SELECT file#, name, bytes/1024/1024 FROM v$datafile WHERE file#&gt;12`을 조회한다. 파일 번호와 크기가 Primary와 같으면 정상이다. 이름은 다를 수 있으며 그것이 정상이다.</w:t>
+          <w:b/>
+          <w:sz w:val="21"/>
+        </w:rPr>
+        <w:t xml:space="preserve">재확인.</w:t>
+      </w:r>
+      <w:r>
+        <w:rPr>
+          <w:rFonts w:ascii="맑은 고딕" w:hAnsi="맑은 고딕" w:eastAsia="맑은 고딕"/>
+          <w:sz w:val="21"/>
+        </w:rPr>
+        <w:t xml:space="preserve"> Primary에서 만든 뒤 25초쯤 기다렸다가 Standby에서 </w:t>
+      </w:r>
+      <w:r>
+        <w:rPr>
+          <w:rFonts w:ascii="Consolas" w:hAnsi="Consolas" w:eastAsia="맑은 고딕"/>
+          <w:sz w:val="21"/>
+        </w:rPr>
+        <w:t xml:space="preserve">SELECT file#, name, bytes/1024/1024 FROM v$datafile WHERE file#&gt;12</w:t>
+      </w:r>
+      <w:r>
+        <w:rPr>
+          <w:rFonts w:ascii="맑은 고딕" w:hAnsi="맑은 고딕" w:eastAsia="맑은 고딕"/>
+          <w:sz w:val="21"/>
+        </w:rPr>
+        <w:t xml:space="preserve">을 조회한다. 파일 번호와 크기가 Primary와 같으면 정상이다. 이름은 다를 수 있으며 그것이 정상이다.</w:t>
       </w:r>
     </w:p>
     <w:p>
@@ -742,9 +1987,10 @@
       <w:r>
         <w:rPr>
           <w:rFonts w:ascii="맑은 고딕" w:hAnsi="맑은 고딕" w:eastAsia="맑은 고딕"/>
-          <w:sz w:val="21"/>
-        </w:rPr>
-        <w:t>**진단 조회 세 가지.**</w:t>
+          <w:b/>
+          <w:sz w:val="21"/>
+        </w:rPr>
+        <w:t xml:space="preserve">진단 조회 세 가지.</w:t>
       </w:r>
     </w:p>
     <w:p>
@@ -753,7 +1999,49 @@
           <w:rFonts w:ascii="맑은 고딕" w:hAnsi="맑은 고딕" w:eastAsia="맑은 고딕"/>
           <w:sz w:val="21"/>
         </w:rPr>
-        <w:t>① `SELECT file#, name, status, bytes FROM v$datafile WHERE file#=16;` → 기대값 `UNNAMED00016 / RECOVER / 0`. 경로가 `$ORACLE_HOME/dbs`인 것 자체가 비정상 신호다.</w:t>
+        <w:t xml:space="preserve">① </w:t>
+      </w:r>
+      <w:r>
+        <w:rPr>
+          <w:rFonts w:ascii="Consolas" w:hAnsi="Consolas" w:eastAsia="맑은 고딕"/>
+          <w:sz w:val="21"/>
+        </w:rPr>
+        <w:t xml:space="preserve">SELECT file#, name, status, bytes FROM v$datafile WHERE file#=16;</w:t>
+      </w:r>
+      <w:r>
+        <w:rPr>
+          <w:rFonts w:ascii="맑은 고딕" w:hAnsi="맑은 고딕" w:eastAsia="맑은 고딕"/>
+          <w:sz w:val="21"/>
+        </w:rPr>
+        <w:t xml:space="preserve"> → 기대값 </w:t>
+      </w:r>
+      <w:r>
+        <w:rPr>
+          <w:rFonts w:ascii="Consolas" w:hAnsi="Consolas" w:eastAsia="맑은 고딕"/>
+          <w:sz w:val="21"/>
+        </w:rPr>
+        <w:t xml:space="preserve">UNNAMED00016 / RECOVER / 0</w:t>
+      </w:r>
+      <w:r>
+        <w:rPr>
+          <w:rFonts w:ascii="맑은 고딕" w:hAnsi="맑은 고딕" w:eastAsia="맑은 고딕"/>
+          <w:sz w:val="21"/>
+        </w:rPr>
+        <w:t xml:space="preserve">. 경로가 </w:t>
+      </w:r>
+      <w:r>
+        <w:rPr>
+          <w:rFonts w:ascii="Consolas" w:hAnsi="Consolas" w:eastAsia="맑은 고딕"/>
+          <w:sz w:val="21"/>
+        </w:rPr>
+        <w:t xml:space="preserve">$ORACLE_HOME/dbs</w:t>
+      </w:r>
+      <w:r>
+        <w:rPr>
+          <w:rFonts w:ascii="맑은 고딕" w:hAnsi="맑은 고딕" w:eastAsia="맑은 고딕"/>
+          <w:sz w:val="21"/>
+        </w:rPr>
+        <w:t xml:space="preserve">인 것 자체가 비정상 신호다.</w:t>
       </w:r>
     </w:p>
     <w:p>
@@ -762,7 +2050,35 @@
           <w:rFonts w:ascii="맑은 고딕" w:hAnsi="맑은 고딕" w:eastAsia="맑은 고딕"/>
           <w:sz w:val="21"/>
         </w:rPr>
-        <w:t>② `SELECT file#, status, error FROM v$datafile_header WHERE file#&gt;=14;` → 기대값 16번의 `ERROR = FILE MISSING`. ①과 함께 확실한 증거 두 가지다.</w:t>
+        <w:t xml:space="preserve">② </w:t>
+      </w:r>
+      <w:r>
+        <w:rPr>
+          <w:rFonts w:ascii="Consolas" w:hAnsi="Consolas" w:eastAsia="맑은 고딕"/>
+          <w:sz w:val="21"/>
+        </w:rPr>
+        <w:t xml:space="preserve">SELECT file#, status, error FROM v$datafile_header WHERE file#&gt;=14;</w:t>
+      </w:r>
+      <w:r>
+        <w:rPr>
+          <w:rFonts w:ascii="맑은 고딕" w:hAnsi="맑은 고딕" w:eastAsia="맑은 고딕"/>
+          <w:sz w:val="21"/>
+        </w:rPr>
+        <w:t xml:space="preserve"> → 기대값 16번의 </w:t>
+      </w:r>
+      <w:r>
+        <w:rPr>
+          <w:rFonts w:ascii="Consolas" w:hAnsi="Consolas" w:eastAsia="맑은 고딕"/>
+          <w:sz w:val="21"/>
+        </w:rPr>
+        <w:t xml:space="preserve">ERROR = FILE MISSING</w:t>
+      </w:r>
+      <w:r>
+        <w:rPr>
+          <w:rFonts w:ascii="맑은 고딕" w:hAnsi="맑은 고딕" w:eastAsia="맑은 고딕"/>
+          <w:sz w:val="21"/>
+        </w:rPr>
+        <w:t xml:space="preserve">. ①과 함께 확실한 증거 두 가지다.</w:t>
       </w:r>
     </w:p>
     <w:p>
@@ -771,7 +2087,21 @@
           <w:rFonts w:ascii="맑은 고딕" w:hAnsi="맑은 고딕" w:eastAsia="맑은 고딕"/>
           <w:sz w:val="21"/>
         </w:rPr>
-        <w:t>③ `SELECT severity, error_code, message FROM v$dataguard_status WHERE severity IN ('Error','Fatal Error') ORDER BY timestamp DESC;` → ORA-1274 또는 ORA-1111.</w:t>
+        <w:t xml:space="preserve">③ </w:t>
+      </w:r>
+      <w:r>
+        <w:rPr>
+          <w:rFonts w:ascii="Consolas" w:hAnsi="Consolas" w:eastAsia="맑은 고딕"/>
+          <w:sz w:val="21"/>
+        </w:rPr>
+        <w:t xml:space="preserve">SELECT severity, error_code, message FROM v$dataguard_status WHERE severity IN ('Error','Fatal Error') ORDER BY timestamp DESC;</w:t>
+      </w:r>
+      <w:r>
+        <w:rPr>
+          <w:rFonts w:ascii="맑은 고딕" w:hAnsi="맑은 고딕" w:eastAsia="맑은 고딕"/>
+          <w:sz w:val="21"/>
+        </w:rPr>
+        <w:t xml:space="preserve"> → ORA-1274 또는 ORA-1111.</w:t>
       </w:r>
     </w:p>
     <w:p>
@@ -780,25 +2110,140 @@
           <w:rFonts w:ascii="맑은 고딕" w:hAnsi="맑은 고딕" w:eastAsia="맑은 고딕"/>
           <w:sz w:val="21"/>
         </w:rPr>
-        <w:t>★ `V$RECOVER_FILE`은 조회해도 `no rows selected`가 나온다. UNNAMED 파일은 아직 "복구할 대상"으로 등록되지도 못한 상태이기 때문이며, **이 뷰만 믿으면 문제를 놓친다.**</w:t>
+        <w:t xml:space="preserve">★ </w:t>
+      </w:r>
+      <w:r>
+        <w:rPr>
+          <w:rFonts w:ascii="Consolas" w:hAnsi="Consolas" w:eastAsia="맑은 고딕"/>
+          <w:sz w:val="21"/>
+        </w:rPr>
+        <w:t xml:space="preserve">V$RECOVER_FILE</w:t>
+      </w:r>
+      <w:r>
+        <w:rPr>
+          <w:rFonts w:ascii="맑은 고딕" w:hAnsi="맑은 고딕" w:eastAsia="맑은 고딕"/>
+          <w:sz w:val="21"/>
+        </w:rPr>
+        <w:t xml:space="preserve">은 조회해도 </w:t>
+      </w:r>
+      <w:r>
+        <w:rPr>
+          <w:rFonts w:ascii="Consolas" w:hAnsi="Consolas" w:eastAsia="맑은 고딕"/>
+          <w:sz w:val="21"/>
+        </w:rPr>
+        <w:t xml:space="preserve">no rows selected</w:t>
+      </w:r>
+      <w:r>
+        <w:rPr>
+          <w:rFonts w:ascii="맑은 고딕" w:hAnsi="맑은 고딕" w:eastAsia="맑은 고딕"/>
+          <w:sz w:val="21"/>
+        </w:rPr>
+        <w:t xml:space="preserve">가 나온다. UNNAMED 파일은 아직 "복구할 대상"으로 등록되지도 못한 상태이기 때문이며, </w:t>
+      </w:r>
+      <w:r>
+        <w:rPr>
+          <w:rFonts w:ascii="맑은 고딕" w:hAnsi="맑은 고딕" w:eastAsia="맑은 고딕"/>
+          <w:b/>
+          <w:sz w:val="21"/>
+        </w:rPr>
+        <w:t xml:space="preserve">이 뷰만 믿으면 문제를 놓친다.</w:t>
       </w:r>
     </w:p>
     <w:p>
       <w:r>
         <w:rPr>
           <w:rFonts w:ascii="맑은 고딕" w:hAnsi="맑은 고딕" w:eastAsia="맑은 고딕"/>
-          <w:sz w:val="21"/>
-        </w:rPr>
-        <w:t>**복구 절차.** ① `ALTER SYSTEM SET standby_file_management='MANUAL' SCOPE=BOTH;` — 작업 동안 오라클과 사람이 같은 일을 하지 않도록 한다. ② `ALTER DATABASE CREATE DATAFILE '/u01/.../dbs/UNNAMED00016' AS NEW;` ③ `ALTER SYSTEM SET standby_file_management='AUTO' SCOPE=BOTH;` ④ `ALTER DATABASE RECOVER MANAGED STANDBY DATABASE USING CURRENT LOGFILE DISCONNECT FROM SESSION;`</w:t>
+          <w:b/>
+          <w:sz w:val="21"/>
+        </w:rPr>
+        <w:t xml:space="preserve">복구 절차.</w:t>
+      </w:r>
+      <w:r>
+        <w:rPr>
+          <w:rFonts w:ascii="맑은 고딕" w:hAnsi="맑은 고딕" w:eastAsia="맑은 고딕"/>
+          <w:sz w:val="21"/>
+        </w:rPr>
+        <w:t xml:space="preserve"> ① </w:t>
+      </w:r>
+      <w:r>
+        <w:rPr>
+          <w:rFonts w:ascii="Consolas" w:hAnsi="Consolas" w:eastAsia="맑은 고딕"/>
+          <w:sz w:val="21"/>
+        </w:rPr>
+        <w:t xml:space="preserve">ALTER SYSTEM SET standby_file_management='MANUAL' SCOPE=BOTH;</w:t>
+      </w:r>
+      <w:r>
+        <w:rPr>
+          <w:rFonts w:ascii="맑은 고딕" w:hAnsi="맑은 고딕" w:eastAsia="맑은 고딕"/>
+          <w:sz w:val="21"/>
+        </w:rPr>
+        <w:t xml:space="preserve"> — 작업 동안 오라클과 사람이 같은 일을 하지 않도록 한다. ② </w:t>
+      </w:r>
+      <w:r>
+        <w:rPr>
+          <w:rFonts w:ascii="Consolas" w:hAnsi="Consolas" w:eastAsia="맑은 고딕"/>
+          <w:sz w:val="21"/>
+        </w:rPr>
+        <w:t xml:space="preserve">ALTER DATABASE CREATE DATAFILE '/u01/.../dbs/UNNAMED00016' AS NEW;</w:t>
+      </w:r>
+      <w:r>
+        <w:rPr>
+          <w:rFonts w:ascii="맑은 고딕" w:hAnsi="맑은 고딕" w:eastAsia="맑은 고딕"/>
+          <w:sz w:val="21"/>
+        </w:rPr>
+        <w:t xml:space="preserve"> ③ </w:t>
+      </w:r>
+      <w:r>
+        <w:rPr>
+          <w:rFonts w:ascii="Consolas" w:hAnsi="Consolas" w:eastAsia="맑은 고딕"/>
+          <w:sz w:val="21"/>
+        </w:rPr>
+        <w:t xml:space="preserve">ALTER SYSTEM SET standby_file_management='AUTO' SCOPE=BOTH;</w:t>
+      </w:r>
+      <w:r>
+        <w:rPr>
+          <w:rFonts w:ascii="맑은 고딕" w:hAnsi="맑은 고딕" w:eastAsia="맑은 고딕"/>
+          <w:sz w:val="21"/>
+        </w:rPr>
+        <w:t xml:space="preserve"> ④ </w:t>
+      </w:r>
+      <w:r>
+        <w:rPr>
+          <w:rFonts w:ascii="Consolas" w:hAnsi="Consolas" w:eastAsia="맑은 고딕"/>
+          <w:sz w:val="21"/>
+        </w:rPr>
+        <w:t xml:space="preserve">ALTER DATABASE RECOVER MANAGED STANDBY DATABASE USING CURRENT LOGFILE DISCONNECT FROM SESSION;</w:t>
       </w:r>
     </w:p>
     <w:p>
       <w:r>
         <w:rPr>
           <w:rFonts w:ascii="맑은 고딕" w:hAnsi="맑은 고딕" w:eastAsia="맑은 고딕"/>
-          <w:sz w:val="21"/>
-        </w:rPr>
-        <w:t>**검증 네 가지.** 두 지연이 0인가, MRP0이 존재하는가, 파일 개수가 Primary와 같은가, `SELECT COUNT(*) FROM v$recover_file`이 0인가. 실측에서 모두 정상으로 돌아왔고 밀렸던 리두도 따라잡았다.</w:t>
+          <w:b/>
+          <w:sz w:val="21"/>
+        </w:rPr>
+        <w:t xml:space="preserve">검증 네 가지.</w:t>
+      </w:r>
+      <w:r>
+        <w:rPr>
+          <w:rFonts w:ascii="맑은 고딕" w:hAnsi="맑은 고딕" w:eastAsia="맑은 고딕"/>
+          <w:sz w:val="21"/>
+        </w:rPr>
+        <w:t xml:space="preserve"> 두 지연이 0인가, MRP0이 존재하는가, 파일 개수가 Primary와 같은가, </w:t>
+      </w:r>
+      <w:r>
+        <w:rPr>
+          <w:rFonts w:ascii="Consolas" w:hAnsi="Consolas" w:eastAsia="맑은 고딕"/>
+          <w:sz w:val="21"/>
+        </w:rPr>
+        <w:t xml:space="preserve">SELECT COUNT(*) FROM v$recover_file</w:t>
+      </w:r>
+      <w:r>
+        <w:rPr>
+          <w:rFonts w:ascii="맑은 고딕" w:hAnsi="맑은 고딕" w:eastAsia="맑은 고딕"/>
+          <w:sz w:val="21"/>
+        </w:rPr>
+        <w:t xml:space="preserve">이 0인가. 실측에서 모두 정상으로 돌아왔고 밀렸던 리두도 따라잡았다.</w:t>
       </w:r>
     </w:p>
     <w:p>
@@ -833,9 +2278,76 @@
       <w:r>
         <w:rPr>
           <w:rFonts w:ascii="맑은 고딕" w:hAnsi="맑은 고딕" w:eastAsia="맑은 고딕"/>
-          <w:sz w:val="21"/>
-        </w:rPr>
-        <w:t>**원인.** 파라미터를 되돌리는 것으로는 부족하다. `MANUAL`이던 동안 **이미 `UNNAMED00016` 항목이 컨트롤 파일에 만들어졌기** 때문이다. `AUTO`는 앞으로의 파일 추가를 자동화할 뿐, 이미 잘못 만들어진 항목을 고쳐 주지 않는다.</w:t>
+          <w:b/>
+          <w:sz w:val="21"/>
+        </w:rPr>
+        <w:t xml:space="preserve">원인.</w:t>
+      </w:r>
+      <w:r>
+        <w:rPr>
+          <w:rFonts w:ascii="맑은 고딕" w:hAnsi="맑은 고딕" w:eastAsia="맑은 고딕"/>
+          <w:sz w:val="21"/>
+        </w:rPr>
+        <w:t xml:space="preserve"> 파라미터를 되돌리는 것으로는 부족하다. </w:t>
+      </w:r>
+      <w:r>
+        <w:rPr>
+          <w:rFonts w:ascii="Consolas" w:hAnsi="Consolas" w:eastAsia="맑은 고딕"/>
+          <w:sz w:val="21"/>
+        </w:rPr>
+        <w:t xml:space="preserve">MANUAL</w:t>
+      </w:r>
+      <w:r>
+        <w:rPr>
+          <w:rFonts w:ascii="맑은 고딕" w:hAnsi="맑은 고딕" w:eastAsia="맑은 고딕"/>
+          <w:sz w:val="21"/>
+        </w:rPr>
+        <w:t xml:space="preserve">이던 동안 </w:t>
+      </w:r>
+      <w:r>
+        <w:rPr>
+          <w:rFonts w:ascii="맑은 고딕" w:hAnsi="맑은 고딕" w:eastAsia="맑은 고딕"/>
+          <w:b/>
+          <w:sz w:val="21"/>
+        </w:rPr>
+        <w:t xml:space="preserve">이미 </w:t>
+      </w:r>
+      <w:r>
+        <w:rPr>
+          <w:rFonts w:ascii="Consolas" w:hAnsi="Consolas" w:eastAsia="맑은 고딕"/>
+          <w:b/>
+          <w:sz w:val="21"/>
+        </w:rPr>
+        <w:t xml:space="preserve">UNNAMED00016</w:t>
+      </w:r>
+      <w:r>
+        <w:rPr>
+          <w:rFonts w:ascii="맑은 고딕" w:hAnsi="맑은 고딕" w:eastAsia="맑은 고딕"/>
+          <w:b/>
+          <w:sz w:val="21"/>
+        </w:rPr>
+        <w:t xml:space="preserve"> 항목이 컨트롤 파일에 만들어졌기</w:t>
+      </w:r>
+      <w:r>
+        <w:rPr>
+          <w:rFonts w:ascii="맑은 고딕" w:hAnsi="맑은 고딕" w:eastAsia="맑은 고딕"/>
+          <w:sz w:val="21"/>
+        </w:rPr>
+        <w:t xml:space="preserve"> 때문이다. </w:t>
+      </w:r>
+      <w:r>
+        <w:rPr>
+          <w:rFonts w:ascii="Consolas" w:hAnsi="Consolas" w:eastAsia="맑은 고딕"/>
+          <w:sz w:val="21"/>
+        </w:rPr>
+        <w:t xml:space="preserve">AUTO</w:t>
+      </w:r>
+      <w:r>
+        <w:rPr>
+          <w:rFonts w:ascii="맑은 고딕" w:hAnsi="맑은 고딕" w:eastAsia="맑은 고딕"/>
+          <w:sz w:val="21"/>
+        </w:rPr>
+        <w:t xml:space="preserve">는 앞으로의 파일 추가를 자동화할 뿐, 이미 잘못 만들어진 항목을 고쳐 주지 않는다.</w:t>
       </w:r>
     </w:p>
     <w:p>
@@ -844,7 +2356,22 @@
           <w:rFonts w:ascii="맑은 고딕" w:hAnsi="맑은 고딕" w:eastAsia="맑은 고딕"/>
           <w:sz w:val="21"/>
         </w:rPr>
-        <w:t>이것은 오류 번호의 변화로 확인된다. 실측에서 ORA-1274가 ORA-1111로 바뀌었다. **1274는 "만들 수 없다", 1111은 "자리가 잘못됐다"**이므로 원인이 옮겨 간 것이지 해결된 것이 아니다.</w:t>
+        <w:t xml:space="preserve">이것은 오류 번호의 변화로 확인된다. 실측에서 ORA-1274가 ORA-1111로 바뀌었다. </w:t>
+      </w:r>
+      <w:r>
+        <w:rPr>
+          <w:rFonts w:ascii="맑은 고딕" w:hAnsi="맑은 고딕" w:eastAsia="맑은 고딕"/>
+          <w:b/>
+          <w:sz w:val="21"/>
+        </w:rPr>
+        <w:t xml:space="preserve">1274는 "만들 수 없다", 1111은 "자리가 잘못됐다"</w:t>
+      </w:r>
+      <w:r>
+        <w:rPr>
+          <w:rFonts w:ascii="맑은 고딕" w:hAnsi="맑은 고딕" w:eastAsia="맑은 고딕"/>
+          <w:sz w:val="21"/>
+        </w:rPr>
+        <w:t xml:space="preserve">이므로 원인이 옮겨 간 것이지 해결된 것이 아니다.</w:t>
       </w:r>
     </w:p>
     <w:p>
@@ -860,18 +2387,132 @@
       <w:r>
         <w:rPr>
           <w:rFonts w:ascii="맑은 고딕" w:hAnsi="맑은 고딕" w:eastAsia="맑은 고딕"/>
-          <w:sz w:val="21"/>
-        </w:rPr>
-        <w:t>**조치.** 사람이 파일을 직접 만들어 준다. `ALTER SYSTEM SET standby_file_management='MANUAL'` → `ALTER DATABASE CREATE DATAFILE ... AS NEW` → `AUTO` 복귀 → MRP 재기동이다.</w:t>
+          <w:b/>
+          <w:sz w:val="21"/>
+        </w:rPr>
+        <w:t xml:space="preserve">조치.</w:t>
+      </w:r>
+      <w:r>
+        <w:rPr>
+          <w:rFonts w:ascii="맑은 고딕" w:hAnsi="맑은 고딕" w:eastAsia="맑은 고딕"/>
+          <w:sz w:val="21"/>
+        </w:rPr>
+        <w:t xml:space="preserve"> 사람이 파일을 직접 만들어 준다. </w:t>
+      </w:r>
+      <w:r>
+        <w:rPr>
+          <w:rFonts w:ascii="Consolas" w:hAnsi="Consolas" w:eastAsia="맑은 고딕"/>
+          <w:sz w:val="21"/>
+        </w:rPr>
+        <w:t xml:space="preserve">ALTER SYSTEM SET standby_file_management='MANUAL'</w:t>
+      </w:r>
+      <w:r>
+        <w:rPr>
+          <w:rFonts w:ascii="맑은 고딕" w:hAnsi="맑은 고딕" w:eastAsia="맑은 고딕"/>
+          <w:sz w:val="21"/>
+        </w:rPr>
+        <w:t xml:space="preserve"> → </w:t>
+      </w:r>
+      <w:r>
+        <w:rPr>
+          <w:rFonts w:ascii="Consolas" w:hAnsi="Consolas" w:eastAsia="맑은 고딕"/>
+          <w:sz w:val="21"/>
+        </w:rPr>
+        <w:t xml:space="preserve">ALTER DATABASE CREATE DATAFILE ... AS NEW</w:t>
+      </w:r>
+      <w:r>
+        <w:rPr>
+          <w:rFonts w:ascii="맑은 고딕" w:hAnsi="맑은 고딕" w:eastAsia="맑은 고딕"/>
+          <w:sz w:val="21"/>
+        </w:rPr>
+        <w:t xml:space="preserve"> → </w:t>
+      </w:r>
+      <w:r>
+        <w:rPr>
+          <w:rFonts w:ascii="Consolas" w:hAnsi="Consolas" w:eastAsia="맑은 고딕"/>
+          <w:sz w:val="21"/>
+        </w:rPr>
+        <w:t xml:space="preserve">AUTO</w:t>
+      </w:r>
+      <w:r>
+        <w:rPr>
+          <w:rFonts w:ascii="맑은 고딕" w:hAnsi="맑은 고딕" w:eastAsia="맑은 고딕"/>
+          <w:sz w:val="21"/>
+        </w:rPr>
+        <w:t xml:space="preserve"> 복귀 → MRP 재기동이다.</w:t>
       </w:r>
     </w:p>
     <w:p>
       <w:r>
         <w:rPr>
           <w:rFonts w:ascii="맑은 고딕" w:hAnsi="맑은 고딕" w:eastAsia="맑은 고딕"/>
-          <w:sz w:val="21"/>
-        </w:rPr>
-        <w:t>**재확인.** MRP0이 존재하고 상태가 `APPLYING_LOG` 또는 `WAIT_FOR_LOG`인지, 두 지연이 0으로 수렴하는지 본다. 그리고 `V$DATAFILE`에서 16번의 경로가 `$ORACLE_HOME/dbs`가 아닌 정상 위치인지 확인한다.</w:t>
+          <w:b/>
+          <w:sz w:val="21"/>
+        </w:rPr>
+        <w:t xml:space="preserve">재확인.</w:t>
+      </w:r>
+      <w:r>
+        <w:rPr>
+          <w:rFonts w:ascii="맑은 고딕" w:hAnsi="맑은 고딕" w:eastAsia="맑은 고딕"/>
+          <w:sz w:val="21"/>
+        </w:rPr>
+        <w:t xml:space="preserve"> MRP0이 존재하고 상태가 </w:t>
+      </w:r>
+      <w:r>
+        <w:rPr>
+          <w:rFonts w:ascii="Consolas" w:hAnsi="Consolas" w:eastAsia="맑은 고딕"/>
+          <w:sz w:val="21"/>
+        </w:rPr>
+        <w:t xml:space="preserve">APPLYING_LOG</w:t>
+      </w:r>
+      <w:r>
+        <w:rPr>
+          <w:rFonts w:ascii="맑은 고딕" w:hAnsi="맑은 고딕" w:eastAsia="맑은 고딕"/>
+          <w:sz w:val="21"/>
+        </w:rPr>
+        <w:t xml:space="preserve"> 또는 </w:t>
+      </w:r>
+      <w:r>
+        <w:rPr>
+          <w:rFonts w:ascii="Consolas" w:hAnsi="Consolas" w:eastAsia="맑은 고딕"/>
+          <w:sz w:val="21"/>
+        </w:rPr>
+        <w:t xml:space="preserve">WAIT_FOR_LOG</w:t>
+      </w:r>
+      <w:r>
+        <w:rPr>
+          <w:rFonts w:ascii="맑은 고딕" w:hAnsi="맑은 고딕" w:eastAsia="맑은 고딕"/>
+          <w:sz w:val="21"/>
+        </w:rPr>
+        <w:t xml:space="preserve">인지, 두 지연이 0으로 수렴하는지 본다. 그리고 </w:t>
+      </w:r>
+      <w:r>
+        <w:rPr>
+          <w:rFonts w:ascii="Consolas" w:hAnsi="Consolas" w:eastAsia="맑은 고딕"/>
+          <w:sz w:val="21"/>
+        </w:rPr>
+        <w:t xml:space="preserve">V$DATAFILE</w:t>
+      </w:r>
+      <w:r>
+        <w:rPr>
+          <w:rFonts w:ascii="맑은 고딕" w:hAnsi="맑은 고딕" w:eastAsia="맑은 고딕"/>
+          <w:sz w:val="21"/>
+        </w:rPr>
+        <w:t xml:space="preserve">에서 16번의 경로가 </w:t>
+      </w:r>
+      <w:r>
+        <w:rPr>
+          <w:rFonts w:ascii="Consolas" w:hAnsi="Consolas" w:eastAsia="맑은 고딕"/>
+          <w:sz w:val="21"/>
+        </w:rPr>
+        <w:t xml:space="preserve">$ORACLE_HOME/dbs</w:t>
+      </w:r>
+      <w:r>
+        <w:rPr>
+          <w:rFonts w:ascii="맑은 고딕" w:hAnsi="맑은 고딕" w:eastAsia="맑은 고딕"/>
+          <w:sz w:val="21"/>
+        </w:rPr>
+        <w:t xml:space="preserve">가 아닌 정상 위치인지 확인한다.</w:t>
       </w:r>
     </w:p>
     <w:p>
@@ -880,7 +2521,22 @@
           <w:rFonts w:ascii="맑은 고딕" w:hAnsi="맑은 고딕" w:eastAsia="맑은 고딕"/>
           <w:sz w:val="21"/>
         </w:rPr>
-        <w:t>★ 복구 도중 ORA-01153을 자주 만난다. 여러 번 시도하다 보면 어느 시점에 MRP를 기동했는지 놓치기 때문이다. **명령을 내리기 전에 MRP0 존재를 먼저 조회하는 습관**이 이것을 막는다.</w:t>
+        <w:t xml:space="preserve">★ 복구 도중 ORA-01153을 자주 만난다. 여러 번 시도하다 보면 어느 시점에 MRP를 기동했는지 놓치기 때문이다. </w:t>
+      </w:r>
+      <w:r>
+        <w:rPr>
+          <w:rFonts w:ascii="맑은 고딕" w:hAnsi="맑은 고딕" w:eastAsia="맑은 고딕"/>
+          <w:b/>
+          <w:sz w:val="21"/>
+        </w:rPr>
+        <w:t xml:space="preserve">명령을 내리기 전에 MRP0 존재를 먼저 조회하는 습관</w:t>
+      </w:r>
+      <w:r>
+        <w:rPr>
+          <w:rFonts w:ascii="맑은 고딕" w:hAnsi="맑은 고딕" w:eastAsia="맑은 고딕"/>
+          <w:sz w:val="21"/>
+        </w:rPr>
+        <w:t xml:space="preserve">이 이것을 막는다.</w:t>
       </w:r>
     </w:p>
     <w:p>
@@ -915,18 +2571,111 @@
       <w:r>
         <w:rPr>
           <w:rFonts w:ascii="맑은 고딕" w:hAnsi="맑은 고딕" w:eastAsia="맑은 고딕"/>
-          <w:sz w:val="21"/>
-        </w:rPr>
-        <w:t>**원인.** 지금 LGWR이 쓰고 있는 CURRENT 그룹은 지울 수 없다. 함께 나오는 ORA-00312가 어느 파일인지 알려 준다. 7장의 SRL ORA-00261과 성격이 같다 — 쓰이고 있는 로그는 지울 수 없다.</w:t>
+          <w:b/>
+          <w:sz w:val="21"/>
+        </w:rPr>
+        <w:t xml:space="preserve">원인.</w:t>
+      </w:r>
+      <w:r>
+        <w:rPr>
+          <w:rFonts w:ascii="맑은 고딕" w:hAnsi="맑은 고딕" w:eastAsia="맑은 고딕"/>
+          <w:sz w:val="21"/>
+        </w:rPr>
+        <w:t xml:space="preserve"> 지금 LGWR이 쓰고 있는 CURRENT 그룹은 지울 수 없다. 함께 나오는 ORA-00312가 어느 파일인지 알려 준다. 7장의 SRL ORA-00261과 성격이 같다 — 쓰이고 있는 로그는 지울 수 없다.</w:t>
       </w:r>
     </w:p>
     <w:p>
       <w:r>
         <w:rPr>
           <w:rFonts w:ascii="맑은 고딕" w:hAnsi="맑은 고딕" w:eastAsia="맑은 고딕"/>
-          <w:sz w:val="21"/>
-        </w:rPr>
-        <w:t>**올바른 조치 순서.** ① `ALTER SYSTEM SWITCH LOGFILE;`로 다른 그룹으로 넘긴다. ② `ALTER SYSTEM CHECKPOINT;` ③ `SELECT group#, status, archived FROM v$log;`로 그 그룹이 `INACTIVE`이고 `ARC=YES`인지 확인한다. ④ `ALTER DATABASE DROP LOGFILE GROUP 8;`</w:t>
+          <w:b/>
+          <w:sz w:val="21"/>
+        </w:rPr>
+        <w:t xml:space="preserve">올바른 조치 순서.</w:t>
+      </w:r>
+      <w:r>
+        <w:rPr>
+          <w:rFonts w:ascii="맑은 고딕" w:hAnsi="맑은 고딕" w:eastAsia="맑은 고딕"/>
+          <w:sz w:val="21"/>
+        </w:rPr>
+        <w:t xml:space="preserve"> ① </w:t>
+      </w:r>
+      <w:r>
+        <w:rPr>
+          <w:rFonts w:ascii="Consolas" w:hAnsi="Consolas" w:eastAsia="맑은 고딕"/>
+          <w:sz w:val="21"/>
+        </w:rPr>
+        <w:t xml:space="preserve">ALTER SYSTEM SWITCH LOGFILE;</w:t>
+      </w:r>
+      <w:r>
+        <w:rPr>
+          <w:rFonts w:ascii="맑은 고딕" w:hAnsi="맑은 고딕" w:eastAsia="맑은 고딕"/>
+          <w:sz w:val="21"/>
+        </w:rPr>
+        <w:t xml:space="preserve">로 다른 그룹으로 넘긴다. ② </w:t>
+      </w:r>
+      <w:r>
+        <w:rPr>
+          <w:rFonts w:ascii="Consolas" w:hAnsi="Consolas" w:eastAsia="맑은 고딕"/>
+          <w:sz w:val="21"/>
+        </w:rPr>
+        <w:t xml:space="preserve">ALTER SYSTEM CHECKPOINT;</w:t>
+      </w:r>
+      <w:r>
+        <w:rPr>
+          <w:rFonts w:ascii="맑은 고딕" w:hAnsi="맑은 고딕" w:eastAsia="맑은 고딕"/>
+          <w:sz w:val="21"/>
+        </w:rPr>
+        <w:t xml:space="preserve"> ③ </w:t>
+      </w:r>
+      <w:r>
+        <w:rPr>
+          <w:rFonts w:ascii="Consolas" w:hAnsi="Consolas" w:eastAsia="맑은 고딕"/>
+          <w:sz w:val="21"/>
+        </w:rPr>
+        <w:t xml:space="preserve">SELECT group#, status, archived FROM v$log;</w:t>
+      </w:r>
+      <w:r>
+        <w:rPr>
+          <w:rFonts w:ascii="맑은 고딕" w:hAnsi="맑은 고딕" w:eastAsia="맑은 고딕"/>
+          <w:sz w:val="21"/>
+        </w:rPr>
+        <w:t xml:space="preserve">로 그 그룹이 </w:t>
+      </w:r>
+      <w:r>
+        <w:rPr>
+          <w:rFonts w:ascii="Consolas" w:hAnsi="Consolas" w:eastAsia="맑은 고딕"/>
+          <w:sz w:val="21"/>
+        </w:rPr>
+        <w:t xml:space="preserve">INACTIVE</w:t>
+      </w:r>
+      <w:r>
+        <w:rPr>
+          <w:rFonts w:ascii="맑은 고딕" w:hAnsi="맑은 고딕" w:eastAsia="맑은 고딕"/>
+          <w:sz w:val="21"/>
+        </w:rPr>
+        <w:t xml:space="preserve">이고 </w:t>
+      </w:r>
+      <w:r>
+        <w:rPr>
+          <w:rFonts w:ascii="Consolas" w:hAnsi="Consolas" w:eastAsia="맑은 고딕"/>
+          <w:sz w:val="21"/>
+        </w:rPr>
+        <w:t xml:space="preserve">ARC=YES</w:t>
+      </w:r>
+      <w:r>
+        <w:rPr>
+          <w:rFonts w:ascii="맑은 고딕" w:hAnsi="맑은 고딕" w:eastAsia="맑은 고딕"/>
+          <w:sz w:val="21"/>
+        </w:rPr>
+        <w:t xml:space="preserve">인지 확인한다. ④ </w:t>
+      </w:r>
+      <w:r>
+        <w:rPr>
+          <w:rFonts w:ascii="Consolas" w:hAnsi="Consolas" w:eastAsia="맑은 고딕"/>
+          <w:sz w:val="21"/>
+        </w:rPr>
+        <w:t xml:space="preserve">ALTER DATABASE DROP LOGFILE GROUP 8;</w:t>
       </w:r>
     </w:p>
     <w:p>
@@ -935,25 +2684,100 @@
           <w:rFonts w:ascii="맑은 고딕" w:hAnsi="맑은 고딕" w:eastAsia="맑은 고딕"/>
           <w:sz w:val="21"/>
         </w:rPr>
-        <w:t>★ 전환 한 번으로 부족할 수 있다. 전환 직후 그룹은 `ACTIVE`(아카이브 대기) 상태이며 이때도 지울 수 없다. **상태를 조회로 확인하고 진행하는 것이 확실하다.**</w:t>
+        <w:t xml:space="preserve">★ 전환 한 번으로 부족할 수 있다. 전환 직후 그룹은 </w:t>
+      </w:r>
+      <w:r>
+        <w:rPr>
+          <w:rFonts w:ascii="Consolas" w:hAnsi="Consolas" w:eastAsia="맑은 고딕"/>
+          <w:sz w:val="21"/>
+        </w:rPr>
+        <w:t xml:space="preserve">ACTIVE</w:t>
+      </w:r>
+      <w:r>
+        <w:rPr>
+          <w:rFonts w:ascii="맑은 고딕" w:hAnsi="맑은 고딕" w:eastAsia="맑은 고딕"/>
+          <w:sz w:val="21"/>
+        </w:rPr>
+        <w:t xml:space="preserve">(아카이브 대기) 상태이며 이때도 지울 수 없다. </w:t>
+      </w:r>
+      <w:r>
+        <w:rPr>
+          <w:rFonts w:ascii="맑은 고딕" w:hAnsi="맑은 고딕" w:eastAsia="맑은 고딕"/>
+          <w:b/>
+          <w:sz w:val="21"/>
+        </w:rPr>
+        <w:t xml:space="preserve">상태를 조회로 확인하고 진행하는 것이 확실하다.</w:t>
       </w:r>
     </w:p>
     <w:p>
       <w:r>
         <w:rPr>
           <w:rFonts w:ascii="맑은 고딕" w:hAnsi="맑은 고딕" w:eastAsia="맑은 고딕"/>
-          <w:sz w:val="21"/>
-        </w:rPr>
-        <w:t>**이 오류를 우회했을 때 무슨 일이 일어나는가.** 실습 07의 사고가 정확히 그것이다. 오류가 났는데 `rm -f`로 파일을 지웠고, 그룹이 아직 등록되어 있고 CURRENT였다. 리눅스는 열려 있는 파일을 지워도 프로세스가 계속 쓸 수 있게 하므로 **직후에는 아무 일도 일어나지 않았다.** 다음 로그 전환에서 ORA-27041 → ORA-00313 → LG01 사망 → PMON이 인스턴스 종료로 이어졌고, ASYNC 환경이라 완전 복구가 불가능했다.</w:t>
+          <w:b/>
+          <w:sz w:val="21"/>
+        </w:rPr>
+        <w:t xml:space="preserve">이 오류를 우회했을 때 무슨 일이 일어나는가.</w:t>
+      </w:r>
+      <w:r>
+        <w:rPr>
+          <w:rFonts w:ascii="맑은 고딕" w:hAnsi="맑은 고딕" w:eastAsia="맑은 고딕"/>
+          <w:sz w:val="21"/>
+        </w:rPr>
+        <w:t xml:space="preserve"> 실습 07의 사고가 정확히 그것이다. 오류가 났는데 </w:t>
+      </w:r>
+      <w:r>
+        <w:rPr>
+          <w:rFonts w:ascii="Consolas" w:hAnsi="Consolas" w:eastAsia="맑은 고딕"/>
+          <w:sz w:val="21"/>
+        </w:rPr>
+        <w:t xml:space="preserve">rm -f</w:t>
+      </w:r>
+      <w:r>
+        <w:rPr>
+          <w:rFonts w:ascii="맑은 고딕" w:hAnsi="맑은 고딕" w:eastAsia="맑은 고딕"/>
+          <w:sz w:val="21"/>
+        </w:rPr>
+        <w:t xml:space="preserve">로 파일을 지웠고, 그룹이 아직 등록되어 있고 CURRENT였다. 리눅스는 열려 있는 파일을 지워도 프로세스가 계속 쓸 수 있게 하므로 </w:t>
+      </w:r>
+      <w:r>
+        <w:rPr>
+          <w:rFonts w:ascii="맑은 고딕" w:hAnsi="맑은 고딕" w:eastAsia="맑은 고딕"/>
+          <w:b/>
+          <w:sz w:val="21"/>
+        </w:rPr>
+        <w:t xml:space="preserve">직후에는 아무 일도 일어나지 않았다.</w:t>
+      </w:r>
+      <w:r>
+        <w:rPr>
+          <w:rFonts w:ascii="맑은 고딕" w:hAnsi="맑은 고딕" w:eastAsia="맑은 고딕"/>
+          <w:sz w:val="21"/>
+        </w:rPr>
+        <w:t xml:space="preserve"> 다음 로그 전환에서 ORA-27041 → ORA-00313 → LG01 사망 → PMON이 인스턴스 종료로 이어졌고, ASYNC 환경이라 완전 복구가 불가능했다.</w:t>
       </w:r>
     </w:p>
     <w:p>
       <w:r>
         <w:rPr>
           <w:rFonts w:ascii="맑은 고딕" w:hAnsi="맑은 고딕" w:eastAsia="맑은 고딕"/>
-          <w:sz w:val="21"/>
-        </w:rPr>
-        <w:t>**교훈.** ORA-01623은 "지금은 지울 수 없다"는 뜻이지 "다른 방법으로 지워라"는 뜻이 아니다. **오류 메시지는 방금 하려던 일이 위험하다고 알려 주고 있었다.**</w:t>
+          <w:b/>
+          <w:sz w:val="21"/>
+        </w:rPr>
+        <w:t xml:space="preserve">교훈.</w:t>
+      </w:r>
+      <w:r>
+        <w:rPr>
+          <w:rFonts w:ascii="맑은 고딕" w:hAnsi="맑은 고딕" w:eastAsia="맑은 고딕"/>
+          <w:sz w:val="21"/>
+        </w:rPr>
+        <w:t xml:space="preserve"> ORA-01623은 "지금은 지울 수 없다"는 뜻이지 "다른 방법으로 지워라"는 뜻이 아니다. </w:t>
+      </w:r>
+      <w:r>
+        <w:rPr>
+          <w:rFonts w:ascii="맑은 고딕" w:hAnsi="맑은 고딕" w:eastAsia="맑은 고딕"/>
+          <w:b/>
+          <w:sz w:val="21"/>
+        </w:rPr>
+        <w:t xml:space="preserve">오류 메시지는 방금 하려던 일이 위험하다고 알려 주고 있었다.</w:t>
       </w:r>
     </w:p>
     <w:p>
@@ -988,45 +2812,308 @@
       <w:r>
         <w:rPr>
           <w:rFonts w:ascii="맑은 고딕" w:hAnsi="맑은 고딕" w:eastAsia="맑은 고딕"/>
-          <w:sz w:val="21"/>
-        </w:rPr>
-        <w:t>**원인.** `ORA-00301 ... file cannot be created` + `ORA-27038: created file already exists`. **오라클은 로그 그룹을 지울 때 운영체제 파일을 지우지 않는다.** 데이터 파일과 다른 점이며, `DROP TABLESPACE ... INCLUDING DATAFILES`에 해당하는 옵션이 `DROP LOGFILE`에는 없다. 4장에서 SRL을 다룰 때 만난 것과 같은 상황이다.</w:t>
+          <w:b/>
+          <w:sz w:val="21"/>
+        </w:rPr>
+        <w:t xml:space="preserve">원인.</w:t>
+      </w:r>
+      <w:r>
+        <w:rPr>
+          <w:rFonts w:ascii="맑은 고딕" w:hAnsi="맑은 고딕" w:eastAsia="맑은 고딕"/>
+          <w:sz w:val="21"/>
+        </w:rPr>
+        <w:t xml:space="preserve"> </w:t>
+      </w:r>
+      <w:r>
+        <w:rPr>
+          <w:rFonts w:ascii="Consolas" w:hAnsi="Consolas" w:eastAsia="맑은 고딕"/>
+          <w:sz w:val="21"/>
+        </w:rPr>
+        <w:t xml:space="preserve">ORA-00301 ... file cannot be created</w:t>
+      </w:r>
+      <w:r>
+        <w:rPr>
+          <w:rFonts w:ascii="맑은 고딕" w:hAnsi="맑은 고딕" w:eastAsia="맑은 고딕"/>
+          <w:sz w:val="21"/>
+        </w:rPr>
+        <w:t xml:space="preserve"> + </w:t>
+      </w:r>
+      <w:r>
+        <w:rPr>
+          <w:rFonts w:ascii="Consolas" w:hAnsi="Consolas" w:eastAsia="맑은 고딕"/>
+          <w:sz w:val="21"/>
+        </w:rPr>
+        <w:t xml:space="preserve">ORA-27038: created file already exists</w:t>
+      </w:r>
+      <w:r>
+        <w:rPr>
+          <w:rFonts w:ascii="맑은 고딕" w:hAnsi="맑은 고딕" w:eastAsia="맑은 고딕"/>
+          <w:sz w:val="21"/>
+        </w:rPr>
+        <w:t xml:space="preserve">. </w:t>
+      </w:r>
+      <w:r>
+        <w:rPr>
+          <w:rFonts w:ascii="맑은 고딕" w:hAnsi="맑은 고딕" w:eastAsia="맑은 고딕"/>
+          <w:b/>
+          <w:sz w:val="21"/>
+        </w:rPr>
+        <w:t xml:space="preserve">오라클은 로그 그룹을 지울 때 운영체제 파일을 지우지 않는다.</w:t>
+      </w:r>
+      <w:r>
+        <w:rPr>
+          <w:rFonts w:ascii="맑은 고딕" w:hAnsi="맑은 고딕" w:eastAsia="맑은 고딕"/>
+          <w:sz w:val="21"/>
+        </w:rPr>
+        <w:t xml:space="preserve"> 데이터 파일과 다른 점이며, </w:t>
+      </w:r>
+      <w:r>
+        <w:rPr>
+          <w:rFonts w:ascii="Consolas" w:hAnsi="Consolas" w:eastAsia="맑은 고딕"/>
+          <w:sz w:val="21"/>
+        </w:rPr>
+        <w:t xml:space="preserve">DROP TABLESPACE ... INCLUDING DATAFILES</w:t>
+      </w:r>
+      <w:r>
+        <w:rPr>
+          <w:rFonts w:ascii="맑은 고딕" w:hAnsi="맑은 고딕" w:eastAsia="맑은 고딕"/>
+          <w:sz w:val="21"/>
+        </w:rPr>
+        <w:t xml:space="preserve">에 해당하는 옵션이 </w:t>
+      </w:r>
+      <w:r>
+        <w:rPr>
+          <w:rFonts w:ascii="Consolas" w:hAnsi="Consolas" w:eastAsia="맑은 고딕"/>
+          <w:sz w:val="21"/>
+        </w:rPr>
+        <w:t xml:space="preserve">DROP LOGFILE</w:t>
+      </w:r>
+      <w:r>
+        <w:rPr>
+          <w:rFonts w:ascii="맑은 고딕" w:hAnsi="맑은 고딕" w:eastAsia="맑은 고딕"/>
+          <w:sz w:val="21"/>
+        </w:rPr>
+        <w:t xml:space="preserve">에는 없다. 4장에서 SRL을 다룰 때 만난 것과 같은 상황이다.</w:t>
       </w:r>
     </w:p>
     <w:p>
       <w:r>
         <w:rPr>
           <w:rFonts w:ascii="맑은 고딕" w:hAnsi="맑은 고딕" w:eastAsia="맑은 고딕"/>
-          <w:sz w:val="21"/>
-        </w:rPr>
-        <w:t>**조치 경로 ① — REUSE 키워드.** `ALTER DATABASE ADD LOGFILE GROUP 8 '&lt;경로&gt;' SIZE 200M REUSE;` 간단하지만 **위험이 있다.** 그 파일이 정말 쓰이지 않는 것인지 확인하지 않고 덮어쓴다. 다른 데이터베이스나 다른 그룹이 쓰고 있다면 그것을 파괴한다.</w:t>
+          <w:b/>
+          <w:sz w:val="21"/>
+        </w:rPr>
+        <w:t xml:space="preserve">조치 경로 ① — REUSE 키워드.</w:t>
+      </w:r>
+      <w:r>
+        <w:rPr>
+          <w:rFonts w:ascii="맑은 고딕" w:hAnsi="맑은 고딕" w:eastAsia="맑은 고딕"/>
+          <w:sz w:val="21"/>
+        </w:rPr>
+        <w:t xml:space="preserve"> </w:t>
+      </w:r>
+      <w:r>
+        <w:rPr>
+          <w:rFonts w:ascii="Consolas" w:hAnsi="Consolas" w:eastAsia="맑은 고딕"/>
+          <w:sz w:val="21"/>
+        </w:rPr>
+        <w:t xml:space="preserve">ALTER DATABASE ADD LOGFILE GROUP 8 '&lt;경로&gt;' SIZE 200M REUSE;</w:t>
+      </w:r>
+      <w:r>
+        <w:rPr>
+          <w:rFonts w:ascii="맑은 고딕" w:hAnsi="맑은 고딕" w:eastAsia="맑은 고딕"/>
+          <w:sz w:val="21"/>
+        </w:rPr>
+        <w:t xml:space="preserve"> 간단하지만 </w:t>
+      </w:r>
+      <w:r>
+        <w:rPr>
+          <w:rFonts w:ascii="맑은 고딕" w:hAnsi="맑은 고딕" w:eastAsia="맑은 고딕"/>
+          <w:b/>
+          <w:sz w:val="21"/>
+        </w:rPr>
+        <w:t xml:space="preserve">위험이 있다.</w:t>
+      </w:r>
+      <w:r>
+        <w:rPr>
+          <w:rFonts w:ascii="맑은 고딕" w:hAnsi="맑은 고딕" w:eastAsia="맑은 고딕"/>
+          <w:sz w:val="21"/>
+        </w:rPr>
+        <w:t xml:space="preserve"> 그 파일이 정말 쓰이지 않는 것인지 확인하지 않고 덮어쓴다. 다른 데이터베이스나 다른 그룹이 쓰고 있다면 그것을 파괴한다.</w:t>
       </w:r>
     </w:p>
     <w:p>
       <w:r>
         <w:rPr>
           <w:rFonts w:ascii="맑은 고딕" w:hAnsi="맑은 고딕" w:eastAsia="맑은 고딕"/>
-          <w:sz w:val="21"/>
-        </w:rPr>
-        <w:t>**조치 경로 ② — 확인 후 파일 정리.** 먼저 `SELECT member FROM v$logfile WHERE member LIKE '%redo08%';`가 `no rows selected`인지 확인한다. 그 다음 `mv`로 옮긴다. **`rm`이 아니라 `mv`를 쓴다.** 되돌릴 수 있기 때문이다. 며칠 뒤 문제가 없으면 지운다.</w:t>
+          <w:b/>
+          <w:sz w:val="21"/>
+        </w:rPr>
+        <w:t xml:space="preserve">조치 경로 ② — 확인 후 파일 정리.</w:t>
+      </w:r>
+      <w:r>
+        <w:rPr>
+          <w:rFonts w:ascii="맑은 고딕" w:hAnsi="맑은 고딕" w:eastAsia="맑은 고딕"/>
+          <w:sz w:val="21"/>
+        </w:rPr>
+        <w:t xml:space="preserve"> 먼저 </w:t>
+      </w:r>
+      <w:r>
+        <w:rPr>
+          <w:rFonts w:ascii="Consolas" w:hAnsi="Consolas" w:eastAsia="맑은 고딕"/>
+          <w:sz w:val="21"/>
+        </w:rPr>
+        <w:t xml:space="preserve">SELECT member FROM v$logfile WHERE member LIKE '%redo08%';</w:t>
+      </w:r>
+      <w:r>
+        <w:rPr>
+          <w:rFonts w:ascii="맑은 고딕" w:hAnsi="맑은 고딕" w:eastAsia="맑은 고딕"/>
+          <w:sz w:val="21"/>
+        </w:rPr>
+        <w:t xml:space="preserve">가 </w:t>
+      </w:r>
+      <w:r>
+        <w:rPr>
+          <w:rFonts w:ascii="Consolas" w:hAnsi="Consolas" w:eastAsia="맑은 고딕"/>
+          <w:sz w:val="21"/>
+        </w:rPr>
+        <w:t xml:space="preserve">no rows selected</w:t>
+      </w:r>
+      <w:r>
+        <w:rPr>
+          <w:rFonts w:ascii="맑은 고딕" w:hAnsi="맑은 고딕" w:eastAsia="맑은 고딕"/>
+          <w:sz w:val="21"/>
+        </w:rPr>
+        <w:t xml:space="preserve">인지 확인한다. 그 다음 </w:t>
+      </w:r>
+      <w:r>
+        <w:rPr>
+          <w:rFonts w:ascii="Consolas" w:hAnsi="Consolas" w:eastAsia="맑은 고딕"/>
+          <w:sz w:val="21"/>
+        </w:rPr>
+        <w:t xml:space="preserve">mv</w:t>
+      </w:r>
+      <w:r>
+        <w:rPr>
+          <w:rFonts w:ascii="맑은 고딕" w:hAnsi="맑은 고딕" w:eastAsia="맑은 고딕"/>
+          <w:sz w:val="21"/>
+        </w:rPr>
+        <w:t xml:space="preserve">로 옮긴다. </w:t>
+      </w:r>
+      <w:r>
+        <w:rPr>
+          <w:rFonts w:ascii="Consolas" w:hAnsi="Consolas" w:eastAsia="맑은 고딕"/>
+          <w:b/>
+          <w:sz w:val="21"/>
+        </w:rPr>
+        <w:t xml:space="preserve">rm</w:t>
+      </w:r>
+      <w:r>
+        <w:rPr>
+          <w:rFonts w:ascii="맑은 고딕" w:hAnsi="맑은 고딕" w:eastAsia="맑은 고딕"/>
+          <w:b/>
+          <w:sz w:val="21"/>
+        </w:rPr>
+        <w:t xml:space="preserve">이 아니라 </w:t>
+      </w:r>
+      <w:r>
+        <w:rPr>
+          <w:rFonts w:ascii="Consolas" w:hAnsi="Consolas" w:eastAsia="맑은 고딕"/>
+          <w:b/>
+          <w:sz w:val="21"/>
+        </w:rPr>
+        <w:t xml:space="preserve">mv</w:t>
+      </w:r>
+      <w:r>
+        <w:rPr>
+          <w:rFonts w:ascii="맑은 고딕" w:hAnsi="맑은 고딕" w:eastAsia="맑은 고딕"/>
+          <w:b/>
+          <w:sz w:val="21"/>
+        </w:rPr>
+        <w:t xml:space="preserve">를 쓴다.</w:t>
+      </w:r>
+      <w:r>
+        <w:rPr>
+          <w:rFonts w:ascii="맑은 고딕" w:hAnsi="맑은 고딕" w:eastAsia="맑은 고딕"/>
+          <w:sz w:val="21"/>
+        </w:rPr>
+        <w:t xml:space="preserve"> 되돌릴 수 있기 때문이다. 며칠 뒤 문제가 없으면 지운다.</w:t>
       </w:r>
     </w:p>
     <w:p>
       <w:r>
         <w:rPr>
           <w:rFonts w:ascii="맑은 고딕" w:hAnsi="맑은 고딕" w:eastAsia="맑은 고딕"/>
-          <w:sz w:val="21"/>
-        </w:rPr>
-        <w:t>**②를 권한다.** ①의 위험은 조용하다. 잘못 덮어써도 즉시 드러나지 않고 나중에 그 파일이 필요할 때 터진다. 실습 07의 사고와 같은 유형이다.</w:t>
+          <w:b/>
+          <w:sz w:val="21"/>
+        </w:rPr>
+        <w:t xml:space="preserve">②를 권한다.</w:t>
+      </w:r>
+      <w:r>
+        <w:rPr>
+          <w:rFonts w:ascii="맑은 고딕" w:hAnsi="맑은 고딕" w:eastAsia="맑은 고딕"/>
+          <w:sz w:val="21"/>
+        </w:rPr>
+        <w:t xml:space="preserve"> ①의 위험은 조용하다. 잘못 덮어써도 즉시 드러나지 않고 나중에 그 파일이 필요할 때 터진다. 실습 07의 사고와 같은 유형이다.</w:t>
       </w:r>
     </w:p>
     <w:p>
       <w:r>
         <w:rPr>
           <w:rFonts w:ascii="맑은 고딕" w:hAnsi="맑은 고딕" w:eastAsia="맑은 고딕"/>
-          <w:sz w:val="21"/>
-        </w:rPr>
-        <w:t>**재확인.** 파일을 옮긴 뒤 `ALTER DATABASE ADD LOGFILE GROUP 8 ...`이 `Database altered.`로 성공하는지 보고, `V$LOG`에 그룹이 나타나는지 확인한다.</w:t>
+          <w:b/>
+          <w:sz w:val="21"/>
+        </w:rPr>
+        <w:t xml:space="preserve">재확인.</w:t>
+      </w:r>
+      <w:r>
+        <w:rPr>
+          <w:rFonts w:ascii="맑은 고딕" w:hAnsi="맑은 고딕" w:eastAsia="맑은 고딕"/>
+          <w:sz w:val="21"/>
+        </w:rPr>
+        <w:t xml:space="preserve"> 파일을 옮긴 뒤 </w:t>
+      </w:r>
+      <w:r>
+        <w:rPr>
+          <w:rFonts w:ascii="Consolas" w:hAnsi="Consolas" w:eastAsia="맑은 고딕"/>
+          <w:sz w:val="21"/>
+        </w:rPr>
+        <w:t xml:space="preserve">ALTER DATABASE ADD LOGFILE GROUP 8 ...</w:t>
+      </w:r>
+      <w:r>
+        <w:rPr>
+          <w:rFonts w:ascii="맑은 고딕" w:hAnsi="맑은 고딕" w:eastAsia="맑은 고딕"/>
+          <w:sz w:val="21"/>
+        </w:rPr>
+        <w:t xml:space="preserve">이 </w:t>
+      </w:r>
+      <w:r>
+        <w:rPr>
+          <w:rFonts w:ascii="Consolas" w:hAnsi="Consolas" w:eastAsia="맑은 고딕"/>
+          <w:sz w:val="21"/>
+        </w:rPr>
+        <w:t xml:space="preserve">Database altered.</w:t>
+      </w:r>
+      <w:r>
+        <w:rPr>
+          <w:rFonts w:ascii="맑은 고딕" w:hAnsi="맑은 고딕" w:eastAsia="맑은 고딕"/>
+          <w:sz w:val="21"/>
+        </w:rPr>
+        <w:t xml:space="preserve">로 성공하는지 보고, </w:t>
+      </w:r>
+      <w:r>
+        <w:rPr>
+          <w:rFonts w:ascii="Consolas" w:hAnsi="Consolas" w:eastAsia="맑은 고딕"/>
+          <w:sz w:val="21"/>
+        </w:rPr>
+        <w:t xml:space="preserve">V$LOG</w:t>
+      </w:r>
+      <w:r>
+        <w:rPr>
+          <w:rFonts w:ascii="맑은 고딕" w:hAnsi="맑은 고딕" w:eastAsia="맑은 고딕"/>
+          <w:sz w:val="21"/>
+        </w:rPr>
+        <w:t xml:space="preserve">에 그룹이 나타나는지 확인한다.</w:t>
       </w:r>
     </w:p>
     <w:p>
@@ -1061,9 +3148,74 @@
       <w:r>
         <w:rPr>
           <w:rFonts w:ascii="맑은 고딕" w:hAnsi="맑은 고딕" w:eastAsia="맑은 고딕"/>
-          <w:sz w:val="21"/>
-        </w:rPr>
-        <w:t>**원인.** Standby를 재기동하면 PDB는 `MOUNTED`로 돌아간다. CDB를 `READ ONLY`로 열어도 PDB는 따로 열리지 않기 때문이다. 이 상태에서 그 PDB의 데이터 딕셔너리를 조회하면 **ORA-01219**가 난다 — `database or pluggable database not open: queries allowed on fixed tables or views only`.</w:t>
+          <w:b/>
+          <w:sz w:val="21"/>
+        </w:rPr>
+        <w:t xml:space="preserve">원인.</w:t>
+      </w:r>
+      <w:r>
+        <w:rPr>
+          <w:rFonts w:ascii="맑은 고딕" w:hAnsi="맑은 고딕" w:eastAsia="맑은 고딕"/>
+          <w:sz w:val="21"/>
+        </w:rPr>
+        <w:t xml:space="preserve"> Standby를 재기동하면 PDB는 </w:t>
+      </w:r>
+      <w:r>
+        <w:rPr>
+          <w:rFonts w:ascii="Consolas" w:hAnsi="Consolas" w:eastAsia="맑은 고딕"/>
+          <w:sz w:val="21"/>
+        </w:rPr>
+        <w:t xml:space="preserve">MOUNTED</w:t>
+      </w:r>
+      <w:r>
+        <w:rPr>
+          <w:rFonts w:ascii="맑은 고딕" w:hAnsi="맑은 고딕" w:eastAsia="맑은 고딕"/>
+          <w:sz w:val="21"/>
+        </w:rPr>
+        <w:t xml:space="preserve">로 돌아간다. CDB를 </w:t>
+      </w:r>
+      <w:r>
+        <w:rPr>
+          <w:rFonts w:ascii="Consolas" w:hAnsi="Consolas" w:eastAsia="맑은 고딕"/>
+          <w:sz w:val="21"/>
+        </w:rPr>
+        <w:t xml:space="preserve">READ ONLY</w:t>
+      </w:r>
+      <w:r>
+        <w:rPr>
+          <w:rFonts w:ascii="맑은 고딕" w:hAnsi="맑은 고딕" w:eastAsia="맑은 고딕"/>
+          <w:sz w:val="21"/>
+        </w:rPr>
+        <w:t xml:space="preserve">로 열어도 PDB는 따로 열리지 않기 때문이다. 이 상태에서 그 PDB의 데이터 딕셔너리를 조회하면 </w:t>
+      </w:r>
+      <w:r>
+        <w:rPr>
+          <w:rFonts w:ascii="맑은 고딕" w:hAnsi="맑은 고딕" w:eastAsia="맑은 고딕"/>
+          <w:b/>
+          <w:sz w:val="21"/>
+        </w:rPr>
+        <w:t xml:space="preserve">ORA-01219</w:t>
+      </w:r>
+      <w:r>
+        <w:rPr>
+          <w:rFonts w:ascii="맑은 고딕" w:hAnsi="맑은 고딕" w:eastAsia="맑은 고딕"/>
+          <w:sz w:val="21"/>
+        </w:rPr>
+        <w:t xml:space="preserve">가 난다 — </w:t>
+      </w:r>
+      <w:r>
+        <w:rPr>
+          <w:rFonts w:ascii="Consolas" w:hAnsi="Consolas" w:eastAsia="맑은 고딕"/>
+          <w:sz w:val="21"/>
+        </w:rPr>
+        <w:t xml:space="preserve">database or pluggable database not open: queries allowed on fixed tables or views only</w:t>
+      </w:r>
+      <w:r>
+        <w:rPr>
+          <w:rFonts w:ascii="맑은 고딕" w:hAnsi="맑은 고딕" w:eastAsia="맑은 고딕"/>
+          <w:sz w:val="21"/>
+        </w:rPr>
+        <w:t xml:space="preserve">.</w:t>
       </w:r>
     </w:p>
     <w:p>
@@ -1072,25 +3224,168 @@
           <w:rFonts w:ascii="맑은 고딕" w:hAnsi="맑은 고딕" w:eastAsia="맑은 고딕"/>
           <w:sz w:val="21"/>
         </w:rPr>
-        <w:t>확인은 `SELECT con_id, name, open_mode FROM v$pdbs ORDER BY con_id;`로 한다. 해당 PDB만 `MOUNTED`이고 나머지는 `READ ONLY`인 상태가 전형적이다. `SELECT open_mode FROM v$database`는 `READ ONLY WITH APPLY`로 정상이므로, **CDB 수준만 보면 문제를 놓친다.**</w:t>
+        <w:t xml:space="preserve">확인은 </w:t>
+      </w:r>
+      <w:r>
+        <w:rPr>
+          <w:rFonts w:ascii="Consolas" w:hAnsi="Consolas" w:eastAsia="맑은 고딕"/>
+          <w:sz w:val="21"/>
+        </w:rPr>
+        <w:t xml:space="preserve">SELECT con_id, name, open_mode FROM v$pdbs ORDER BY con_id;</w:t>
+      </w:r>
+      <w:r>
+        <w:rPr>
+          <w:rFonts w:ascii="맑은 고딕" w:hAnsi="맑은 고딕" w:eastAsia="맑은 고딕"/>
+          <w:sz w:val="21"/>
+        </w:rPr>
+        <w:t xml:space="preserve">로 한다. 해당 PDB만 </w:t>
+      </w:r>
+      <w:r>
+        <w:rPr>
+          <w:rFonts w:ascii="Consolas" w:hAnsi="Consolas" w:eastAsia="맑은 고딕"/>
+          <w:sz w:val="21"/>
+        </w:rPr>
+        <w:t xml:space="preserve">MOUNTED</w:t>
+      </w:r>
+      <w:r>
+        <w:rPr>
+          <w:rFonts w:ascii="맑은 고딕" w:hAnsi="맑은 고딕" w:eastAsia="맑은 고딕"/>
+          <w:sz w:val="21"/>
+        </w:rPr>
+        <w:t xml:space="preserve">이고 나머지는 </w:t>
+      </w:r>
+      <w:r>
+        <w:rPr>
+          <w:rFonts w:ascii="Consolas" w:hAnsi="Consolas" w:eastAsia="맑은 고딕"/>
+          <w:sz w:val="21"/>
+        </w:rPr>
+        <w:t xml:space="preserve">READ ONLY</w:t>
+      </w:r>
+      <w:r>
+        <w:rPr>
+          <w:rFonts w:ascii="맑은 고딕" w:hAnsi="맑은 고딕" w:eastAsia="맑은 고딕"/>
+          <w:sz w:val="21"/>
+        </w:rPr>
+        <w:t xml:space="preserve">인 상태가 전형적이다. </w:t>
+      </w:r>
+      <w:r>
+        <w:rPr>
+          <w:rFonts w:ascii="Consolas" w:hAnsi="Consolas" w:eastAsia="맑은 고딕"/>
+          <w:sz w:val="21"/>
+        </w:rPr>
+        <w:t xml:space="preserve">SELECT open_mode FROM v$database</w:t>
+      </w:r>
+      <w:r>
+        <w:rPr>
+          <w:rFonts w:ascii="맑은 고딕" w:hAnsi="맑은 고딕" w:eastAsia="맑은 고딕"/>
+          <w:sz w:val="21"/>
+        </w:rPr>
+        <w:t xml:space="preserve">는 </w:t>
+      </w:r>
+      <w:r>
+        <w:rPr>
+          <w:rFonts w:ascii="Consolas" w:hAnsi="Consolas" w:eastAsia="맑은 고딕"/>
+          <w:sz w:val="21"/>
+        </w:rPr>
+        <w:t xml:space="preserve">READ ONLY WITH APPLY</w:t>
+      </w:r>
+      <w:r>
+        <w:rPr>
+          <w:rFonts w:ascii="맑은 고딕" w:hAnsi="맑은 고딕" w:eastAsia="맑은 고딕"/>
+          <w:sz w:val="21"/>
+        </w:rPr>
+        <w:t xml:space="preserve">로 정상이므로, </w:t>
+      </w:r>
+      <w:r>
+        <w:rPr>
+          <w:rFonts w:ascii="맑은 고딕" w:hAnsi="맑은 고딕" w:eastAsia="맑은 고딕"/>
+          <w:b/>
+          <w:sz w:val="21"/>
+        </w:rPr>
+        <w:t xml:space="preserve">CDB 수준만 보면 문제를 놓친다.</w:t>
       </w:r>
     </w:p>
     <w:p>
       <w:r>
         <w:rPr>
           <w:rFonts w:ascii="맑은 고딕" w:hAnsi="맑은 고딕" w:eastAsia="맑은 고딕"/>
-          <w:sz w:val="21"/>
-        </w:rPr>
-        <w:t>**조치.** `ALTER PLUGGABLE DATABASE &lt;이름&gt; OPEN READ ONLY;` 여러 개라면 `ALTER PLUGGABLE DATABASE ALL OPEN READ ONLY;`</w:t>
+          <w:b/>
+          <w:sz w:val="21"/>
+        </w:rPr>
+        <w:t xml:space="preserve">조치.</w:t>
+      </w:r>
+      <w:r>
+        <w:rPr>
+          <w:rFonts w:ascii="맑은 고딕" w:hAnsi="맑은 고딕" w:eastAsia="맑은 고딕"/>
+          <w:sz w:val="21"/>
+        </w:rPr>
+        <w:t xml:space="preserve"> </w:t>
+      </w:r>
+      <w:r>
+        <w:rPr>
+          <w:rFonts w:ascii="Consolas" w:hAnsi="Consolas" w:eastAsia="맑은 고딕"/>
+          <w:sz w:val="21"/>
+        </w:rPr>
+        <w:t xml:space="preserve">ALTER PLUGGABLE DATABASE &lt;이름&gt; OPEN READ ONLY;</w:t>
+      </w:r>
+      <w:r>
+        <w:rPr>
+          <w:rFonts w:ascii="맑은 고딕" w:hAnsi="맑은 고딕" w:eastAsia="맑은 고딕"/>
+          <w:sz w:val="21"/>
+        </w:rPr>
+        <w:t xml:space="preserve"> 여러 개라면 </w:t>
+      </w:r>
+      <w:r>
+        <w:rPr>
+          <w:rFonts w:ascii="Consolas" w:hAnsi="Consolas" w:eastAsia="맑은 고딕"/>
+          <w:sz w:val="21"/>
+        </w:rPr>
+        <w:t xml:space="preserve">ALTER PLUGGABLE DATABASE ALL OPEN READ ONLY;</w:t>
       </w:r>
     </w:p>
     <w:p>
       <w:r>
         <w:rPr>
           <w:rFonts w:ascii="맑은 고딕" w:hAnsi="맑은 고딕" w:eastAsia="맑은 고딕"/>
-          <w:sz w:val="21"/>
-        </w:rPr>
-        <w:t>**재발 방지.** 기동 스크립트에 `ALTER PLUGGABLE DATABASE ALL OPEN READ ONLY;`를 넣는다. `ALL`을 쓰면 PDB 개수가 늘어나도 스크립트를 고칠 필요가 없다. 8장에서 확인한 대로 새 PDB가 추가되면 Standby에서 자동으로 열리지 않으므로, 이 한 줄이 그 경우까지 함께 처리한다.</w:t>
+          <w:b/>
+          <w:sz w:val="21"/>
+        </w:rPr>
+        <w:t xml:space="preserve">재발 방지.</w:t>
+      </w:r>
+      <w:r>
+        <w:rPr>
+          <w:rFonts w:ascii="맑은 고딕" w:hAnsi="맑은 고딕" w:eastAsia="맑은 고딕"/>
+          <w:sz w:val="21"/>
+        </w:rPr>
+        <w:t xml:space="preserve"> 기동 스크립트에 </w:t>
+      </w:r>
+      <w:r>
+        <w:rPr>
+          <w:rFonts w:ascii="Consolas" w:hAnsi="Consolas" w:eastAsia="맑은 고딕"/>
+          <w:sz w:val="21"/>
+        </w:rPr>
+        <w:t xml:space="preserve">ALTER PLUGGABLE DATABASE ALL OPEN READ ONLY;</w:t>
+      </w:r>
+      <w:r>
+        <w:rPr>
+          <w:rFonts w:ascii="맑은 고딕" w:hAnsi="맑은 고딕" w:eastAsia="맑은 고딕"/>
+          <w:sz w:val="21"/>
+        </w:rPr>
+        <w:t xml:space="preserve">를 넣는다. </w:t>
+      </w:r>
+      <w:r>
+        <w:rPr>
+          <w:rFonts w:ascii="Consolas" w:hAnsi="Consolas" w:eastAsia="맑은 고딕"/>
+          <w:sz w:val="21"/>
+        </w:rPr>
+        <w:t xml:space="preserve">ALL</w:t>
+      </w:r>
+      <w:r>
+        <w:rPr>
+          <w:rFonts w:ascii="맑은 고딕" w:hAnsi="맑은 고딕" w:eastAsia="맑은 고딕"/>
+          <w:sz w:val="21"/>
+        </w:rPr>
+        <w:t xml:space="preserve">을 쓰면 PDB 개수가 늘어나도 스크립트를 고칠 필요가 없다. 8장에서 확인한 대로 새 PDB가 추가되면 Standby에서 자동으로 열리지 않으므로, 이 한 줄이 그 경우까지 함께 처리한다.</w:t>
       </w:r>
     </w:p>
     <w:p>
@@ -1099,7 +3394,22 @@
           <w:rFonts w:ascii="맑은 고딕" w:hAnsi="맑은 고딕" w:eastAsia="맑은 고딕"/>
           <w:sz w:val="21"/>
         </w:rPr>
-        <w:t>이 문제는 5장·6장의 설치 가이드가 PDB를 여는 줄을 빠뜨렸던 것과 같은 뿌리다. **CDB와 PDB는 따로 열어야 한다**는 규칙을 절차서에 명시해 두는 것이 근본 대책이다.</w:t>
+        <w:t xml:space="preserve">이 문제는 5장·6장의 설치 가이드가 PDB를 여는 줄을 빠뜨렸던 것과 같은 뿌리다. </w:t>
+      </w:r>
+      <w:r>
+        <w:rPr>
+          <w:rFonts w:ascii="맑은 고딕" w:hAnsi="맑은 고딕" w:eastAsia="맑은 고딕"/>
+          <w:b/>
+          <w:sz w:val="21"/>
+        </w:rPr>
+        <w:t xml:space="preserve">CDB와 PDB는 따로 열어야 한다</w:t>
+      </w:r>
+      <w:r>
+        <w:rPr>
+          <w:rFonts w:ascii="맑은 고딕" w:hAnsi="맑은 고딕" w:eastAsia="맑은 고딕"/>
+          <w:sz w:val="21"/>
+        </w:rPr>
+        <w:t xml:space="preserve">는 규칙을 절차서에 명시해 두는 것이 근본 대책이다.</w:t>
       </w:r>
     </w:p>
     <w:p>
@@ -1142,54 +3452,201 @@
       <w:r>
         <w:rPr>
           <w:rFonts w:ascii="맑은 고딕" w:hAnsi="맑은 고딕" w:eastAsia="맑은 고딕"/>
-          <w:sz w:val="21"/>
-        </w:rPr>
-        <w:t>**① 파일 개수와 합계 비교(빠른 점검).** 양쪽에서 `SELECT COUNT(*) cnt, SUM(bytes)/1024/1024 total_mb FROM v$datafile;`을 실행해 두 값이 같은지 본다. 다르면 반영에 문제가 있다.</w:t>
+          <w:b/>
+          <w:sz w:val="21"/>
+        </w:rPr>
+        <w:t xml:space="preserve">① 파일 개수와 합계 비교(빠른 점검).</w:t>
+      </w:r>
+      <w:r>
+        <w:rPr>
+          <w:rFonts w:ascii="맑은 고딕" w:hAnsi="맑은 고딕" w:eastAsia="맑은 고딕"/>
+          <w:sz w:val="21"/>
+        </w:rPr>
+        <w:t xml:space="preserve"> 양쪽에서 </w:t>
+      </w:r>
+      <w:r>
+        <w:rPr>
+          <w:rFonts w:ascii="Consolas" w:hAnsi="Consolas" w:eastAsia="맑은 고딕"/>
+          <w:sz w:val="21"/>
+        </w:rPr>
+        <w:t xml:space="preserve">SELECT COUNT(*) cnt, SUM(bytes)/1024/1024 total_mb FROM v$datafile;</w:t>
+      </w:r>
+      <w:r>
+        <w:rPr>
+          <w:rFonts w:ascii="맑은 고딕" w:hAnsi="맑은 고딕" w:eastAsia="맑은 고딕"/>
+          <w:sz w:val="21"/>
+        </w:rPr>
+        <w:t xml:space="preserve">을 실행해 두 값이 같은지 본다. 다르면 반영에 문제가 있다.</w:t>
       </w:r>
     </w:p>
     <w:p>
       <w:r>
         <w:rPr>
           <w:rFonts w:ascii="맑은 고딕" w:hAnsi="맑은 고딕" w:eastAsia="맑은 고딕"/>
-          <w:sz w:val="21"/>
-        </w:rPr>
-        <w:t>**② 파일 번호와 크기 대조(정확한 점검).** 양쪽에서 `SELECT file#, bytes/1024/1024 FROM v$datafile ORDER BY file#;`를 실행해 비교한다. **이름은 비교하지 않는다.** 비대칭 구성에서는 다른 것이 정상이며, 대응은 번호가 유지한다.</w:t>
+          <w:b/>
+          <w:sz w:val="21"/>
+        </w:rPr>
+        <w:t xml:space="preserve">② 파일 번호와 크기 대조(정확한 점검).</w:t>
+      </w:r>
+      <w:r>
+        <w:rPr>
+          <w:rFonts w:ascii="맑은 고딕" w:hAnsi="맑은 고딕" w:eastAsia="맑은 고딕"/>
+          <w:sz w:val="21"/>
+        </w:rPr>
+        <w:t xml:space="preserve"> 양쪽에서 </w:t>
+      </w:r>
+      <w:r>
+        <w:rPr>
+          <w:rFonts w:ascii="Consolas" w:hAnsi="Consolas" w:eastAsia="맑은 고딕"/>
+          <w:sz w:val="21"/>
+        </w:rPr>
+        <w:t xml:space="preserve">SELECT file#, bytes/1024/1024 FROM v$datafile ORDER BY file#;</w:t>
+      </w:r>
+      <w:r>
+        <w:rPr>
+          <w:rFonts w:ascii="맑은 고딕" w:hAnsi="맑은 고딕" w:eastAsia="맑은 고딕"/>
+          <w:sz w:val="21"/>
+        </w:rPr>
+        <w:t xml:space="preserve">를 실행해 비교한다. </w:t>
+      </w:r>
+      <w:r>
+        <w:rPr>
+          <w:rFonts w:ascii="맑은 고딕" w:hAnsi="맑은 고딕" w:eastAsia="맑은 고딕"/>
+          <w:b/>
+          <w:sz w:val="21"/>
+        </w:rPr>
+        <w:t xml:space="preserve">이름은 비교하지 않는다.</w:t>
+      </w:r>
+      <w:r>
+        <w:rPr>
+          <w:rFonts w:ascii="맑은 고딕" w:hAnsi="맑은 고딕" w:eastAsia="맑은 고딕"/>
+          <w:sz w:val="21"/>
+        </w:rPr>
+        <w:t xml:space="preserve"> 비대칭 구성에서는 다른 것이 정상이며, 대응은 번호가 유지한다.</w:t>
       </w:r>
     </w:p>
     <w:p>
       <w:r>
         <w:rPr>
           <w:rFonts w:ascii="맑은 고딕" w:hAnsi="맑은 고딕" w:eastAsia="맑은 고딕"/>
-          <w:sz w:val="21"/>
-        </w:rPr>
-        <w:t>**③ 적용이 살아 있는지 확인.** `SELECT process, status, sequence# FROM v$managed_standby WHERE process='MRP0';` 행이 없으면 반영이 멈춘 것이다. 파일 문제라면 ORA-1274/1111이 원인일 수 있다.</w:t>
+          <w:b/>
+          <w:sz w:val="21"/>
+        </w:rPr>
+        <w:t xml:space="preserve">③ 적용이 살아 있는지 확인.</w:t>
+      </w:r>
+      <w:r>
+        <w:rPr>
+          <w:rFonts w:ascii="맑은 고딕" w:hAnsi="맑은 고딕" w:eastAsia="맑은 고딕"/>
+          <w:sz w:val="21"/>
+        </w:rPr>
+        <w:t xml:space="preserve"> </w:t>
+      </w:r>
+      <w:r>
+        <w:rPr>
+          <w:rFonts w:ascii="Consolas" w:hAnsi="Consolas" w:eastAsia="맑은 고딕"/>
+          <w:sz w:val="21"/>
+        </w:rPr>
+        <w:t xml:space="preserve">SELECT process, status, sequence# FROM v$managed_standby WHERE process='MRP0';</w:t>
+      </w:r>
+      <w:r>
+        <w:rPr>
+          <w:rFonts w:ascii="맑은 고딕" w:hAnsi="맑은 고딕" w:eastAsia="맑은 고딕"/>
+          <w:sz w:val="21"/>
+        </w:rPr>
+        <w:t xml:space="preserve"> 행이 없으면 반영이 멈춘 것이다. 파일 문제라면 ORA-1274/1111이 원인일 수 있다.</w:t>
       </w:r>
     </w:p>
     <w:p>
       <w:r>
         <w:rPr>
           <w:rFonts w:ascii="맑은 고딕" w:hAnsi="맑은 고딕" w:eastAsia="맑은 고딕"/>
-          <w:sz w:val="21"/>
-        </w:rPr>
-        <w:t>**④ 지연 확인.** `V$DATAGUARD_STATS`에서 두 지연을 본다. transport lag이 0인데 apply lag만 크면 적용 쪽 문제이며, 파일 문제일 가능성이 높다.</w:t>
+          <w:b/>
+          <w:sz w:val="21"/>
+        </w:rPr>
+        <w:t xml:space="preserve">④ 지연 확인.</w:t>
+      </w:r>
+      <w:r>
+        <w:rPr>
+          <w:rFonts w:ascii="맑은 고딕" w:hAnsi="맑은 고딕" w:eastAsia="맑은 고딕"/>
+          <w:sz w:val="21"/>
+        </w:rPr>
+        <w:t xml:space="preserve"> </w:t>
+      </w:r>
+      <w:r>
+        <w:rPr>
+          <w:rFonts w:ascii="Consolas" w:hAnsi="Consolas" w:eastAsia="맑은 고딕"/>
+          <w:sz w:val="21"/>
+        </w:rPr>
+        <w:t xml:space="preserve">V$DATAGUARD_STATS</w:t>
+      </w:r>
+      <w:r>
+        <w:rPr>
+          <w:rFonts w:ascii="맑은 고딕" w:hAnsi="맑은 고딕" w:eastAsia="맑은 고딕"/>
+          <w:sz w:val="21"/>
+        </w:rPr>
+        <w:t xml:space="preserve">에서 두 지연을 본다. transport lag이 0인데 apply lag만 크면 적용 쪽 문제이며, 파일 문제일 가능성이 높다.</w:t>
       </w:r>
     </w:p>
     <w:p>
       <w:r>
         <w:rPr>
           <w:rFonts w:ascii="맑은 고딕" w:hAnsi="맑은 고딕" w:eastAsia="맑은 고딕"/>
-          <w:sz w:val="21"/>
-        </w:rPr>
-        <w:t>**⑤ PDB 대조(해당 시).** `SELECT con_id, name, open_mode, guid FROM v$pdbs ORDER BY con_id;`를 양쪽에서 실행한다. GUID가 같아야 하고, Standby의 새 PDB는 `MOUNTED`이므로 열어 준다.</w:t>
+          <w:b/>
+          <w:sz w:val="21"/>
+        </w:rPr>
+        <w:t xml:space="preserve">⑤ PDB 대조(해당 시).</w:t>
+      </w:r>
+      <w:r>
+        <w:rPr>
+          <w:rFonts w:ascii="맑은 고딕" w:hAnsi="맑은 고딕" w:eastAsia="맑은 고딕"/>
+          <w:sz w:val="21"/>
+        </w:rPr>
+        <w:t xml:space="preserve"> </w:t>
+      </w:r>
+      <w:r>
+        <w:rPr>
+          <w:rFonts w:ascii="Consolas" w:hAnsi="Consolas" w:eastAsia="맑은 고딕"/>
+          <w:sz w:val="21"/>
+        </w:rPr>
+        <w:t xml:space="preserve">SELECT con_id, name, open_mode, guid FROM v$pdbs ORDER BY con_id;</w:t>
+      </w:r>
+      <w:r>
+        <w:rPr>
+          <w:rFonts w:ascii="맑은 고딕" w:hAnsi="맑은 고딕" w:eastAsia="맑은 고딕"/>
+          <w:sz w:val="21"/>
+        </w:rPr>
+        <w:t xml:space="preserve">를 양쪽에서 실행한다. GUID가 같아야 하고, Standby의 새 PDB는 </w:t>
+      </w:r>
+      <w:r>
+        <w:rPr>
+          <w:rFonts w:ascii="Consolas" w:hAnsi="Consolas" w:eastAsia="맑은 고딕"/>
+          <w:sz w:val="21"/>
+        </w:rPr>
+        <w:t xml:space="preserve">MOUNTED</w:t>
+      </w:r>
+      <w:r>
+        <w:rPr>
+          <w:rFonts w:ascii="맑은 고딕" w:hAnsi="맑은 고딕" w:eastAsia="맑은 고딕"/>
+          <w:sz w:val="21"/>
+        </w:rPr>
+        <w:t xml:space="preserve">이므로 열어 준다.</w:t>
       </w:r>
     </w:p>
     <w:p>
       <w:r>
         <w:rPr>
           <w:rFonts w:ascii="맑은 고딕" w:hAnsi="맑은 고딕" w:eastAsia="맑은 고딕"/>
-          <w:sz w:val="21"/>
-        </w:rPr>
-        <w:t>**⑥ 기능 확인(확실한 점검).** 새로 만든 테이블스페이스에 데이터를 넣고 Standby에서 조회한다. 7장의 기능 시험과 같은 방법이며 Primary에 쓰기가 발생하므로 필요할 때만 쓴다.</w:t>
+          <w:b/>
+          <w:sz w:val="21"/>
+        </w:rPr>
+        <w:t xml:space="preserve">⑥ 기능 확인(확실한 점검).</w:t>
+      </w:r>
+      <w:r>
+        <w:rPr>
+          <w:rFonts w:ascii="맑은 고딕" w:hAnsi="맑은 고딕" w:eastAsia="맑은 고딕"/>
+          <w:sz w:val="21"/>
+        </w:rPr>
+        <w:t xml:space="preserve"> 새로 만든 테이블스페이스에 데이터를 넣고 Standby에서 조회한다. 7장의 기능 시험과 같은 방법이며 Primary에 쓰기가 발생하므로 필요할 때만 쓴다.</w:t>
       </w:r>
     </w:p>
     <w:p>
@@ -1233,45 +3690,204 @@
       <w:r>
         <w:rPr>
           <w:rFonts w:ascii="맑은 고딕" w:hAnsi="맑은 고딕" w:eastAsia="맑은 고딕"/>
-          <w:sz w:val="21"/>
-        </w:rPr>
-        <w:t>**① 멈췄는지부터 확인한다.** `SELECT COUNT(*) FROM v$managed_standby WHERE process='MRP0';`가 0이면 멈춘 것이다. `SELECT open_mode FROM v$database;`가 `READ ONLY`(WITH APPLY 없음)인 것도 같은 신호다. 7장에서 배운 대로 **두 지연이 0이어도 멈춰 있을 수 있으므로** 지연을 먼저 보지 않는다.</w:t>
+          <w:b/>
+          <w:sz w:val="21"/>
+        </w:rPr>
+        <w:t xml:space="preserve">① 멈췄는지부터 확인한다.</w:t>
+      </w:r>
+      <w:r>
+        <w:rPr>
+          <w:rFonts w:ascii="맑은 고딕" w:hAnsi="맑은 고딕" w:eastAsia="맑은 고딕"/>
+          <w:sz w:val="21"/>
+        </w:rPr>
+        <w:t xml:space="preserve"> </w:t>
+      </w:r>
+      <w:r>
+        <w:rPr>
+          <w:rFonts w:ascii="Consolas" w:hAnsi="Consolas" w:eastAsia="맑은 고딕"/>
+          <w:sz w:val="21"/>
+        </w:rPr>
+        <w:t xml:space="preserve">SELECT COUNT(*) FROM v$managed_standby WHERE process='MRP0';</w:t>
+      </w:r>
+      <w:r>
+        <w:rPr>
+          <w:rFonts w:ascii="맑은 고딕" w:hAnsi="맑은 고딕" w:eastAsia="맑은 고딕"/>
+          <w:sz w:val="21"/>
+        </w:rPr>
+        <w:t xml:space="preserve">가 0이면 멈춘 것이다. </w:t>
+      </w:r>
+      <w:r>
+        <w:rPr>
+          <w:rFonts w:ascii="Consolas" w:hAnsi="Consolas" w:eastAsia="맑은 고딕"/>
+          <w:sz w:val="21"/>
+        </w:rPr>
+        <w:t xml:space="preserve">SELECT open_mode FROM v$database;</w:t>
+      </w:r>
+      <w:r>
+        <w:rPr>
+          <w:rFonts w:ascii="맑은 고딕" w:hAnsi="맑은 고딕" w:eastAsia="맑은 고딕"/>
+          <w:sz w:val="21"/>
+        </w:rPr>
+        <w:t xml:space="preserve">가 </w:t>
+      </w:r>
+      <w:r>
+        <w:rPr>
+          <w:rFonts w:ascii="Consolas" w:hAnsi="Consolas" w:eastAsia="맑은 고딕"/>
+          <w:sz w:val="21"/>
+        </w:rPr>
+        <w:t xml:space="preserve">READ ONLY</w:t>
+      </w:r>
+      <w:r>
+        <w:rPr>
+          <w:rFonts w:ascii="맑은 고딕" w:hAnsi="맑은 고딕" w:eastAsia="맑은 고딕"/>
+          <w:sz w:val="21"/>
+        </w:rPr>
+        <w:t xml:space="preserve">(WITH APPLY 없음)인 것도 같은 신호다. 7장에서 배운 대로 </w:t>
+      </w:r>
+      <w:r>
+        <w:rPr>
+          <w:rFonts w:ascii="맑은 고딕" w:hAnsi="맑은 고딕" w:eastAsia="맑은 고딕"/>
+          <w:b/>
+          <w:sz w:val="21"/>
+        </w:rPr>
+        <w:t xml:space="preserve">두 지연이 0이어도 멈춰 있을 수 있으므로</w:t>
+      </w:r>
+      <w:r>
+        <w:rPr>
+          <w:rFonts w:ascii="맑은 고딕" w:hAnsi="맑은 고딕" w:eastAsia="맑은 고딕"/>
+          <w:sz w:val="21"/>
+        </w:rPr>
+        <w:t xml:space="preserve"> 지연을 먼저 보지 않는다.</w:t>
       </w:r>
     </w:p>
     <w:p>
       <w:r>
         <w:rPr>
           <w:rFonts w:ascii="맑은 고딕" w:hAnsi="맑은 고딕" w:eastAsia="맑은 고딕"/>
-          <w:sz w:val="21"/>
-        </w:rPr>
-        <w:t>**② 오류를 확인한다.** `SELECT severity, error_code, TO_CHAR(timestamp,'hh24:mi:ss'), message FROM v$dataguard_status WHERE severity IN ('Error','Fatal Error') ORDER BY timestamp DESC FETCH FIRST 5 ROWS ONLY;` 오류 번호가 원인을 가른다.</w:t>
+          <w:b/>
+          <w:sz w:val="21"/>
+        </w:rPr>
+        <w:t xml:space="preserve">② 오류를 확인한다.</w:t>
+      </w:r>
+      <w:r>
+        <w:rPr>
+          <w:rFonts w:ascii="맑은 고딕" w:hAnsi="맑은 고딕" w:eastAsia="맑은 고딕"/>
+          <w:sz w:val="21"/>
+        </w:rPr>
+        <w:t xml:space="preserve"> </w:t>
+      </w:r>
+      <w:r>
+        <w:rPr>
+          <w:rFonts w:ascii="Consolas" w:hAnsi="Consolas" w:eastAsia="맑은 고딕"/>
+          <w:sz w:val="21"/>
+        </w:rPr>
+        <w:t xml:space="preserve">SELECT severity, error_code, TO_CHAR(timestamp,'hh24:mi:ss'), message FROM v$dataguard_status WHERE severity IN ('Error','Fatal Error') ORDER BY timestamp DESC FETCH FIRST 5 ROWS ONLY;</w:t>
+      </w:r>
+      <w:r>
+        <w:rPr>
+          <w:rFonts w:ascii="맑은 고딕" w:hAnsi="맑은 고딕" w:eastAsia="맑은 고딕"/>
+          <w:sz w:val="21"/>
+        </w:rPr>
+        <w:t xml:space="preserve"> 오류 번호가 원인을 가른다.</w:t>
       </w:r>
     </w:p>
     <w:p>
       <w:r>
         <w:rPr>
           <w:rFonts w:ascii="맑은 고딕" w:hAnsi="맑은 고딕" w:eastAsia="맑은 고딕"/>
-          <w:sz w:val="21"/>
-        </w:rPr>
-        <w:t>**③ 오류 번호로 분류한다.**</w:t>
+          <w:b/>
+          <w:sz w:val="21"/>
+        </w:rPr>
+        <w:t xml:space="preserve">③ 오류 번호로 분류한다.</w:t>
       </w:r>
     </w:p>
     <w:p>
       <w:r>
         <w:rPr>
-          <w:rFonts w:ascii="맑은 고딕" w:hAnsi="맑은 고딕" w:eastAsia="맑은 고딕"/>
-          <w:sz w:val="21"/>
-        </w:rPr>
-        <w:t>`ORA-1274` / `ORA-1111` → **파일 문제**다. `UNNAMED` 파일을 찾아 복구한다. `SELECT file#, name, status FROM v$datafile WHERE status='RECOVER';`로 대상을 확정한다.</w:t>
+          <w:rFonts w:ascii="Consolas" w:hAnsi="Consolas" w:eastAsia="맑은 고딕"/>
+          <w:sz w:val="21"/>
+        </w:rPr>
+        <w:t xml:space="preserve">ORA-1274</w:t>
+      </w:r>
+      <w:r>
+        <w:rPr>
+          <w:rFonts w:ascii="맑은 고딕" w:hAnsi="맑은 고딕" w:eastAsia="맑은 고딕"/>
+          <w:sz w:val="21"/>
+        </w:rPr>
+        <w:t xml:space="preserve"> / </w:t>
+      </w:r>
+      <w:r>
+        <w:rPr>
+          <w:rFonts w:ascii="Consolas" w:hAnsi="Consolas" w:eastAsia="맑은 고딕"/>
+          <w:sz w:val="21"/>
+        </w:rPr>
+        <w:t xml:space="preserve">ORA-1111</w:t>
+      </w:r>
+      <w:r>
+        <w:rPr>
+          <w:rFonts w:ascii="맑은 고딕" w:hAnsi="맑은 고딕" w:eastAsia="맑은 고딕"/>
+          <w:sz w:val="21"/>
+        </w:rPr>
+        <w:t xml:space="preserve"> → </w:t>
+      </w:r>
+      <w:r>
+        <w:rPr>
+          <w:rFonts w:ascii="맑은 고딕" w:hAnsi="맑은 고딕" w:eastAsia="맑은 고딕"/>
+          <w:b/>
+          <w:sz w:val="21"/>
+        </w:rPr>
+        <w:t xml:space="preserve">파일 문제</w:t>
+      </w:r>
+      <w:r>
+        <w:rPr>
+          <w:rFonts w:ascii="맑은 고딕" w:hAnsi="맑은 고딕" w:eastAsia="맑은 고딕"/>
+          <w:sz w:val="21"/>
+        </w:rPr>
+        <w:t xml:space="preserve">다. </w:t>
+      </w:r>
+      <w:r>
+        <w:rPr>
+          <w:rFonts w:ascii="Consolas" w:hAnsi="Consolas" w:eastAsia="맑은 고딕"/>
+          <w:sz w:val="21"/>
+        </w:rPr>
+        <w:t xml:space="preserve">UNNAMED</w:t>
+      </w:r>
+      <w:r>
+        <w:rPr>
+          <w:rFonts w:ascii="맑은 고딕" w:hAnsi="맑은 고딕" w:eastAsia="맑은 고딕"/>
+          <w:sz w:val="21"/>
+        </w:rPr>
+        <w:t xml:space="preserve"> 파일을 찾아 복구한다. </w:t>
+      </w:r>
+      <w:r>
+        <w:rPr>
+          <w:rFonts w:ascii="Consolas" w:hAnsi="Consolas" w:eastAsia="맑은 고딕"/>
+          <w:sz w:val="21"/>
+        </w:rPr>
+        <w:t xml:space="preserve">SELECT file#, name, status FROM v$datafile WHERE status='RECOVER';</w:t>
+      </w:r>
+      <w:r>
+        <w:rPr>
+          <w:rFonts w:ascii="맑은 고딕" w:hAnsi="맑은 고딕" w:eastAsia="맑은 고딕"/>
+          <w:sz w:val="21"/>
+        </w:rPr>
+        <w:t xml:space="preserve">로 대상을 확정한다.</w:t>
       </w:r>
     </w:p>
     <w:p>
       <w:r>
         <w:rPr>
-          <w:rFonts w:ascii="맑은 고딕" w:hAnsi="맑은 고딕" w:eastAsia="맑은 고딕"/>
-          <w:sz w:val="21"/>
-        </w:rPr>
-        <w:t>`ORA-16037` (Warning) → 사람이 CANCEL을 냈다. 오류가 아니다.</w:t>
+          <w:rFonts w:ascii="Consolas" w:hAnsi="Consolas" w:eastAsia="맑은 고딕"/>
+          <w:sz w:val="21"/>
+        </w:rPr>
+        <w:t xml:space="preserve">ORA-16037</w:t>
+      </w:r>
+      <w:r>
+        <w:rPr>
+          <w:rFonts w:ascii="맑은 고딕" w:hAnsi="맑은 고딕" w:eastAsia="맑은 고딕"/>
+          <w:sz w:val="21"/>
+        </w:rPr>
+        <w:t xml:space="preserve"> (Warning) → 사람이 CANCEL을 냈다. 오류가 아니다.</w:t>
       </w:r>
     </w:p>
     <w:p>
@@ -1287,18 +3903,62 @@
       <w:r>
         <w:rPr>
           <w:rFonts w:ascii="맑은 고딕" w:hAnsi="맑은 고딕" w:eastAsia="맑은 고딕"/>
-          <w:sz w:val="21"/>
-        </w:rPr>
-        <w:t>**④ 파일 문제가 아니라면 목적지를 본다.** `SELECT dest_id, status, error, recovery_mode FROM v$archive_dest_status WHERE dest_id&lt;=2;` 7장에서 다룬 `BAD PARAM` 같은 문제가 여기서 드러난다.</w:t>
+          <w:b/>
+          <w:sz w:val="21"/>
+        </w:rPr>
+        <w:t xml:space="preserve">④ 파일 문제가 아니라면 목적지를 본다.</w:t>
+      </w:r>
+      <w:r>
+        <w:rPr>
+          <w:rFonts w:ascii="맑은 고딕" w:hAnsi="맑은 고딕" w:eastAsia="맑은 고딕"/>
+          <w:sz w:val="21"/>
+        </w:rPr>
+        <w:t xml:space="preserve"> </w:t>
+      </w:r>
+      <w:r>
+        <w:rPr>
+          <w:rFonts w:ascii="Consolas" w:hAnsi="Consolas" w:eastAsia="맑은 고딕"/>
+          <w:sz w:val="21"/>
+        </w:rPr>
+        <w:t xml:space="preserve">SELECT dest_id, status, error, recovery_mode FROM v$archive_dest_status WHERE dest_id&lt;=2;</w:t>
+      </w:r>
+      <w:r>
+        <w:rPr>
+          <w:rFonts w:ascii="맑은 고딕" w:hAnsi="맑은 고딕" w:eastAsia="맑은 고딕"/>
+          <w:sz w:val="21"/>
+        </w:rPr>
+        <w:t xml:space="preserve"> 7장에서 다룬 </w:t>
+      </w:r>
+      <w:r>
+        <w:rPr>
+          <w:rFonts w:ascii="Consolas" w:hAnsi="Consolas" w:eastAsia="맑은 고딕"/>
+          <w:sz w:val="21"/>
+        </w:rPr>
+        <w:t xml:space="preserve">BAD PARAM</w:t>
+      </w:r>
+      <w:r>
+        <w:rPr>
+          <w:rFonts w:ascii="맑은 고딕" w:hAnsi="맑은 고딕" w:eastAsia="맑은 고딕"/>
+          <w:sz w:val="21"/>
+        </w:rPr>
+        <w:t xml:space="preserve"> 같은 문제가 여기서 드러난다.</w:t>
       </w:r>
     </w:p>
     <w:p>
       <w:r>
         <w:rPr>
           <w:rFonts w:ascii="맑은 고딕" w:hAnsi="맑은 고딕" w:eastAsia="맑은 고딕"/>
-          <w:sz w:val="21"/>
-        </w:rPr>
-        <w:t>**⑤ alert 로그를 본다.** 뷰에 남지 않는 정보가 있다. 특히 프로세스 사망이나 공간 부족은 alert 로그가 더 자세하다.</w:t>
+          <w:b/>
+          <w:sz w:val="21"/>
+        </w:rPr>
+        <w:t xml:space="preserve">⑤ alert 로그를 본다.</w:t>
+      </w:r>
+      <w:r>
+        <w:rPr>
+          <w:rFonts w:ascii="맑은 고딕" w:hAnsi="맑은 고딕" w:eastAsia="맑은 고딕"/>
+          <w:sz w:val="21"/>
+        </w:rPr>
+        <w:t xml:space="preserve"> 뷰에 남지 않는 정보가 있다. 특히 프로세스 사망이나 공간 부족은 alert 로그가 더 자세하다.</w:t>
       </w:r>
     </w:p>
     <w:p>
@@ -1307,7 +3967,22 @@
           <w:rFonts w:ascii="맑은 고딕" w:hAnsi="맑은 고딕" w:eastAsia="맑은 고딕"/>
           <w:sz w:val="21"/>
         </w:rPr>
-        <w:t>★ ②와 ③이 핵심이다. **오류 번호를 먼저 확보하면 나머지 진단이 절반으로 준다.** 번호 없이 추측으로 시작하면 시간이 크게 늘어난다.</w:t>
+        <w:t xml:space="preserve">★ ②와 ③이 핵심이다. </w:t>
+      </w:r>
+      <w:r>
+        <w:rPr>
+          <w:rFonts w:ascii="맑은 고딕" w:hAnsi="맑은 고딕" w:eastAsia="맑은 고딕"/>
+          <w:b/>
+          <w:sz w:val="21"/>
+        </w:rPr>
+        <w:t xml:space="preserve">오류 번호를 먼저 확보하면 나머지 진단이 절반으로 준다.</w:t>
+      </w:r>
+      <w:r>
+        <w:rPr>
+          <w:rFonts w:ascii="맑은 고딕" w:hAnsi="맑은 고딕" w:eastAsia="맑은 고딕"/>
+          <w:sz w:val="21"/>
+        </w:rPr>
+        <w:t xml:space="preserve"> 번호 없이 추측으로 시작하면 시간이 크게 늘어난다.</w:t>
       </w:r>
     </w:p>
     <w:p>
@@ -1342,9 +4017,39 @@
       <w:r>
         <w:rPr>
           <w:rFonts w:ascii="맑은 고딕" w:hAnsi="맑은 고딕" w:eastAsia="맑은 고딕"/>
-          <w:sz w:val="21"/>
-        </w:rPr>
-        <w:t>**① 데이터베이스에서 먼저 제거한다.** `DROP`이 성공했는지 확인한다. 실패했다면 원인을 해결하고 다시 시도한다. **우회하지 않는다.**</w:t>
+          <w:b/>
+          <w:sz w:val="21"/>
+        </w:rPr>
+        <w:t xml:space="preserve">① 데이터베이스에서 먼저 제거한다.</w:t>
+      </w:r>
+      <w:r>
+        <w:rPr>
+          <w:rFonts w:ascii="맑은 고딕" w:hAnsi="맑은 고딕" w:eastAsia="맑은 고딕"/>
+          <w:sz w:val="21"/>
+        </w:rPr>
+        <w:t xml:space="preserve"> </w:t>
+      </w:r>
+      <w:r>
+        <w:rPr>
+          <w:rFonts w:ascii="Consolas" w:hAnsi="Consolas" w:eastAsia="맑은 고딕"/>
+          <w:sz w:val="21"/>
+        </w:rPr>
+        <w:t xml:space="preserve">DROP</w:t>
+      </w:r>
+      <w:r>
+        <w:rPr>
+          <w:rFonts w:ascii="맑은 고딕" w:hAnsi="맑은 고딕" w:eastAsia="맑은 고딕"/>
+          <w:sz w:val="21"/>
+        </w:rPr>
+        <w:t xml:space="preserve">이 성공했는지 확인한다. 실패했다면 원인을 해결하고 다시 시도한다. </w:t>
+      </w:r>
+      <w:r>
+        <w:rPr>
+          <w:rFonts w:ascii="맑은 고딕" w:hAnsi="맑은 고딕" w:eastAsia="맑은 고딕"/>
+          <w:b/>
+          <w:sz w:val="21"/>
+        </w:rPr>
+        <w:t xml:space="preserve">우회하지 않는다.</w:t>
       </w:r>
     </w:p>
     <w:p>
@@ -1360,9 +4065,45 @@
       <w:r>
         <w:rPr>
           <w:rFonts w:ascii="맑은 고딕" w:hAnsi="맑은 고딕" w:eastAsia="맑은 고딕"/>
-          <w:sz w:val="21"/>
-        </w:rPr>
-        <w:t>**② 제거를 조회로 확인한다.** `SELECT member FROM v$logfile WHERE member LIKE '%redo08%';`가 `no rows selected`인지 본다. "명령이 성공했으니 됐겠지"로 넘어가지 않는다.</w:t>
+          <w:b/>
+          <w:sz w:val="21"/>
+        </w:rPr>
+        <w:t xml:space="preserve">② 제거를 조회로 확인한다.</w:t>
+      </w:r>
+      <w:r>
+        <w:rPr>
+          <w:rFonts w:ascii="맑은 고딕" w:hAnsi="맑은 고딕" w:eastAsia="맑은 고딕"/>
+          <w:sz w:val="21"/>
+        </w:rPr>
+        <w:t xml:space="preserve"> </w:t>
+      </w:r>
+      <w:r>
+        <w:rPr>
+          <w:rFonts w:ascii="Consolas" w:hAnsi="Consolas" w:eastAsia="맑은 고딕"/>
+          <w:sz w:val="21"/>
+        </w:rPr>
+        <w:t xml:space="preserve">SELECT member FROM v$logfile WHERE member LIKE '%redo08%';</w:t>
+      </w:r>
+      <w:r>
+        <w:rPr>
+          <w:rFonts w:ascii="맑은 고딕" w:hAnsi="맑은 고딕" w:eastAsia="맑은 고딕"/>
+          <w:sz w:val="21"/>
+        </w:rPr>
+        <w:t xml:space="preserve">가 </w:t>
+      </w:r>
+      <w:r>
+        <w:rPr>
+          <w:rFonts w:ascii="Consolas" w:hAnsi="Consolas" w:eastAsia="맑은 고딕"/>
+          <w:sz w:val="21"/>
+        </w:rPr>
+        <w:t xml:space="preserve">no rows selected</w:t>
+      </w:r>
+      <w:r>
+        <w:rPr>
+          <w:rFonts w:ascii="맑은 고딕" w:hAnsi="맑은 고딕" w:eastAsia="맑은 고딕"/>
+          <w:sz w:val="21"/>
+        </w:rPr>
+        <w:t xml:space="preserve">인지 본다. "명령이 성공했으니 됐겠지"로 넘어가지 않는다.</w:t>
       </w:r>
     </w:p>
     <w:p>
@@ -1378,9 +4119,33 @@
       <w:r>
         <w:rPr>
           <w:rFonts w:ascii="맑은 고딕" w:hAnsi="맑은 고딕" w:eastAsia="맑은 고딕"/>
-          <w:sz w:val="21"/>
-        </w:rPr>
-        <w:t>**③ 그 다음에 파일을 정리한다 — `mv`로.** 바로 지우지 말고 다른 이름이나 위치로 옮겨 둔다. 며칠 뒤 문제가 없으면 지운다.</w:t>
+          <w:b/>
+          <w:sz w:val="21"/>
+        </w:rPr>
+        <w:t xml:space="preserve">③ 그 다음에 파일을 정리한다 — </w:t>
+      </w:r>
+      <w:r>
+        <w:rPr>
+          <w:rFonts w:ascii="Consolas" w:hAnsi="Consolas" w:eastAsia="맑은 고딕"/>
+          <w:b/>
+          <w:sz w:val="21"/>
+        </w:rPr>
+        <w:t xml:space="preserve">mv</w:t>
+      </w:r>
+      <w:r>
+        <w:rPr>
+          <w:rFonts w:ascii="맑은 고딕" w:hAnsi="맑은 고딕" w:eastAsia="맑은 고딕"/>
+          <w:b/>
+          <w:sz w:val="21"/>
+        </w:rPr>
+        <w:t xml:space="preserve">로.</w:t>
+      </w:r>
+      <w:r>
+        <w:rPr>
+          <w:rFonts w:ascii="맑은 고딕" w:hAnsi="맑은 고딕" w:eastAsia="맑은 고딕"/>
+          <w:sz w:val="21"/>
+        </w:rPr>
+        <w:t xml:space="preserve"> 바로 지우지 말고 다른 이름이나 위치로 옮겨 둔다. 며칠 뒤 문제가 없으면 지운다.</w:t>
       </w:r>
     </w:p>
     <w:p>
@@ -1389,7 +4154,35 @@
           <w:rFonts w:ascii="맑은 고딕" w:hAnsi="맑은 고딕" w:eastAsia="맑은 고딕"/>
           <w:sz w:val="21"/>
         </w:rPr>
-        <w:t>건너뛰면(즉 `rm`을 쓰면): 되돌릴 수 없다. 실습 06의 ORA-00301 상황에서 파일이 남아 있는 것을 발견했을 때, `mv`로 옮겨 두었다면 잘못 판단했더라도 되돌릴 수 있다.</w:t>
+        <w:t xml:space="preserve">건너뛰면(즉 </w:t>
+      </w:r>
+      <w:r>
+        <w:rPr>
+          <w:rFonts w:ascii="Consolas" w:hAnsi="Consolas" w:eastAsia="맑은 고딕"/>
+          <w:sz w:val="21"/>
+        </w:rPr>
+        <w:t xml:space="preserve">rm</w:t>
+      </w:r>
+      <w:r>
+        <w:rPr>
+          <w:rFonts w:ascii="맑은 고딕" w:hAnsi="맑은 고딕" w:eastAsia="맑은 고딕"/>
+          <w:sz w:val="21"/>
+        </w:rPr>
+        <w:t xml:space="preserve">을 쓰면): 되돌릴 수 없다. 실습 06의 ORA-00301 상황에서 파일이 남아 있는 것을 발견했을 때, </w:t>
+      </w:r>
+      <w:r>
+        <w:rPr>
+          <w:rFonts w:ascii="Consolas" w:hAnsi="Consolas" w:eastAsia="맑은 고딕"/>
+          <w:sz w:val="21"/>
+        </w:rPr>
+        <w:t xml:space="preserve">mv</w:t>
+      </w:r>
+      <w:r>
+        <w:rPr>
+          <w:rFonts w:ascii="맑은 고딕" w:hAnsi="맑은 고딕" w:eastAsia="맑은 고딕"/>
+          <w:sz w:val="21"/>
+        </w:rPr>
+        <w:t xml:space="preserve">로 옮겨 두었다면 잘못 판단했더라도 되돌릴 수 있다.</w:t>
       </w:r>
     </w:p>
     <w:p>
@@ -1398,7 +4191,43 @@
           <w:rFonts w:ascii="맑은 고딕" w:hAnsi="맑은 고딕" w:eastAsia="맑은 고딕"/>
           <w:sz w:val="21"/>
         </w:rPr>
-        <w:t>★ 같은 원칙이 다른 곳에도 적용된다. 실습 05에서 빈 GUID 디렉터리를 지울 때 `rm -rf`가 아니라 `rmdir`을 쓴 것도 같은 이유다. **비어 있지 않으면 실패한다는 것이 보호 장치가 된다.**</w:t>
+        <w:t xml:space="preserve">★ 같은 원칙이 다른 곳에도 적용된다. 실습 05에서 빈 GUID 디렉터리를 지울 때 </w:t>
+      </w:r>
+      <w:r>
+        <w:rPr>
+          <w:rFonts w:ascii="Consolas" w:hAnsi="Consolas" w:eastAsia="맑은 고딕"/>
+          <w:sz w:val="21"/>
+        </w:rPr>
+        <w:t xml:space="preserve">rm -rf</w:t>
+      </w:r>
+      <w:r>
+        <w:rPr>
+          <w:rFonts w:ascii="맑은 고딕" w:hAnsi="맑은 고딕" w:eastAsia="맑은 고딕"/>
+          <w:sz w:val="21"/>
+        </w:rPr>
+        <w:t xml:space="preserve">가 아니라 </w:t>
+      </w:r>
+      <w:r>
+        <w:rPr>
+          <w:rFonts w:ascii="Consolas" w:hAnsi="Consolas" w:eastAsia="맑은 고딕"/>
+          <w:sz w:val="21"/>
+        </w:rPr>
+        <w:t xml:space="preserve">rmdir</w:t>
+      </w:r>
+      <w:r>
+        <w:rPr>
+          <w:rFonts w:ascii="맑은 고딕" w:hAnsi="맑은 고딕" w:eastAsia="맑은 고딕"/>
+          <w:sz w:val="21"/>
+        </w:rPr>
+        <w:t xml:space="preserve">을 쓴 것도 같은 이유다. </w:t>
+      </w:r>
+      <w:r>
+        <w:rPr>
+          <w:rFonts w:ascii="맑은 고딕" w:hAnsi="맑은 고딕" w:eastAsia="맑은 고딕"/>
+          <w:b/>
+          <w:sz w:val="21"/>
+        </w:rPr>
+        <w:t xml:space="preserve">비어 있지 않으면 실패한다는 것이 보호 장치가 된다.</w:t>
       </w:r>
     </w:p>
     <w:p>
@@ -1407,7 +4236,15 @@
           <w:rFonts w:ascii="맑은 고딕" w:hAnsi="맑은 고딕" w:eastAsia="맑은 고딕"/>
           <w:sz w:val="21"/>
         </w:rPr>
-        <w:t>요약하면 **확인 없이 지우지 않고, 지울 때는 되돌릴 수 있게 지운다.**</w:t>
+        <w:t xml:space="preserve">요약하면 </w:t>
+      </w:r>
+      <w:r>
+        <w:rPr>
+          <w:rFonts w:ascii="맑은 고딕" w:hAnsi="맑은 고딕" w:eastAsia="맑은 고딕"/>
+          <w:b/>
+          <w:sz w:val="21"/>
+        </w:rPr>
+        <w:t xml:space="preserve">확인 없이 지우지 않고, 지울 때는 되돌릴 수 있게 지운다.</w:t>
       </w:r>
     </w:p>
     <w:p>
@@ -1442,9 +4279,10 @@
       <w:r>
         <w:rPr>
           <w:rFonts w:ascii="맑은 고딕" w:hAnsi="맑은 고딕" w:eastAsia="맑은 고딕"/>
-          <w:sz w:val="21"/>
-        </w:rPr>
-        <w:t>**추가한 뒤.**</w:t>
+          <w:b/>
+          <w:sz w:val="21"/>
+        </w:rPr>
+        <w:t xml:space="preserve">추가한 뒤.</w:t>
       </w:r>
     </w:p>
     <w:p>
@@ -1453,7 +4291,21 @@
           <w:rFonts w:ascii="맑은 고딕" w:hAnsi="맑은 고딕" w:eastAsia="맑은 고딕"/>
           <w:sz w:val="21"/>
         </w:rPr>
-        <w:t>① `SELECT con_id, name, open_mode, guid FROM v$pdbs ORDER BY con_id;`를 양쪽에서 실행한다. Standby에 PDB가 나타났는지, GUID가 Primary와 같은지 본다.</w:t>
+        <w:t xml:space="preserve">① </w:t>
+      </w:r>
+      <w:r>
+        <w:rPr>
+          <w:rFonts w:ascii="Consolas" w:hAnsi="Consolas" w:eastAsia="맑은 고딕"/>
+          <w:sz w:val="21"/>
+        </w:rPr>
+        <w:t xml:space="preserve">SELECT con_id, name, open_mode, guid FROM v$pdbs ORDER BY con_id;</w:t>
+      </w:r>
+      <w:r>
+        <w:rPr>
+          <w:rFonts w:ascii="맑은 고딕" w:hAnsi="맑은 고딕" w:eastAsia="맑은 고딕"/>
+          <w:sz w:val="21"/>
+        </w:rPr>
+        <w:t xml:space="preserve">를 양쪽에서 실행한다. Standby에 PDB가 나타났는지, GUID가 Primary와 같은지 본다.</w:t>
       </w:r>
     </w:p>
     <w:p>
@@ -1462,7 +4314,21 @@
           <w:rFonts w:ascii="맑은 고딕" w:hAnsi="맑은 고딕" w:eastAsia="맑은 고딕"/>
           <w:sz w:val="21"/>
         </w:rPr>
-        <w:t>② `SELECT COUNT(*) FROM v$datafile;`을 양쪽에서 비교한다. 새 PDB의 파일 수(보통 3개)만큼 늘어야 한다.</w:t>
+        <w:t xml:space="preserve">② </w:t>
+      </w:r>
+      <w:r>
+        <w:rPr>
+          <w:rFonts w:ascii="Consolas" w:hAnsi="Consolas" w:eastAsia="맑은 고딕"/>
+          <w:sz w:val="21"/>
+        </w:rPr>
+        <w:t xml:space="preserve">SELECT COUNT(*) FROM v$datafile;</w:t>
+      </w:r>
+      <w:r>
+        <w:rPr>
+          <w:rFonts w:ascii="맑은 고딕" w:hAnsi="맑은 고딕" w:eastAsia="맑은 고딕"/>
+          <w:sz w:val="21"/>
+        </w:rPr>
+        <w:t xml:space="preserve">을 양쪽에서 비교한다. 새 PDB의 파일 수(보통 3개)만큼 늘어야 한다.</w:t>
       </w:r>
     </w:p>
     <w:p>
@@ -1471,7 +4337,21 @@
           <w:rFonts w:ascii="맑은 고딕" w:hAnsi="맑은 고딕" w:eastAsia="맑은 고딕"/>
           <w:sz w:val="21"/>
         </w:rPr>
-        <w:t>③ `find &lt;DB_CREATE_FILE_DEST&gt;/&lt;DB_UNIQUE_NAME 대문자&gt; -maxdepth 2 -type d`로 GUID 디렉터리가 만들어졌는지 확인한다. OMF라면 자동이지만 확인해 둔다.</w:t>
+        <w:t xml:space="preserve">③ </w:t>
+      </w:r>
+      <w:r>
+        <w:rPr>
+          <w:rFonts w:ascii="Consolas" w:hAnsi="Consolas" w:eastAsia="맑은 고딕"/>
+          <w:sz w:val="21"/>
+        </w:rPr>
+        <w:t xml:space="preserve">find &lt;DB_CREATE_FILE_DEST&gt;/&lt;DB_UNIQUE_NAME 대문자&gt; -maxdepth 2 -type d</w:t>
+      </w:r>
+      <w:r>
+        <w:rPr>
+          <w:rFonts w:ascii="맑은 고딕" w:hAnsi="맑은 고딕" w:eastAsia="맑은 고딕"/>
+          <w:sz w:val="21"/>
+        </w:rPr>
+        <w:t xml:space="preserve">로 GUID 디렉터리가 만들어졌는지 확인한다. OMF라면 자동이지만 확인해 둔다.</w:t>
       </w:r>
     </w:p>
     <w:p>
@@ -1480,7 +4360,36 @@
           <w:rFonts w:ascii="맑은 고딕" w:hAnsi="맑은 고딕" w:eastAsia="맑은 고딕"/>
           <w:sz w:val="21"/>
         </w:rPr>
-        <w:t>④ **Standby에서 PDB를 연다.** `ALTER PLUGGABLE DATABASE &lt;이름&gt; OPEN READ ONLY;` 열지 않으면 ORA-01219로 조회할 수 없다.</w:t>
+        <w:t xml:space="preserve">④ </w:t>
+      </w:r>
+      <w:r>
+        <w:rPr>
+          <w:rFonts w:ascii="맑은 고딕" w:hAnsi="맑은 고딕" w:eastAsia="맑은 고딕"/>
+          <w:b/>
+          <w:sz w:val="21"/>
+        </w:rPr>
+        <w:t xml:space="preserve">Standby에서 PDB를 연다.</w:t>
+      </w:r>
+      <w:r>
+        <w:rPr>
+          <w:rFonts w:ascii="맑은 고딕" w:hAnsi="맑은 고딕" w:eastAsia="맑은 고딕"/>
+          <w:sz w:val="21"/>
+        </w:rPr>
+        <w:t xml:space="preserve"> </w:t>
+      </w:r>
+      <w:r>
+        <w:rPr>
+          <w:rFonts w:ascii="Consolas" w:hAnsi="Consolas" w:eastAsia="맑은 고딕"/>
+          <w:sz w:val="21"/>
+        </w:rPr>
+        <w:t xml:space="preserve">ALTER PLUGGABLE DATABASE &lt;이름&gt; OPEN READ ONLY;</w:t>
+      </w:r>
+      <w:r>
+        <w:rPr>
+          <w:rFonts w:ascii="맑은 고딕" w:hAnsi="맑은 고딕" w:eastAsia="맑은 고딕"/>
+          <w:sz w:val="21"/>
+        </w:rPr>
+        <w:t xml:space="preserve"> 열지 않으면 ORA-01219로 조회할 수 없다.</w:t>
       </w:r>
     </w:p>
     <w:p>
@@ -1489,16 +4398,31 @@
           <w:rFonts w:ascii="맑은 고딕" w:hAnsi="맑은 고딕" w:eastAsia="맑은 고딕"/>
           <w:sz w:val="21"/>
         </w:rPr>
-        <w:t>⑤ 기동 스크립트에 `ALTER PLUGGABLE DATABASE ALL OPEN READ ONLY;`가 있는지 확인한다. 없으면 다음 재기동 때 다시 닫힌다.</w:t>
+        <w:t xml:space="preserve">⑤ 기동 스크립트에 </w:t>
+      </w:r>
+      <w:r>
+        <w:rPr>
+          <w:rFonts w:ascii="Consolas" w:hAnsi="Consolas" w:eastAsia="맑은 고딕"/>
+          <w:sz w:val="21"/>
+        </w:rPr>
+        <w:t xml:space="preserve">ALTER PLUGGABLE DATABASE ALL OPEN READ ONLY;</w:t>
+      </w:r>
+      <w:r>
+        <w:rPr>
+          <w:rFonts w:ascii="맑은 고딕" w:hAnsi="맑은 고딕" w:eastAsia="맑은 고딕"/>
+          <w:sz w:val="21"/>
+        </w:rPr>
+        <w:t xml:space="preserve">가 있는지 확인한다. 없으면 다음 재기동 때 다시 닫힌다.</w:t>
       </w:r>
     </w:p>
     <w:p>
       <w:r>
         <w:rPr>
           <w:rFonts w:ascii="맑은 고딕" w:hAnsi="맑은 고딕" w:eastAsia="맑은 고딕"/>
-          <w:sz w:val="21"/>
-        </w:rPr>
-        <w:t>**삭제한 뒤.**</w:t>
+          <w:b/>
+          <w:sz w:val="21"/>
+        </w:rPr>
+        <w:t xml:space="preserve">삭제한 뒤.</w:t>
       </w:r>
     </w:p>
     <w:p>
@@ -1507,7 +4431,36 @@
           <w:rFonts w:ascii="맑은 고딕" w:hAnsi="맑은 고딕" w:eastAsia="맑은 고딕"/>
           <w:sz w:val="21"/>
         </w:rPr>
-        <w:t>① **Standby 쪽 PDB를 먼저 닫는다.** `ALTER PLUGGABLE DATABASE &lt;이름&gt; CLOSE IMMEDIATE;` 열려 있는 상태에서 Primary가 지우면 적용 과정에서 문제가 될 수 있다.</w:t>
+        <w:t xml:space="preserve">① </w:t>
+      </w:r>
+      <w:r>
+        <w:rPr>
+          <w:rFonts w:ascii="맑은 고딕" w:hAnsi="맑은 고딕" w:eastAsia="맑은 고딕"/>
+          <w:b/>
+          <w:sz w:val="21"/>
+        </w:rPr>
+        <w:t xml:space="preserve">Standby 쪽 PDB를 먼저 닫는다.</w:t>
+      </w:r>
+      <w:r>
+        <w:rPr>
+          <w:rFonts w:ascii="맑은 고딕" w:hAnsi="맑은 고딕" w:eastAsia="맑은 고딕"/>
+          <w:sz w:val="21"/>
+        </w:rPr>
+        <w:t xml:space="preserve"> </w:t>
+      </w:r>
+      <w:r>
+        <w:rPr>
+          <w:rFonts w:ascii="Consolas" w:hAnsi="Consolas" w:eastAsia="맑은 고딕"/>
+          <w:sz w:val="21"/>
+        </w:rPr>
+        <w:t xml:space="preserve">ALTER PLUGGABLE DATABASE &lt;이름&gt; CLOSE IMMEDIATE;</w:t>
+      </w:r>
+      <w:r>
+        <w:rPr>
+          <w:rFonts w:ascii="맑은 고딕" w:hAnsi="맑은 고딕" w:eastAsia="맑은 고딕"/>
+          <w:sz w:val="21"/>
+        </w:rPr>
+        <w:t xml:space="preserve"> 열려 있는 상태에서 Primary가 지우면 적용 과정에서 문제가 될 수 있다.</w:t>
       </w:r>
     </w:p>
     <w:p>
@@ -1516,7 +4469,14 @@
           <w:rFonts w:ascii="맑은 고딕" w:hAnsi="맑은 고딕" w:eastAsia="맑은 고딕"/>
           <w:sz w:val="21"/>
         </w:rPr>
-        <w:t>② Primary에서 `DROP PLUGGABLE DATABASE &lt;이름&gt; INCLUDING DATAFILES;`</w:t>
+        <w:t xml:space="preserve">② Primary에서 </w:t>
+      </w:r>
+      <w:r>
+        <w:rPr>
+          <w:rFonts w:ascii="Consolas" w:hAnsi="Consolas" w:eastAsia="맑은 고딕"/>
+          <w:sz w:val="21"/>
+        </w:rPr>
+        <w:t xml:space="preserve">DROP PLUGGABLE DATABASE &lt;이름&gt; INCLUDING DATAFILES;</w:t>
       </w:r>
     </w:p>
     <w:p>
@@ -1525,7 +4485,21 @@
           <w:rFonts w:ascii="맑은 고딕" w:hAnsi="맑은 고딕" w:eastAsia="맑은 고딕"/>
           <w:sz w:val="21"/>
         </w:rPr>
-        <w:t>③ 양쪽에서 `V$PDBS`와 파일 개수를 확인한다.</w:t>
+        <w:t xml:space="preserve">③ 양쪽에서 </w:t>
+      </w:r>
+      <w:r>
+        <w:rPr>
+          <w:rFonts w:ascii="Consolas" w:hAnsi="Consolas" w:eastAsia="맑은 고딕"/>
+          <w:sz w:val="21"/>
+        </w:rPr>
+        <w:t xml:space="preserve">V$PDBS</w:t>
+      </w:r>
+      <w:r>
+        <w:rPr>
+          <w:rFonts w:ascii="맑은 고딕" w:hAnsi="맑은 고딕" w:eastAsia="맑은 고딕"/>
+          <w:sz w:val="21"/>
+        </w:rPr>
+        <w:t xml:space="preserve">와 파일 개수를 확인한다.</w:t>
       </w:r>
     </w:p>
     <w:p>
@@ -1534,7 +4508,64 @@
           <w:rFonts w:ascii="맑은 고딕" w:hAnsi="맑은 고딕" w:eastAsia="맑은 고딕"/>
           <w:sz w:val="21"/>
         </w:rPr>
-        <w:t>④ **빈 GUID 디렉터리를 정리한다.** `SELECT guid FROM v$pdbs;` 결과와 대조해 없는 것을 `rmdir`로 지운다. `rm -rf`를 쓰지 않는다.</w:t>
+        <w:t xml:space="preserve">④ </w:t>
+      </w:r>
+      <w:r>
+        <w:rPr>
+          <w:rFonts w:ascii="맑은 고딕" w:hAnsi="맑은 고딕" w:eastAsia="맑은 고딕"/>
+          <w:b/>
+          <w:sz w:val="21"/>
+        </w:rPr>
+        <w:t xml:space="preserve">빈 GUID 디렉터리를 정리한다.</w:t>
+      </w:r>
+      <w:r>
+        <w:rPr>
+          <w:rFonts w:ascii="맑은 고딕" w:hAnsi="맑은 고딕" w:eastAsia="맑은 고딕"/>
+          <w:sz w:val="21"/>
+        </w:rPr>
+        <w:t xml:space="preserve"> </w:t>
+      </w:r>
+      <w:r>
+        <w:rPr>
+          <w:rFonts w:ascii="Consolas" w:hAnsi="Consolas" w:eastAsia="맑은 고딕"/>
+          <w:sz w:val="21"/>
+        </w:rPr>
+        <w:t xml:space="preserve">SELECT guid FROM v$pdbs;</w:t>
+      </w:r>
+      <w:r>
+        <w:rPr>
+          <w:rFonts w:ascii="맑은 고딕" w:hAnsi="맑은 고딕" w:eastAsia="맑은 고딕"/>
+          <w:sz w:val="21"/>
+        </w:rPr>
+        <w:t xml:space="preserve"> 결과와 대조해 없는 것을 </w:t>
+      </w:r>
+      <w:r>
+        <w:rPr>
+          <w:rFonts w:ascii="Consolas" w:hAnsi="Consolas" w:eastAsia="맑은 고딕"/>
+          <w:sz w:val="21"/>
+        </w:rPr>
+        <w:t xml:space="preserve">rmdir</w:t>
+      </w:r>
+      <w:r>
+        <w:rPr>
+          <w:rFonts w:ascii="맑은 고딕" w:hAnsi="맑은 고딕" w:eastAsia="맑은 고딕"/>
+          <w:sz w:val="21"/>
+        </w:rPr>
+        <w:t xml:space="preserve">로 지운다. </w:t>
+      </w:r>
+      <w:r>
+        <w:rPr>
+          <w:rFonts w:ascii="Consolas" w:hAnsi="Consolas" w:eastAsia="맑은 고딕"/>
+          <w:sz w:val="21"/>
+        </w:rPr>
+        <w:t xml:space="preserve">rm -rf</w:t>
+      </w:r>
+      <w:r>
+        <w:rPr>
+          <w:rFonts w:ascii="맑은 고딕" w:hAnsi="맑은 고딕" w:eastAsia="맑은 고딕"/>
+          <w:sz w:val="21"/>
+        </w:rPr>
+        <w:t xml:space="preserve">를 쓰지 않는다.</w:t>
       </w:r>
     </w:p>
     <w:p>
@@ -1569,9 +4600,10 @@
       <w:r>
         <w:rPr>
           <w:rFonts w:ascii="맑은 고딕" w:hAnsi="맑은 고딕" w:eastAsia="맑은 고딕"/>
-          <w:sz w:val="21"/>
-        </w:rPr>
-        <w:t>**함께 적용해야 할 작업.**</w:t>
+          <w:b/>
+          <w:sz w:val="21"/>
+        </w:rPr>
+        <w:t xml:space="preserve">함께 적용해야 할 작업.</w:t>
       </w:r>
     </w:p>
     <w:p>
@@ -1580,7 +4612,64 @@
           <w:rFonts w:ascii="맑은 고딕" w:hAnsi="맑은 고딕" w:eastAsia="맑은 고딕"/>
           <w:sz w:val="21"/>
         </w:rPr>
-        <w:t>① **Standby에도 같은 온라인 리두 그룹을 추가한다.** 자동 반영되지 않으므로 사람이 한다. Standby에서 직접 `ALTER DATABASE ADD LOGFILE`을 실행하려면 적용을 멈추고 `STANDBY_FILE_MANAGEMENT`를 `MANUAL`로 둔 상태에서 해야 한다.</w:t>
+        <w:t xml:space="preserve">① </w:t>
+      </w:r>
+      <w:r>
+        <w:rPr>
+          <w:rFonts w:ascii="맑은 고딕" w:hAnsi="맑은 고딕" w:eastAsia="맑은 고딕"/>
+          <w:b/>
+          <w:sz w:val="21"/>
+        </w:rPr>
+        <w:t xml:space="preserve">Standby에도 같은 온라인 리두 그룹을 추가한다.</w:t>
+      </w:r>
+      <w:r>
+        <w:rPr>
+          <w:rFonts w:ascii="맑은 고딕" w:hAnsi="맑은 고딕" w:eastAsia="맑은 고딕"/>
+          <w:sz w:val="21"/>
+        </w:rPr>
+        <w:t xml:space="preserve"> 자동 반영되지 않으므로 사람이 한다. Standby에서 직접 </w:t>
+      </w:r>
+      <w:r>
+        <w:rPr>
+          <w:rFonts w:ascii="Consolas" w:hAnsi="Consolas" w:eastAsia="맑은 고딕"/>
+          <w:sz w:val="21"/>
+        </w:rPr>
+        <w:t xml:space="preserve">ALTER DATABASE ADD LOGFILE</w:t>
+      </w:r>
+      <w:r>
+        <w:rPr>
+          <w:rFonts w:ascii="맑은 고딕" w:hAnsi="맑은 고딕" w:eastAsia="맑은 고딕"/>
+          <w:sz w:val="21"/>
+        </w:rPr>
+        <w:t xml:space="preserve">을 실행하려면 적용을 멈추고 </w:t>
+      </w:r>
+      <w:r>
+        <w:rPr>
+          <w:rFonts w:ascii="Consolas" w:hAnsi="Consolas" w:eastAsia="맑은 고딕"/>
+          <w:sz w:val="21"/>
+        </w:rPr>
+        <w:t xml:space="preserve">STANDBY_FILE_MANAGEMENT</w:t>
+      </w:r>
+      <w:r>
+        <w:rPr>
+          <w:rFonts w:ascii="맑은 고딕" w:hAnsi="맑은 고딕" w:eastAsia="맑은 고딕"/>
+          <w:sz w:val="21"/>
+        </w:rPr>
+        <w:t xml:space="preserve">를 </w:t>
+      </w:r>
+      <w:r>
+        <w:rPr>
+          <w:rFonts w:ascii="Consolas" w:hAnsi="Consolas" w:eastAsia="맑은 고딕"/>
+          <w:sz w:val="21"/>
+        </w:rPr>
+        <w:t xml:space="preserve">MANUAL</w:t>
+      </w:r>
+      <w:r>
+        <w:rPr>
+          <w:rFonts w:ascii="맑은 고딕" w:hAnsi="맑은 고딕" w:eastAsia="맑은 고딕"/>
+          <w:sz w:val="21"/>
+        </w:rPr>
+        <w:t xml:space="preserve">로 둔 상태에서 해야 한다.</w:t>
       </w:r>
     </w:p>
     <w:p>
@@ -1589,7 +4678,37 @@
           <w:rFonts w:ascii="맑은 고딕" w:hAnsi="맑은 고딕" w:eastAsia="맑은 고딕"/>
           <w:sz w:val="21"/>
         </w:rPr>
-        <w:t>② **SRL 개수를 다시 계산한다.** 4장의 규칙은 SRL = 온라인 그룹 + 1이다. 온라인을 셋에서 넷으로 늘렸다면 SRL은 넷에서 다섯이 되어야 한다. **양쪽 모두**에 적용한다.</w:t>
+        <w:t xml:space="preserve">② </w:t>
+      </w:r>
+      <w:r>
+        <w:rPr>
+          <w:rFonts w:ascii="맑은 고딕" w:hAnsi="맑은 고딕" w:eastAsia="맑은 고딕"/>
+          <w:b/>
+          <w:sz w:val="21"/>
+        </w:rPr>
+        <w:t xml:space="preserve">SRL 개수를 다시 계산한다.</w:t>
+      </w:r>
+      <w:r>
+        <w:rPr>
+          <w:rFonts w:ascii="맑은 고딕" w:hAnsi="맑은 고딕" w:eastAsia="맑은 고딕"/>
+          <w:sz w:val="21"/>
+        </w:rPr>
+        <w:t xml:space="preserve"> 4장의 규칙은 SRL = 온라인 그룹 + 1이다. 온라인을 셋에서 넷으로 늘렸다면 SRL은 넷에서 다섯이 되어야 한다. </w:t>
+      </w:r>
+      <w:r>
+        <w:rPr>
+          <w:rFonts w:ascii="맑은 고딕" w:hAnsi="맑은 고딕" w:eastAsia="맑은 고딕"/>
+          <w:b/>
+          <w:sz w:val="21"/>
+        </w:rPr>
+        <w:t xml:space="preserve">양쪽 모두</w:t>
+      </w:r>
+      <w:r>
+        <w:rPr>
+          <w:rFonts w:ascii="맑은 고딕" w:hAnsi="맑은 고딕" w:eastAsia="맑은 고딕"/>
+          <w:sz w:val="21"/>
+        </w:rPr>
+        <w:t xml:space="preserve">에 적용한다.</w:t>
       </w:r>
     </w:p>
     <w:p>
@@ -1598,25 +4717,48 @@
           <w:rFonts w:ascii="맑은 고딕" w:hAnsi="맑은 고딕" w:eastAsia="맑은 고딕"/>
           <w:sz w:val="21"/>
         </w:rPr>
-        <w:t>③ **크기를 맞춘다.** SRL의 크기는 온라인 리두와 정확히 같아야 한다(4장). 온라인 리두 크기를 바꿨다면 SRL도 다시 만들어야 한다.</w:t>
+        <w:t xml:space="preserve">③ </w:t>
+      </w:r>
+      <w:r>
+        <w:rPr>
+          <w:rFonts w:ascii="맑은 고딕" w:hAnsi="맑은 고딕" w:eastAsia="맑은 고딕"/>
+          <w:b/>
+          <w:sz w:val="21"/>
+        </w:rPr>
+        <w:t xml:space="preserve">크기를 맞춘다.</w:t>
+      </w:r>
+      <w:r>
+        <w:rPr>
+          <w:rFonts w:ascii="맑은 고딕" w:hAnsi="맑은 고딕" w:eastAsia="맑은 고딕"/>
+          <w:sz w:val="21"/>
+        </w:rPr>
+        <w:t xml:space="preserve"> SRL의 크기는 온라인 리두와 정확히 같아야 한다(4장). 온라인 리두 크기를 바꿨다면 SRL도 다시 만들어야 한다.</w:t>
       </w:r>
     </w:p>
     <w:p>
       <w:r>
         <w:rPr>
           <w:rFonts w:ascii="맑은 고딕" w:hAnsi="맑은 고딕" w:eastAsia="맑은 고딕"/>
-          <w:sz w:val="21"/>
-        </w:rPr>
-        <w:t>**점검 조회.** 양쪽에서 다음을 실행해 결과를 비교한다.</w:t>
+          <w:b/>
+          <w:sz w:val="21"/>
+        </w:rPr>
+        <w:t xml:space="preserve">점검 조회.</w:t>
+      </w:r>
+      <w:r>
+        <w:rPr>
+          <w:rFonts w:ascii="맑은 고딕" w:hAnsi="맑은 고딕" w:eastAsia="맑은 고딕"/>
+          <w:sz w:val="21"/>
+        </w:rPr>
+        <w:t xml:space="preserve"> 양쪽에서 다음을 실행해 결과를 비교한다.</w:t>
       </w:r>
     </w:p>
     <w:p>
       <w:r>
         <w:rPr>
-          <w:rFonts w:ascii="맑은 고딕" w:hAnsi="맑은 고딕" w:eastAsia="맑은 고딕"/>
-          <w:sz w:val="21"/>
-        </w:rPr>
-        <w:t>`SELECT type, COUNT(DISTINCT group#) groups, COUNT(*) members, MIN(bytes/1024/1024) min_mb, MAX(bytes/1024/1024) max_mb FROM v$logfile lf JOIN (SELECT group# g, bytes FROM v$log UNION ALL SELECT group#, bytes FROM v$standby_log) x ON lf.group#=x.g GROUP BY type;`</w:t>
+          <w:rFonts w:ascii="Consolas" w:hAnsi="Consolas" w:eastAsia="맑은 고딕"/>
+          <w:sz w:val="21"/>
+        </w:rPr>
+        <w:t xml:space="preserve">SELECT type, COUNT(DISTINCT group#) groups, COUNT(*) members, MIN(bytes/1024/1024) min_mb, MAX(bytes/1024/1024) max_mb FROM v$logfile lf JOIN (SELECT group# g, bytes FROM v$log UNION ALL SELECT group#, bytes FROM v$standby_log) x ON lf.group#=x.g GROUP BY type;</w:t>
       </w:r>
     </w:p>
     <w:p>
@@ -1625,16 +4767,52 @@
           <w:rFonts w:ascii="맑은 고딕" w:hAnsi="맑은 고딕" w:eastAsia="맑은 고딕"/>
           <w:sz w:val="21"/>
         </w:rPr>
-        <w:t>더 간단하게는 두 조회로 나눈다. `SELECT COUNT(*), MIN(bytes/1024/1024), MAX(bytes/1024/1024) FROM v$log;`와 `SELECT COUNT(*), MIN(bytes/1024/1024), MAX(bytes/1024/1024) FROM v$standby_log;`다. 4장에서 쓴 방식이며 개수와 크기 규칙을 한 번에 확인할 수 있다.</w:t>
+        <w:t xml:space="preserve">더 간단하게는 두 조회로 나눈다. </w:t>
+      </w:r>
+      <w:r>
+        <w:rPr>
+          <w:rFonts w:ascii="Consolas" w:hAnsi="Consolas" w:eastAsia="맑은 고딕"/>
+          <w:sz w:val="21"/>
+        </w:rPr>
+        <w:t xml:space="preserve">SELECT COUNT(*), MIN(bytes/1024/1024), MAX(bytes/1024/1024) FROM v$log;</w:t>
+      </w:r>
+      <w:r>
+        <w:rPr>
+          <w:rFonts w:ascii="맑은 고딕" w:hAnsi="맑은 고딕" w:eastAsia="맑은 고딕"/>
+          <w:sz w:val="21"/>
+        </w:rPr>
+        <w:t xml:space="preserve">와 </w:t>
+      </w:r>
+      <w:r>
+        <w:rPr>
+          <w:rFonts w:ascii="Consolas" w:hAnsi="Consolas" w:eastAsia="맑은 고딕"/>
+          <w:sz w:val="21"/>
+        </w:rPr>
+        <w:t xml:space="preserve">SELECT COUNT(*), MIN(bytes/1024/1024), MAX(bytes/1024/1024) FROM v$standby_log;</w:t>
+      </w:r>
+      <w:r>
+        <w:rPr>
+          <w:rFonts w:ascii="맑은 고딕" w:hAnsi="맑은 고딕" w:eastAsia="맑은 고딕"/>
+          <w:sz w:val="21"/>
+        </w:rPr>
+        <w:t xml:space="preserve">다. 4장에서 쓴 방식이며 개수와 크기 규칙을 한 번에 확인할 수 있다.</w:t>
       </w:r>
     </w:p>
     <w:p>
       <w:r>
         <w:rPr>
           <w:rFonts w:ascii="맑은 고딕" w:hAnsi="맑은 고딕" w:eastAsia="맑은 고딕"/>
-          <w:sz w:val="21"/>
-        </w:rPr>
-        <w:t>**판정 기준.** 온라인 그룹 수는 양쪽이 같아야 하고, SRL 수는 온라인 + 1 이상이어야 하며, SRL 크기의 MIN과 MAX가 온라인 크기와 같아야 한다.</w:t>
+          <w:b/>
+          <w:sz w:val="21"/>
+        </w:rPr>
+        <w:t xml:space="preserve">판정 기준.</w:t>
+      </w:r>
+      <w:r>
+        <w:rPr>
+          <w:rFonts w:ascii="맑은 고딕" w:hAnsi="맑은 고딕" w:eastAsia="맑은 고딕"/>
+          <w:sz w:val="21"/>
+        </w:rPr>
+        <w:t xml:space="preserve"> 온라인 그룹 수는 양쪽이 같아야 하고, SRL 수는 온라인 + 1 이상이어야 하며, SRL 크기의 MIN과 MAX가 온라인 크기와 같아야 한다.</w:t>
       </w:r>
     </w:p>
     <w:p>
@@ -1669,9 +4847,46 @@
       <w:r>
         <w:rPr>
           <w:rFonts w:ascii="맑은 고딕" w:hAnsi="맑은 고딕" w:eastAsia="맑은 고딕"/>
-          <w:sz w:val="21"/>
-        </w:rPr>
-        <w:t>**① alert 로그를 읽는다.** 위치는 `$ORACLE_BASE/diag/rdbms/&lt;db_name&gt;/&lt;sid&gt;/trace/alert_&lt;sid&gt;.log`다. **시간 순 기록이므로 위에서 아래로 사건 순서대로 읽는다.** 오류 스택을 아래에서 위로 읽는 것과 반대다.</w:t>
+          <w:b/>
+          <w:sz w:val="21"/>
+        </w:rPr>
+        <w:t xml:space="preserve">① alert 로그를 읽는다.</w:t>
+      </w:r>
+      <w:r>
+        <w:rPr>
+          <w:rFonts w:ascii="맑은 고딕" w:hAnsi="맑은 고딕" w:eastAsia="맑은 고딕"/>
+          <w:sz w:val="21"/>
+        </w:rPr>
+        <w:t xml:space="preserve"> 위치는 </w:t>
+      </w:r>
+      <w:r>
+        <w:rPr>
+          <w:rFonts w:ascii="Consolas" w:hAnsi="Consolas" w:eastAsia="맑은 고딕"/>
+          <w:sz w:val="21"/>
+        </w:rPr>
+        <w:t xml:space="preserve">$ORACLE_BASE/diag/rdbms/&lt;db_name&gt;/&lt;sid&gt;/trace/alert_&lt;sid&gt;.log</w:t>
+      </w:r>
+      <w:r>
+        <w:rPr>
+          <w:rFonts w:ascii="맑은 고딕" w:hAnsi="맑은 고딕" w:eastAsia="맑은 고딕"/>
+          <w:sz w:val="21"/>
+        </w:rPr>
+        <w:t xml:space="preserve">다. </w:t>
+      </w:r>
+      <w:r>
+        <w:rPr>
+          <w:rFonts w:ascii="맑은 고딕" w:hAnsi="맑은 고딕" w:eastAsia="맑은 고딕"/>
+          <w:b/>
+          <w:sz w:val="21"/>
+        </w:rPr>
+        <w:t xml:space="preserve">시간 순 기록이므로 위에서 아래로 사건 순서대로 읽는다.</w:t>
+      </w:r>
+      <w:r>
+        <w:rPr>
+          <w:rFonts w:ascii="맑은 고딕" w:hAnsi="맑은 고딕" w:eastAsia="맑은 고딕"/>
+          <w:sz w:val="21"/>
+        </w:rPr>
+        <w:t xml:space="preserve"> 오류 스택을 아래에서 위로 읽는 것과 반대다.</w:t>
       </w:r>
     </w:p>
     <w:p>
@@ -1689,43 +4904,244 @@
           <w:rFonts w:ascii="맑은 고딕" w:hAnsi="맑은 고딕" w:eastAsia="맑은 고딕"/>
           <w:sz w:val="21"/>
         </w:rPr>
-        <w:t>실측 예를 보면 순서가 분명하다. `ORA-27041: unable to open file` + `Linux-x86_64 Error: 2` → `ORA-00313: open failed for members of log group 8` → `Cause - 'Instance is being terminated due to fatal process death (pid: 24, ospid: 10146, LG01)'` → `Instance terminated by PMON`.</w:t>
+        <w:t xml:space="preserve">실측 예를 보면 순서가 분명하다. </w:t>
+      </w:r>
+      <w:r>
+        <w:rPr>
+          <w:rFonts w:ascii="Consolas" w:hAnsi="Consolas" w:eastAsia="맑은 고딕"/>
+          <w:sz w:val="21"/>
+        </w:rPr>
+        <w:t xml:space="preserve">ORA-27041: unable to open file</w:t>
+      </w:r>
+      <w:r>
+        <w:rPr>
+          <w:rFonts w:ascii="맑은 고딕" w:hAnsi="맑은 고딕" w:eastAsia="맑은 고딕"/>
+          <w:sz w:val="21"/>
+        </w:rPr>
+        <w:t xml:space="preserve"> + </w:t>
+      </w:r>
+      <w:r>
+        <w:rPr>
+          <w:rFonts w:ascii="Consolas" w:hAnsi="Consolas" w:eastAsia="맑은 고딕"/>
+          <w:sz w:val="21"/>
+        </w:rPr>
+        <w:t xml:space="preserve">Linux-x86_64 Error: 2</w:t>
+      </w:r>
+      <w:r>
+        <w:rPr>
+          <w:rFonts w:ascii="맑은 고딕" w:hAnsi="맑은 고딕" w:eastAsia="맑은 고딕"/>
+          <w:sz w:val="21"/>
+        </w:rPr>
+        <w:t xml:space="preserve"> → </w:t>
+      </w:r>
+      <w:r>
+        <w:rPr>
+          <w:rFonts w:ascii="Consolas" w:hAnsi="Consolas" w:eastAsia="맑은 고딕"/>
+          <w:sz w:val="21"/>
+        </w:rPr>
+        <w:t xml:space="preserve">ORA-00313: open failed for members of log group 8</w:t>
+      </w:r>
+      <w:r>
+        <w:rPr>
+          <w:rFonts w:ascii="맑은 고딕" w:hAnsi="맑은 고딕" w:eastAsia="맑은 고딕"/>
+          <w:sz w:val="21"/>
+        </w:rPr>
+        <w:t xml:space="preserve"> → </w:t>
+      </w:r>
+      <w:r>
+        <w:rPr>
+          <w:rFonts w:ascii="Consolas" w:hAnsi="Consolas" w:eastAsia="맑은 고딕"/>
+          <w:sz w:val="21"/>
+        </w:rPr>
+        <w:t xml:space="preserve">Cause - 'Instance is being terminated due to fatal process death (pid: 24, ospid: 10146, LG01)'</w:t>
+      </w:r>
+      <w:r>
+        <w:rPr>
+          <w:rFonts w:ascii="맑은 고딕" w:hAnsi="맑은 고딕" w:eastAsia="맑은 고딕"/>
+          <w:sz w:val="21"/>
+        </w:rPr>
+        <w:t xml:space="preserve"> → </w:t>
+      </w:r>
+      <w:r>
+        <w:rPr>
+          <w:rFonts w:ascii="Consolas" w:hAnsi="Consolas" w:eastAsia="맑은 고딕"/>
+          <w:sz w:val="21"/>
+        </w:rPr>
+        <w:t xml:space="preserve">Instance terminated by PMON</w:t>
+      </w:r>
+      <w:r>
+        <w:rPr>
+          <w:rFonts w:ascii="맑은 고딕" w:hAnsi="맑은 고딕" w:eastAsia="맑은 고딕"/>
+          <w:sz w:val="21"/>
+        </w:rPr>
+        <w:t xml:space="preserve">.</w:t>
       </w:r>
     </w:p>
     <w:p>
       <w:r>
         <w:rPr>
           <w:rFonts w:ascii="맑은 고딕" w:hAnsi="맑은 고딕" w:eastAsia="맑은 고딕"/>
-          <w:sz w:val="21"/>
-        </w:rPr>
-        <w:t>**② 트레이스 파일을 본다.** alert 로그가 `Errors in file .../chicago_lg01_10146.trc`로 위치를 알려 준다. 더 자세한 정보가 필요할 때 읽는다.</w:t>
+          <w:b/>
+          <w:sz w:val="21"/>
+        </w:rPr>
+        <w:t xml:space="preserve">② 트레이스 파일을 본다.</w:t>
+      </w:r>
+      <w:r>
+        <w:rPr>
+          <w:rFonts w:ascii="맑은 고딕" w:hAnsi="맑은 고딕" w:eastAsia="맑은 고딕"/>
+          <w:sz w:val="21"/>
+        </w:rPr>
+        <w:t xml:space="preserve"> alert 로그가 </w:t>
+      </w:r>
+      <w:r>
+        <w:rPr>
+          <w:rFonts w:ascii="Consolas" w:hAnsi="Consolas" w:eastAsia="맑은 고딕"/>
+          <w:sz w:val="21"/>
+        </w:rPr>
+        <w:t xml:space="preserve">Errors in file .../chicago_lg01_10146.trc</w:t>
+      </w:r>
+      <w:r>
+        <w:rPr>
+          <w:rFonts w:ascii="맑은 고딕" w:hAnsi="맑은 고딕" w:eastAsia="맑은 고딕"/>
+          <w:sz w:val="21"/>
+        </w:rPr>
+        <w:t xml:space="preserve">로 위치를 알려 준다. 더 자세한 정보가 필요할 때 읽는다.</w:t>
       </w:r>
     </w:p>
     <w:p>
       <w:r>
         <w:rPr>
           <w:rFonts w:ascii="맑은 고딕" w:hAnsi="맑은 고딕" w:eastAsia="맑은 고딕"/>
-          <w:sz w:val="21"/>
-        </w:rPr>
-        <w:t>**③ 죽은 프로세스가 무엇인지 확인한다.** LGWR·LG0n(리두 기록), DBWn(데이터 기록), PMON·SMON 같은 필수 프로세스가 죽으면 인스턴스가 종료된다. **어느 프로세스인가가 원인의 영역을 알려 준다.** LG01이라면 리두 쪽, DBWn이라면 데이터 파일 쪽이다.</w:t>
+          <w:b/>
+          <w:sz w:val="21"/>
+        </w:rPr>
+        <w:t xml:space="preserve">③ 죽은 프로세스가 무엇인지 확인한다.</w:t>
+      </w:r>
+      <w:r>
+        <w:rPr>
+          <w:rFonts w:ascii="맑은 고딕" w:hAnsi="맑은 고딕" w:eastAsia="맑은 고딕"/>
+          <w:sz w:val="21"/>
+        </w:rPr>
+        <w:t xml:space="preserve"> LGWR·LG0n(리두 기록), DBWn(데이터 기록), PMON·SMON 같은 필수 프로세스가 죽으면 인스턴스가 종료된다. </w:t>
+      </w:r>
+      <w:r>
+        <w:rPr>
+          <w:rFonts w:ascii="맑은 고딕" w:hAnsi="맑은 고딕" w:eastAsia="맑은 고딕"/>
+          <w:b/>
+          <w:sz w:val="21"/>
+        </w:rPr>
+        <w:t xml:space="preserve">어느 프로세스인가가 원인의 영역을 알려 준다.</w:t>
+      </w:r>
+      <w:r>
+        <w:rPr>
+          <w:rFonts w:ascii="맑은 고딕" w:hAnsi="맑은 고딕" w:eastAsia="맑은 고딕"/>
+          <w:sz w:val="21"/>
+        </w:rPr>
+        <w:t xml:space="preserve"> LG01이라면 리두 쪽, DBWn이라면 데이터 파일 쪽이다.</w:t>
       </w:r>
     </w:p>
     <w:p>
       <w:r>
         <w:rPr>
           <w:rFonts w:ascii="맑은 고딕" w:hAnsi="맑은 고딕" w:eastAsia="맑은 고딕"/>
-          <w:sz w:val="21"/>
-        </w:rPr>
-        <w:t>**④ 세션 쪽 증상과 맞춰 본다.** `ORA-03113`(연결 끊김)과 이후의 `ORA-01034`(인스턴스 없음)는 결과일 뿐 원인이 아니다. 이 두 오류만 보고 원인을 찾으려 하면 안 된다.</w:t>
+          <w:b/>
+          <w:sz w:val="21"/>
+        </w:rPr>
+        <w:t xml:space="preserve">④ 세션 쪽 증상과 맞춰 본다.</w:t>
+      </w:r>
+      <w:r>
+        <w:rPr>
+          <w:rFonts w:ascii="맑은 고딕" w:hAnsi="맑은 고딕" w:eastAsia="맑은 고딕"/>
+          <w:sz w:val="21"/>
+        </w:rPr>
+        <w:t xml:space="preserve"> </w:t>
+      </w:r>
+      <w:r>
+        <w:rPr>
+          <w:rFonts w:ascii="Consolas" w:hAnsi="Consolas" w:eastAsia="맑은 고딕"/>
+          <w:sz w:val="21"/>
+        </w:rPr>
+        <w:t xml:space="preserve">ORA-03113</w:t>
+      </w:r>
+      <w:r>
+        <w:rPr>
+          <w:rFonts w:ascii="맑은 고딕" w:hAnsi="맑은 고딕" w:eastAsia="맑은 고딕"/>
+          <w:sz w:val="21"/>
+        </w:rPr>
+        <w:t xml:space="preserve">(연결 끊김)과 이후의 </w:t>
+      </w:r>
+      <w:r>
+        <w:rPr>
+          <w:rFonts w:ascii="Consolas" w:hAnsi="Consolas" w:eastAsia="맑은 고딕"/>
+          <w:sz w:val="21"/>
+        </w:rPr>
+        <w:t xml:space="preserve">ORA-01034</w:t>
+      </w:r>
+      <w:r>
+        <w:rPr>
+          <w:rFonts w:ascii="맑은 고딕" w:hAnsi="맑은 고딕" w:eastAsia="맑은 고딕"/>
+          <w:sz w:val="21"/>
+        </w:rPr>
+        <w:t xml:space="preserve">(인스턴스 없음)는 결과일 뿐 원인이 아니다. 이 두 오류만 보고 원인을 찾으려 하면 안 된다.</w:t>
       </w:r>
     </w:p>
     <w:p>
       <w:r>
         <w:rPr>
           <w:rFonts w:ascii="맑은 고딕" w:hAnsi="맑은 고딕" w:eastAsia="맑은 고딕"/>
-          <w:sz w:val="21"/>
-        </w:rPr>
-        <w:t>**⑤ 기동을 시도해 다음 오류를 확보한다.** `STARTUP MOUNT`까지 되는지, `ALTER DATABASE OPEN`에서 무엇이 걸리는지가 추가 정보가 된다. 실측에서 `CLEAR UNARCHIVED LOGFILE`이 ORA-01624로 거부되면서 "그 로그가 크래시 복구에 필요하다"는 결정적 정보가 나왔다.</w:t>
+          <w:b/>
+          <w:sz w:val="21"/>
+        </w:rPr>
+        <w:t xml:space="preserve">⑤ 기동을 시도해 다음 오류를 확보한다.</w:t>
+      </w:r>
+      <w:r>
+        <w:rPr>
+          <w:rFonts w:ascii="맑은 고딕" w:hAnsi="맑은 고딕" w:eastAsia="맑은 고딕"/>
+          <w:sz w:val="21"/>
+        </w:rPr>
+        <w:t xml:space="preserve"> </w:t>
+      </w:r>
+      <w:r>
+        <w:rPr>
+          <w:rFonts w:ascii="Consolas" w:hAnsi="Consolas" w:eastAsia="맑은 고딕"/>
+          <w:sz w:val="21"/>
+        </w:rPr>
+        <w:t xml:space="preserve">STARTUP MOUNT</w:t>
+      </w:r>
+      <w:r>
+        <w:rPr>
+          <w:rFonts w:ascii="맑은 고딕" w:hAnsi="맑은 고딕" w:eastAsia="맑은 고딕"/>
+          <w:sz w:val="21"/>
+        </w:rPr>
+        <w:t xml:space="preserve">까지 되는지, </w:t>
+      </w:r>
+      <w:r>
+        <w:rPr>
+          <w:rFonts w:ascii="Consolas" w:hAnsi="Consolas" w:eastAsia="맑은 고딕"/>
+          <w:sz w:val="21"/>
+        </w:rPr>
+        <w:t xml:space="preserve">ALTER DATABASE OPEN</w:t>
+      </w:r>
+      <w:r>
+        <w:rPr>
+          <w:rFonts w:ascii="맑은 고딕" w:hAnsi="맑은 고딕" w:eastAsia="맑은 고딕"/>
+          <w:sz w:val="21"/>
+        </w:rPr>
+        <w:t xml:space="preserve">에서 무엇이 걸리는지가 추가 정보가 된다. 실측에서 </w:t>
+      </w:r>
+      <w:r>
+        <w:rPr>
+          <w:rFonts w:ascii="Consolas" w:hAnsi="Consolas" w:eastAsia="맑은 고딕"/>
+          <w:sz w:val="21"/>
+        </w:rPr>
+        <w:t xml:space="preserve">CLEAR UNARCHIVED LOGFILE</w:t>
+      </w:r>
+      <w:r>
+        <w:rPr>
+          <w:rFonts w:ascii="맑은 고딕" w:hAnsi="맑은 고딕" w:eastAsia="맑은 고딕"/>
+          <w:sz w:val="21"/>
+        </w:rPr>
+        <w:t xml:space="preserve">이 ORA-01624로 거부되면서 "그 로그가 크래시 복구에 필요하다"는 결정적 정보가 나왔다.</w:t>
       </w:r>
     </w:p>
     <w:p>
@@ -1734,7 +5150,22 @@
           <w:rFonts w:ascii="맑은 고딕" w:hAnsi="맑은 고딕" w:eastAsia="맑은 고딕"/>
           <w:sz w:val="21"/>
         </w:rPr>
-        <w:t>★ 원칙은 **운영체제 수준의 첫 오류를 찾는 것**이다. 오라클 오류는 대개 그것의 번역이다.</w:t>
+        <w:t xml:space="preserve">★ 원칙은 </w:t>
+      </w:r>
+      <w:r>
+        <w:rPr>
+          <w:rFonts w:ascii="맑은 고딕" w:hAnsi="맑은 고딕" w:eastAsia="맑은 고딕"/>
+          <w:b/>
+          <w:sz w:val="21"/>
+        </w:rPr>
+        <w:t xml:space="preserve">운영체제 수준의 첫 오류를 찾는 것</w:t>
+      </w:r>
+      <w:r>
+        <w:rPr>
+          <w:rFonts w:ascii="맑은 고딕" w:hAnsi="맑은 고딕" w:eastAsia="맑은 고딕"/>
+          <w:sz w:val="21"/>
+        </w:rPr>
+        <w:t xml:space="preserve">이다. 오라클 오류는 대개 그것의 번역이다.</w:t>
       </w:r>
     </w:p>
     <w:p>
@@ -1747,6 +5178,8 @@
       </w:r>
     </w:p>
     <w:sectPr>
+      <w:headerReference w:type="default" r:id="rId9"/>
+      <w:footerReference w:type="default" r:id="rId10"/>
       <w:pgSz w:w="12240" w:h="15840"/>
       <w:pgMar w:top="1440" w:right="1800" w:bottom="1440" w:left="1800" w:header="720" w:footer="720" w:gutter="0"/>
       <w:cols w:space="720"/>
@@ -1754,6 +5187,26 @@
     </w:sectPr>
   </w:body>
 </w:document>
+</file>
+
+<file path=word/footer1.xml><?xml version="1.0" encoding="utf-8"?>
+<w:ftr xmlns:m="http://schemas.openxmlformats.org/officeDocument/2006/math" xmlns:mc="http://schemas.openxmlformats.org/markup-compatibility/2006" xmlns:mo="http://schemas.microsoft.com/office/mac/office/2008/main" xmlns:mv="urn:schemas-microsoft-com:mac:vml" xmlns:o="urn:schemas-microsoft-com:office:office" xmlns:r="http://schemas.openxmlformats.org/officeDocument/2006/relationships" xmlns:v="urn:schemas-microsoft-com:vml" xmlns:w10="urn:schemas-microsoft-com:office:word" xmlns:w14="http://schemas.microsoft.com/office/word/2010/wordml" xmlns:w="http://schemas.openxmlformats.org/wordprocessingml/2006/main" xmlns:wne="http://schemas.microsoft.com/office/word/2006/wordml" xmlns:wp14="http://schemas.microsoft.com/office/word/2010/wordprocessingDrawing" xmlns:wp="http://schemas.openxmlformats.org/drawingml/2006/wordprocessingDrawing" xmlns:wpc="http://schemas.microsoft.com/office/word/2010/wordprocessingCanvas" xmlns:wpg="http://schemas.microsoft.com/office/word/2010/wordprocessingGroup" xmlns:wpi="http://schemas.microsoft.com/office/word/2010/wordprocessingInk" xmlns:wps="http://schemas.microsoft.com/office/word/2010/wordprocessingShape" mc:Ignorable="w14 wp14">
+  <w:p>
+    <w:pPr>
+      <w:pStyle w:val="Footer"/>
+    </w:pPr>
+  </w:p>
+</w:ftr>
+</file>
+
+<file path=word/header1.xml><?xml version="1.0" encoding="utf-8"?>
+<w:hdr xmlns:m="http://schemas.openxmlformats.org/officeDocument/2006/math" xmlns:mc="http://schemas.openxmlformats.org/markup-compatibility/2006" xmlns:mo="http://schemas.microsoft.com/office/mac/office/2008/main" xmlns:mv="urn:schemas-microsoft-com:mac:vml" xmlns:o="urn:schemas-microsoft-com:office:office" xmlns:r="http://schemas.openxmlformats.org/officeDocument/2006/relationships" xmlns:v="urn:schemas-microsoft-com:vml" xmlns:w10="urn:schemas-microsoft-com:office:word" xmlns:w14="http://schemas.microsoft.com/office/word/2010/wordml" xmlns:w="http://schemas.openxmlformats.org/wordprocessingml/2006/main" xmlns:wne="http://schemas.microsoft.com/office/word/2006/wordml" xmlns:wp14="http://schemas.microsoft.com/office/word/2010/wordprocessingDrawing" xmlns:wp="http://schemas.openxmlformats.org/drawingml/2006/wordprocessingDrawing" xmlns:wpc="http://schemas.microsoft.com/office/word/2010/wordprocessingCanvas" xmlns:wpg="http://schemas.microsoft.com/office/word/2010/wordprocessingGroup" xmlns:wpi="http://schemas.microsoft.com/office/word/2010/wordprocessingInk" xmlns:wps="http://schemas.microsoft.com/office/word/2010/wordprocessingShape" mc:Ignorable="w14 wp14">
+  <w:p>
+    <w:pPr>
+      <w:pStyle w:val="Header"/>
+    </w:pPr>
+  </w:p>
+</w:hdr>
 </file>
 
 <file path=word/numbering.xml><?xml version="1.0" encoding="utf-8"?>
